--- a/_tables/tbl-baseline-characteristics.docx
+++ b/_tables/tbl-baseline-characteristics.docx
@@ -11235,7 +11235,7 @@
                 <w:rFonts w:ascii="Calibri" w:hAnsi="Calibri"/>
                 <w:sz w:val="20"/>
               </w:rPr>
-              <w:t xml:space="preserve">Mean (Min - Max); n (%)</w:t>
+              <w:t xml:space="default">Mean (Min - Max); n (%)</w:t>
             </w:r>
           </w:p>
         </w:tc>
@@ -11267,7 +11267,7 @@
                 <w:rFonts w:ascii="Calibri" w:hAnsi="Calibri"/>
                 <w:sz w:val="20"/>
               </w:rPr>
-              <w:t xml:space="preserve">data extracted from case files by trained staff (SSQ-CF).</w:t>
+              <w:t xml:space="default">data extracted from case files by trained staff (SSQ-CF).</w:t>
             </w:r>
           </w:p>
         </w:tc>
@@ -11299,7 +11299,7 @@
                 <w:rFonts w:ascii="Calibri" w:hAnsi="Calibri"/>
                 <w:sz w:val="20"/>
               </w:rPr>
-              <w:t xml:space="preserve">information provided by the participant (SSQ-P).</w:t>
+              <w:t xml:space="default">information provided by the participant (SSQ-P).</w:t>
             </w:r>
           </w:p>
         </w:tc>
@@ -11331,7 +11331,7 @@
                 <w:rFonts w:ascii="Calibri" w:hAnsi="Calibri"/>
                 <w:sz w:val="20"/>
               </w:rPr>
-              <w:t xml:space="preserve">assessed with the ICD-11 screener (LIT), a self-report measure which items follow the ICD-11 diagnostic criteria for paraphilic disorders.</w:t>
+              <w:t xml:space="default">assessed with the ICD-11 screener (LIT), a self-report measure which items follow the ICD-11 diagnostic criteria for paraphilic disorders.</w:t>
             </w:r>
           </w:p>
         </w:tc>
@@ -11363,7 +11363,7 @@
                 <w:rFonts w:ascii="Calibri" w:hAnsi="Calibri"/>
                 <w:sz w:val="20"/>
               </w:rPr>
-              <w:t xml:space="preserve">information provided by supervision officer (SSQ-SO); in the German legal system, probation service refers to supervision and support during a suspended sentence or post-release support after prison, while post-release supervision (Führungsaufsicht) is a court-ordered measure of control and assistance after imprisonment in a high security hospital.</w:t>
+              <w:t xml:space="default">information provided by supervision officer (SSQ-SO); in the German legal system, probation service refers to supervision and support during a suspended sentence or post-release support after prison, while post-release supervision (Führungsaufsicht) is a court-ordered measure of control and assistance after imprisonment in a high security hospital.</w:t>
             </w:r>
           </w:p>
         </w:tc>
@@ -11395,7 +11395,7 @@
                 <w:rFonts w:ascii="Calibri" w:hAnsi="Calibri"/>
                 <w:sz w:val="20"/>
               </w:rPr>
-              <w:t xml:space="preserve">data extracted from case files by trained staff; since the Static-99 is only defined for hands-on offenders, we used the reduced Static-99 as mentioned by [LIT]; all staff member have been trained for the Static-99.</w:t>
+              <w:t xml:space="default">data extracted from case files by trained staff; since the Static-99 is only defined for hands-on offenders, we used the reduced Static-99 as mentioned by [LIT]; all staff member have been trained for the Static-99.</w:t>
             </w:r>
           </w:p>
         </w:tc>
@@ -11427,7 +11427,7 @@
                 <w:rFonts w:ascii="Calibri" w:hAnsi="Calibri"/>
                 <w:sz w:val="20"/>
               </w:rPr>
-              <w:t xml:space="preserve">information provided by supervision officer (SSQ-SO).</w:t>
+              <w:t xml:space="default">information provided by supervision officer (SSQ-SO).</w:t>
             </w:r>
           </w:p>
         </w:tc>
@@ -11459,7 +11459,7 @@
                 <w:rFonts w:ascii="Calibri" w:hAnsi="Calibri"/>
                 <w:sz w:val="20"/>
               </w:rPr>
-              <w:t xml:space="preserve">assessed with the PHQ-D (LIT).</w:t>
+              <w:t xml:space="default">assessed with the PHQ-D (LIT).</w:t>
             </w:r>
           </w:p>
         </w:tc>
@@ -11469,12 +11469,11 @@
       <w:pPr>
         <w:pStyle w:val="FirstParagraph"/>
       </w:pPr>
+      <w:r>
+        <w:t xml:space="preserve"/>
+      </w:r>
     </w:p>
-    <w:sectPr>
-      <w:footnotePr>
-        <w:numRestart w:val="eachSect"/>
-      </w:footnotePr>
-    </w:sectPr>
+    <w:sectPr/>
   </w:body>
 </w:document>
 </file>
@@ -11505,14 +11504,14 @@
 <file path=word/numbering.xml><?xml version="1.0" encoding="utf-8"?>
 <w:numbering xmlns:w="http://schemas.openxmlformats.org/wordprocessingml/2006/main">
   <w:abstractNum w:abstractNumId="990">
-    <w:nsid w:val="0000A990"/>
+    <w:nsid w:val="A990"/>
     <w:multiLevelType w:val="multilevel"/>
     <w:lvl w:ilvl="0">
       <w:numFmt w:val="bullet"/>
       <w:lvlText w:val=" "/>
       <w:lvlJc w:val="left"/>
       <w:pPr>
-        <w:ind w:left="720" w:hanging="360"/>
+        <w:ind w:left="720" w:hanging="480"/>
       </w:pPr>
     </w:lvl>
     <w:lvl w:ilvl="1">
@@ -11520,7 +11519,7 @@
       <w:lvlText w:val=" "/>
       <w:lvlJc w:val="left"/>
       <w:pPr>
-        <w:ind w:left="1440" w:hanging="360"/>
+        <w:ind w:left="1440" w:hanging="480"/>
       </w:pPr>
     </w:lvl>
     <w:lvl w:ilvl="2">
@@ -11528,7 +11527,7 @@
       <w:lvlText w:val=" "/>
       <w:lvlJc w:val="left"/>
       <w:pPr>
-        <w:ind w:left="2160" w:hanging="360"/>
+        <w:ind w:left="2160" w:hanging="480"/>
       </w:pPr>
     </w:lvl>
     <w:lvl w:ilvl="3">
@@ -11536,7 +11535,7 @@
       <w:lvlText w:val=" "/>
       <w:lvlJc w:val="left"/>
       <w:pPr>
-        <w:ind w:left="2880" w:hanging="360"/>
+        <w:ind w:left="2880" w:hanging="480"/>
       </w:pPr>
     </w:lvl>
     <w:lvl w:ilvl="4">
@@ -11544,7 +11543,7 @@
       <w:lvlText w:val=" "/>
       <w:lvlJc w:val="left"/>
       <w:pPr>
-        <w:ind w:left="3600" w:hanging="360"/>
+        <w:ind w:left="3600" w:hanging="480"/>
       </w:pPr>
     </w:lvl>
     <w:lvl w:ilvl="5">
@@ -11552,7 +11551,7 @@
       <w:lvlText w:val=" "/>
       <w:lvlJc w:val="left"/>
       <w:pPr>
-        <w:ind w:left="4320" w:hanging="360"/>
+        <w:ind w:left="4320" w:hanging="480"/>
       </w:pPr>
     </w:lvl>
     <w:lvl w:ilvl="6">
@@ -11560,7 +11559,7 @@
       <w:lvlText w:val=" "/>
       <w:lvlJc w:val="left"/>
       <w:pPr>
-        <w:ind w:left="5040" w:hanging="360"/>
+        <w:ind w:left="5040" w:hanging="480"/>
       </w:pPr>
     </w:lvl>
     <w:lvl w:ilvl="7">
@@ -11568,7 +11567,7 @@
       <w:lvlText w:val=" "/>
       <w:lvlJc w:val="left"/>
       <w:pPr>
-        <w:ind w:left="5760" w:hanging="360"/>
+        <w:ind w:left="5760" w:hanging="480"/>
       </w:pPr>
     </w:lvl>
     <w:lvl w:ilvl="8">
@@ -11576,7 +11575,7 @@
       <w:lvlText w:val=" "/>
       <w:lvlJc w:val="left"/>
       <w:pPr>
-        <w:ind w:left="6480" w:hanging="360"/>
+        <w:ind w:left="6480" w:hanging="480"/>
       </w:pPr>
     </w:lvl>
   </w:abstractNum>
@@ -11612,10 +11611,10 @@
     <w:name w:val="Body Text"/>
     <w:basedOn w:val="Normal"/>
     <w:link w:val="BodyTextChar"/>
-    <w:qFormat/>
     <w:pPr>
       <w:spacing w:after="180" w:before="180"/>
     </w:pPr>
+    <w:qFormat/>
   </w:style>
   <w:style w:customStyle="1" w:styleId="FirstParagraph" w:type="paragraph">
     <w:name w:val="First Paragraph"/>
@@ -11635,94 +11634,57 @@
     <w:name w:val="Title"/>
     <w:basedOn w:val="Normal"/>
     <w:next w:val="BodyText"/>
-    <w:link w:val="TitleChar"/>
-    <w:uiPriority w:val="10"/>
     <w:qFormat/>
-    <w:rsid w:val="00A10FD9"/>
     <w:pPr>
-      <w:spacing w:after="80" w:line="240" w:lineRule="auto"/>
-      <w:contextualSpacing/>
+      <w:keepNext/>
+      <w:keepLines/>
+      <w:spacing w:after="240" w:before="480"/>
       <w:jc w:val="center"/>
     </w:pPr>
     <w:rPr>
       <w:rFonts w:asciiTheme="majorHAnsi" w:cstheme="majorBidi" w:eastAsiaTheme="majorEastAsia" w:hAnsiTheme="majorHAnsi"/>
-      <w:sz w:val="56"/>
-      <w:szCs w:val="56"/>
-    </w:rPr>
-  </w:style>
-  <w:style w:customStyle="1" w:styleId="TitleChar" w:type="character">
-    <w:name w:val="Title Char"/>
-    <w:basedOn w:val="DefaultParagraphFont"/>
-    <w:link w:val="Title"/>
-    <w:uiPriority w:val="10"/>
-    <w:rsid w:val="00A10FD9"/>
-    <w:rPr>
-      <w:rFonts w:asciiTheme="majorHAnsi" w:cstheme="majorBidi" w:eastAsiaTheme="majorEastAsia" w:hAnsiTheme="majorHAnsi"/>
-      <w:sz w:val="56"/>
-      <w:szCs w:val="56"/>
+      <w:b/>
+      <w:bCs/>
+      <w:color w:themeColor="accent1" w:themeShade="B5" w:val="345A8A"/>
+      <w:sz w:val="36"/>
+      <w:szCs w:val="36"/>
     </w:rPr>
   </w:style>
   <w:style w:styleId="Subtitle" w:type="paragraph">
     <w:name w:val="Subtitle"/>
     <w:basedOn w:val="Title"/>
     <w:next w:val="BodyText"/>
-    <w:link w:val="SubtitleChar"/>
-    <w:uiPriority w:val="11"/>
     <w:qFormat/>
-    <w:rsid w:val="00A10FD9"/>
     <w:pPr>
-      <w:numPr>
-        <w:ilvl w:val="1"/>
-      </w:numPr>
+      <w:keepNext/>
+      <w:keepLines/>
+      <w:spacing w:after="240" w:before="240"/>
+      <w:jc w:val="center"/>
     </w:pPr>
     <w:rPr>
-      <w:rFonts w:cstheme="majorBidi" w:eastAsiaTheme="majorEastAsia"/>
-      <w:spacing w:val="15"/>
-      <w:sz w:val="28"/>
-      <w:szCs w:val="28"/>
-    </w:rPr>
-  </w:style>
-  <w:style w:customStyle="1" w:styleId="SubtitleChar" w:type="character">
-    <w:name w:val="Subtitle Char"/>
-    <w:basedOn w:val="DefaultParagraphFont"/>
-    <w:link w:val="Subtitle"/>
-    <w:uiPriority w:val="11"/>
-    <w:rsid w:val="00A10FD9"/>
-    <w:rPr>
-      <w:rFonts w:cstheme="majorBidi" w:eastAsiaTheme="majorEastAsia"/>
-      <w:color w:themeColor="text1" w:themeTint="A6" w:val="595959"/>
-      <w:spacing w:val="15"/>
-      <w:sz w:val="28"/>
-      <w:szCs w:val="28"/>
+      <w:sz w:val="30"/>
+      <w:szCs w:val="30"/>
     </w:rPr>
   </w:style>
   <w:style w:customStyle="1" w:styleId="Author" w:type="paragraph">
     <w:name w:val="Author"/>
-    <w:basedOn w:val="Title"/>
     <w:next w:val="BodyText"/>
     <w:qFormat/>
     <w:pPr>
       <w:keepNext/>
       <w:keepLines/>
+      <w:jc w:val="center"/>
     </w:pPr>
-    <w:rPr>
-      <w:sz w:val="24"/>
-      <w:szCs w:val="24"/>
-    </w:rPr>
   </w:style>
   <w:style w:styleId="Date" w:type="paragraph">
     <w:name w:val="Date"/>
-    <w:basedOn w:val="Title"/>
     <w:next w:val="BodyText"/>
     <w:qFormat/>
     <w:pPr>
       <w:keepNext/>
       <w:keepLines/>
+      <w:jc w:val="center"/>
     </w:pPr>
-    <w:rPr>
-      <w:sz w:val="24"/>
-      <w:szCs w:val="24"/>
-    </w:rPr>
   </w:style>
   <w:style w:customStyle="1" w:styleId="AbstractTitle" w:type="paragraph">
     <w:name w:val="Abstract Title"/>
@@ -11732,13 +11694,15 @@
     <w:pPr>
       <w:keepNext/>
       <w:keepLines/>
+      <w:jc w:val="center"/>
       <w:spacing w:after="0" w:before="300"/>
-      <w:jc w:val="center"/>
     </w:pPr>
     <w:rPr>
-      <w:b/>
       <w:sz w:val="20"/>
       <w:szCs w:val="20"/>
+      <w:b/>
+      <w:color w:val="345A8A"/>
+      &gt;
     </w:rPr>
   </w:style>
   <w:style w:customStyle="1" w:styleId="Abstract" w:type="paragraph">
@@ -11765,321 +11729,191 @@
     <w:rPr/>
   </w:style>
   <w:style w:styleId="Heading1" w:type="paragraph">
-    <w:name w:val="heading 1"/>
+    <w:name w:val="Heading 1"/>
     <w:basedOn w:val="Normal"/>
     <w:next w:val="BodyText"/>
-    <w:link w:val="Heading1Char"/>
     <w:uiPriority w:val="9"/>
     <w:qFormat/>
-    <w:rsid w:val="00A10FD9"/>
     <w:pPr>
       <w:keepNext/>
       <w:keepLines/>
-      <w:spacing w:after="80" w:before="360"/>
+      <w:spacing w:after="0" w:before="480"/>
       <w:outlineLvl w:val="0"/>
     </w:pPr>
     <w:rPr>
       <w:rFonts w:asciiTheme="majorHAnsi" w:cstheme="majorBidi" w:eastAsiaTheme="majorEastAsia" w:hAnsiTheme="majorHAnsi"/>
-      <w:color w:themeColor="accent1" w:themeShade="BF" w:val="0F4761"/>
-      <w:sz w:val="40"/>
-      <w:szCs w:val="40"/>
+      <w:b/>
+      <w:bCs/>
+      <w:color w:themeColor="accent1" w:val="4F81BD"/>
+      <w:sz w:val="32"/>
+      <w:szCs w:val="32"/>
     </w:rPr>
   </w:style>
   <w:style w:styleId="Heading2" w:type="paragraph">
-    <w:name w:val="heading 2"/>
+    <w:name w:val="Heading 2"/>
     <w:basedOn w:val="Normal"/>
     <w:next w:val="BodyText"/>
-    <w:link w:val="Heading2Char"/>
     <w:uiPriority w:val="9"/>
-    <w:semiHidden/>
     <w:unhideWhenUsed/>
     <w:qFormat/>
-    <w:rsid w:val="00A10FD9"/>
     <w:pPr>
       <w:keepNext/>
       <w:keepLines/>
-      <w:spacing w:after="80" w:before="160"/>
+      <w:spacing w:after="0" w:before="200"/>
       <w:outlineLvl w:val="1"/>
     </w:pPr>
     <w:rPr>
       <w:rFonts w:asciiTheme="majorHAnsi" w:cstheme="majorBidi" w:eastAsiaTheme="majorEastAsia" w:hAnsiTheme="majorHAnsi"/>
-      <w:color w:themeColor="accent1" w:themeShade="BF" w:val="0F4761"/>
-      <w:sz w:val="32"/>
-      <w:szCs w:val="32"/>
-    </w:rPr>
-  </w:style>
-  <w:style w:styleId="Heading3" w:type="paragraph">
-    <w:name w:val="heading 3"/>
-    <w:basedOn w:val="Normal"/>
-    <w:next w:val="BodyText"/>
-    <w:link w:val="Heading3Char"/>
-    <w:uiPriority w:val="9"/>
-    <w:semiHidden/>
-    <w:unhideWhenUsed/>
-    <w:qFormat/>
-    <w:rsid w:val="00A10FD9"/>
-    <w:pPr>
-      <w:keepNext/>
-      <w:keepLines/>
-      <w:spacing w:after="80" w:before="160"/>
-      <w:outlineLvl w:val="2"/>
-    </w:pPr>
-    <w:rPr>
-      <w:rFonts w:cstheme="majorBidi" w:eastAsiaTheme="majorEastAsia"/>
-      <w:color w:themeColor="accent1" w:themeShade="BF" w:val="0F4761"/>
+      <w:b/>
+      <w:bCs/>
+      <w:color w:themeColor="accent1" w:val="4F81BD"/>
       <w:sz w:val="28"/>
       <w:szCs w:val="28"/>
     </w:rPr>
   </w:style>
-  <w:style w:styleId="Heading4" w:type="paragraph">
-    <w:name w:val="heading 4"/>
+  <w:style w:styleId="Heading3" w:type="paragraph">
+    <w:name w:val="Heading 3"/>
     <w:basedOn w:val="Normal"/>
     <w:next w:val="BodyText"/>
-    <w:link w:val="Heading4Char"/>
     <w:uiPriority w:val="9"/>
-    <w:semiHidden/>
     <w:unhideWhenUsed/>
     <w:qFormat/>
-    <w:rsid w:val="00A10FD9"/>
     <w:pPr>
       <w:keepNext/>
       <w:keepLines/>
-      <w:spacing w:after="40" w:before="80"/>
+      <w:spacing w:after="0" w:before="200"/>
+      <w:outlineLvl w:val="2"/>
+    </w:pPr>
+    <w:rPr>
+      <w:rFonts w:asciiTheme="majorHAnsi" w:cstheme="majorBidi" w:eastAsiaTheme="majorEastAsia" w:hAnsiTheme="majorHAnsi"/>
+      <w:b/>
+      <w:bCs/>
+      <w:color w:themeColor="accent1" w:val="4F81BD"/>
+      <w:sz w:val="24"/>
+      <w:szCs w:val="24"/>
+    </w:rPr>
+  </w:style>
+  <w:style w:styleId="Heading4" w:type="paragraph">
+    <w:name w:val="Heading 4"/>
+    <w:basedOn w:val="Normal"/>
+    <w:next w:val="BodyText"/>
+    <w:uiPriority w:val="9"/>
+    <w:unhideWhenUsed/>
+    <w:qFormat/>
+    <w:pPr>
+      <w:keepNext/>
+      <w:keepLines/>
+      <w:spacing w:after="0" w:before="200"/>
       <w:outlineLvl w:val="3"/>
     </w:pPr>
     <w:rPr>
-      <w:rFonts w:cstheme="majorBidi" w:eastAsiaTheme="majorEastAsia"/>
+      <w:rFonts w:asciiTheme="majorHAnsi" w:cstheme="majorBidi" w:eastAsiaTheme="majorEastAsia" w:hAnsiTheme="majorHAnsi"/>
       <w:i/>
-      <w:iCs/>
-      <w:color w:themeColor="accent1" w:themeShade="BF" w:val="0F4761"/>
+      <w:bCs/>
+      <w:color w:themeColor="accent1" w:val="4F81BD"/>
+      <w:sz w:val="24"/>
+      <w:szCs w:val="24"/>
     </w:rPr>
   </w:style>
   <w:style w:styleId="Heading5" w:type="paragraph">
-    <w:name w:val="heading 5"/>
+    <w:name w:val="Heading 5"/>
     <w:basedOn w:val="Normal"/>
     <w:next w:val="BodyText"/>
-    <w:link w:val="Heading5Char"/>
     <w:uiPriority w:val="9"/>
-    <w:semiHidden/>
     <w:unhideWhenUsed/>
     <w:qFormat/>
-    <w:rsid w:val="00A10FD9"/>
     <w:pPr>
       <w:keepNext/>
       <w:keepLines/>
-      <w:spacing w:after="40" w:before="80"/>
+      <w:spacing w:after="0" w:before="200"/>
       <w:outlineLvl w:val="4"/>
     </w:pPr>
     <w:rPr>
-      <w:rFonts w:cstheme="majorBidi" w:eastAsiaTheme="majorEastAsia"/>
-      <w:color w:themeColor="accent1" w:themeShade="BF" w:val="0F4761"/>
+      <w:rFonts w:asciiTheme="majorHAnsi" w:cstheme="majorBidi" w:eastAsiaTheme="majorEastAsia" w:hAnsiTheme="majorHAnsi"/>
+      <w:iCs/>
+      <w:color w:themeColor="accent1" w:val="4F81BD"/>
+      <w:sz w:val="24"/>
+      <w:szCs w:val="24"/>
     </w:rPr>
   </w:style>
   <w:style w:styleId="Heading6" w:type="paragraph">
-    <w:name w:val="heading 6"/>
+    <w:name w:val="Heading 6"/>
     <w:basedOn w:val="Normal"/>
     <w:next w:val="BodyText"/>
-    <w:link w:val="Heading6Char"/>
     <w:uiPriority w:val="9"/>
-    <w:semiHidden/>
     <w:unhideWhenUsed/>
     <w:qFormat/>
-    <w:rsid w:val="00A10FD9"/>
     <w:pPr>
       <w:keepNext/>
       <w:keepLines/>
-      <w:spacing w:after="0" w:before="40"/>
+      <w:spacing w:after="0" w:before="200"/>
       <w:outlineLvl w:val="5"/>
     </w:pPr>
     <w:rPr>
-      <w:rFonts w:cstheme="majorBidi" w:eastAsiaTheme="majorEastAsia"/>
-      <w:i/>
-      <w:iCs/>
-      <w:color w:themeColor="text1" w:themeTint="A6" w:val="595959"/>
+      <w:rFonts w:asciiTheme="majorHAnsi" w:cstheme="majorBidi" w:eastAsiaTheme="majorEastAsia" w:hAnsiTheme="majorHAnsi"/>
+      <w:color w:themeColor="accent1" w:val="4F81BD"/>
+      <w:sz w:val="24"/>
+      <w:szCs w:val="24"/>
     </w:rPr>
   </w:style>
   <w:style w:styleId="Heading7" w:type="paragraph">
-    <w:name w:val="heading 7"/>
+    <w:name w:val="Heading 7"/>
     <w:basedOn w:val="Normal"/>
     <w:next w:val="BodyText"/>
-    <w:link w:val="Heading7Char"/>
     <w:uiPriority w:val="9"/>
-    <w:semiHidden/>
     <w:unhideWhenUsed/>
     <w:qFormat/>
-    <w:rsid w:val="00A10FD9"/>
     <w:pPr>
       <w:keepNext/>
       <w:keepLines/>
-      <w:spacing w:after="0" w:before="40"/>
+      <w:spacing w:after="0" w:before="200"/>
       <w:outlineLvl w:val="6"/>
     </w:pPr>
     <w:rPr>
-      <w:rFonts w:cstheme="majorBidi" w:eastAsiaTheme="majorEastAsia"/>
-      <w:color w:themeColor="text1" w:themeTint="A6" w:val="595959"/>
+      <w:rFonts w:asciiTheme="majorHAnsi" w:cstheme="majorBidi" w:eastAsiaTheme="majorEastAsia" w:hAnsiTheme="majorHAnsi"/>
+      <w:color w:themeColor="accent1" w:val="4F81BD"/>
+      <w:sz w:val="24"/>
+      <w:szCs w:val="24"/>
     </w:rPr>
   </w:style>
   <w:style w:styleId="Heading8" w:type="paragraph">
-    <w:name w:val="heading 8"/>
+    <w:name w:val="Heading 8"/>
     <w:basedOn w:val="Normal"/>
     <w:next w:val="BodyText"/>
-    <w:link w:val="Heading8Char"/>
     <w:uiPriority w:val="9"/>
-    <w:semiHidden/>
     <w:unhideWhenUsed/>
     <w:qFormat/>
-    <w:rsid w:val="00A10FD9"/>
     <w:pPr>
       <w:keepNext/>
       <w:keepLines/>
-      <w:spacing w:after="0"/>
+      <w:spacing w:after="0" w:before="200"/>
       <w:outlineLvl w:val="7"/>
     </w:pPr>
     <w:rPr>
-      <w:rFonts w:cstheme="majorBidi" w:eastAsiaTheme="majorEastAsia"/>
-      <w:i/>
-      <w:iCs/>
-      <w:color w:themeColor="text1" w:themeTint="D8" w:val="272727"/>
+      <w:rFonts w:asciiTheme="majorHAnsi" w:cstheme="majorBidi" w:eastAsiaTheme="majorEastAsia" w:hAnsiTheme="majorHAnsi"/>
+      <w:color w:themeColor="accent1" w:val="4F81BD"/>
+      <w:sz w:val="24"/>
+      <w:szCs w:val="24"/>
     </w:rPr>
   </w:style>
   <w:style w:styleId="Heading9" w:type="paragraph">
-    <w:name w:val="heading 9"/>
+    <w:name w:val="Heading 9"/>
     <w:basedOn w:val="Normal"/>
     <w:next w:val="BodyText"/>
-    <w:link w:val="Heading9Char"/>
     <w:uiPriority w:val="9"/>
-    <w:semiHidden/>
     <w:unhideWhenUsed/>
     <w:qFormat/>
-    <w:rsid w:val="00A10FD9"/>
     <w:pPr>
       <w:keepNext/>
       <w:keepLines/>
-      <w:spacing w:after="0"/>
+      <w:spacing w:after="0" w:before="200"/>
       <w:outlineLvl w:val="8"/>
     </w:pPr>
     <w:rPr>
-      <w:rFonts w:cstheme="majorBidi" w:eastAsiaTheme="majorEastAsia"/>
-      <w:color w:themeColor="text1" w:themeTint="D8" w:val="272727"/>
-    </w:rPr>
-  </w:style>
-  <w:style w:customStyle="1" w:styleId="Heading1Char" w:type="character">
-    <w:name w:val="Heading 1 Char"/>
-    <w:basedOn w:val="DefaultParagraphFont"/>
-    <w:link w:val="Heading1"/>
-    <w:uiPriority w:val="9"/>
-    <w:rsid w:val="00A10FD9"/>
-    <w:rPr>
       <w:rFonts w:asciiTheme="majorHAnsi" w:cstheme="majorBidi" w:eastAsiaTheme="majorEastAsia" w:hAnsiTheme="majorHAnsi"/>
-      <w:color w:themeColor="accent1" w:themeShade="BF" w:val="0F4761"/>
-      <w:sz w:val="40"/>
-      <w:szCs w:val="40"/>
-    </w:rPr>
-  </w:style>
-  <w:style w:customStyle="1" w:styleId="Heading2Char" w:type="character">
-    <w:name w:val="Heading 2 Char"/>
-    <w:basedOn w:val="DefaultParagraphFont"/>
-    <w:link w:val="Heading2"/>
-    <w:uiPriority w:val="9"/>
-    <w:semiHidden/>
-    <w:rsid w:val="00A10FD9"/>
-    <w:rPr>
-      <w:rFonts w:asciiTheme="majorHAnsi" w:cstheme="majorBidi" w:eastAsiaTheme="majorEastAsia" w:hAnsiTheme="majorHAnsi"/>
-      <w:color w:themeColor="accent1" w:themeShade="BF" w:val="0F4761"/>
-      <w:sz w:val="32"/>
-      <w:szCs w:val="32"/>
-    </w:rPr>
-  </w:style>
-  <w:style w:customStyle="1" w:styleId="Heading3Char" w:type="character">
-    <w:name w:val="Heading 3 Char"/>
-    <w:basedOn w:val="DefaultParagraphFont"/>
-    <w:link w:val="Heading3"/>
-    <w:uiPriority w:val="9"/>
-    <w:semiHidden/>
-    <w:rsid w:val="00A10FD9"/>
-    <w:rPr>
-      <w:rFonts w:cstheme="majorBidi" w:eastAsiaTheme="majorEastAsia"/>
-      <w:color w:themeColor="accent1" w:themeShade="BF" w:val="0F4761"/>
-      <w:sz w:val="28"/>
-      <w:szCs w:val="28"/>
-    </w:rPr>
-  </w:style>
-  <w:style w:customStyle="1" w:styleId="Heading4Char" w:type="character">
-    <w:name w:val="Heading 4 Char"/>
-    <w:basedOn w:val="DefaultParagraphFont"/>
-    <w:link w:val="Heading4"/>
-    <w:uiPriority w:val="9"/>
-    <w:semiHidden/>
-    <w:rsid w:val="00A10FD9"/>
-    <w:rPr>
-      <w:rFonts w:cstheme="majorBidi" w:eastAsiaTheme="majorEastAsia"/>
-      <w:i/>
-      <w:iCs/>
-      <w:color w:themeColor="accent1" w:themeShade="BF" w:val="0F4761"/>
-    </w:rPr>
-  </w:style>
-  <w:style w:customStyle="1" w:styleId="Heading5Char" w:type="character">
-    <w:name w:val="Heading 5 Char"/>
-    <w:basedOn w:val="DefaultParagraphFont"/>
-    <w:link w:val="Heading5"/>
-    <w:uiPriority w:val="9"/>
-    <w:semiHidden/>
-    <w:rsid w:val="00A10FD9"/>
-    <w:rPr>
-      <w:rFonts w:cstheme="majorBidi" w:eastAsiaTheme="majorEastAsia"/>
-      <w:color w:themeColor="accent1" w:themeShade="BF" w:val="0F4761"/>
-    </w:rPr>
-  </w:style>
-  <w:style w:customStyle="1" w:styleId="Heading6Char" w:type="character">
-    <w:name w:val="Heading 6 Char"/>
-    <w:basedOn w:val="DefaultParagraphFont"/>
-    <w:link w:val="Heading6"/>
-    <w:uiPriority w:val="9"/>
-    <w:semiHidden/>
-    <w:rsid w:val="00A10FD9"/>
-    <w:rPr>
-      <w:rFonts w:cstheme="majorBidi" w:eastAsiaTheme="majorEastAsia"/>
-      <w:i/>
-      <w:iCs/>
-      <w:color w:themeColor="text1" w:themeTint="A6" w:val="595959"/>
-    </w:rPr>
-  </w:style>
-  <w:style w:customStyle="1" w:styleId="Heading7Char" w:type="character">
-    <w:name w:val="Heading 7 Char"/>
-    <w:basedOn w:val="DefaultParagraphFont"/>
-    <w:link w:val="Heading7"/>
-    <w:uiPriority w:val="9"/>
-    <w:semiHidden/>
-    <w:rsid w:val="00A10FD9"/>
-    <w:rPr>
-      <w:rFonts w:cstheme="majorBidi" w:eastAsiaTheme="majorEastAsia"/>
-      <w:color w:themeColor="text1" w:themeTint="A6" w:val="595959"/>
-    </w:rPr>
-  </w:style>
-  <w:style w:customStyle="1" w:styleId="Heading8Char" w:type="character">
-    <w:name w:val="Heading 8 Char"/>
-    <w:basedOn w:val="DefaultParagraphFont"/>
-    <w:link w:val="Heading8"/>
-    <w:uiPriority w:val="9"/>
-    <w:semiHidden/>
-    <w:rsid w:val="00A10FD9"/>
-    <w:rPr>
-      <w:rFonts w:cstheme="majorBidi" w:eastAsiaTheme="majorEastAsia"/>
-      <w:i/>
-      <w:iCs/>
-      <w:color w:themeColor="text1" w:themeTint="D8" w:val="272727"/>
-    </w:rPr>
-  </w:style>
-  <w:style w:customStyle="1" w:styleId="Heading9Char" w:type="character">
-    <w:name w:val="Heading 9 Char"/>
-    <w:basedOn w:val="DefaultParagraphFont"/>
-    <w:link w:val="Heading9"/>
-    <w:uiPriority w:val="9"/>
-    <w:semiHidden/>
-    <w:rsid w:val="00A10FD9"/>
-    <w:rPr>
-      <w:rFonts w:cstheme="majorBidi" w:eastAsiaTheme="majorEastAsia"/>
-      <w:color w:themeColor="text1" w:themeTint="D8" w:val="272727"/>
+      <w:color w:themeColor="accent1" w:val="4F81BD"/>
+      <w:sz w:val="24"/>
+      <w:szCs w:val="24"/>
     </w:rPr>
   </w:style>
   <w:style w:styleId="BlockText" w:type="paragraph">
@@ -12101,18 +11935,6 @@
     <w:uiPriority w:val="9"/>
     <w:unhideWhenUsed/>
     <w:qFormat/>
-  </w:style>
-  <w:style w:styleId="FootnoteBlockText" w:type="paragraph">
-    <w:name w:val="Footnote Block Text"/>
-    <w:basedOn w:val="FootnoteText"/>
-    <w:next w:val="FootnoteText"/>
-    <w:uiPriority w:val="9"/>
-    <w:unhideWhenUsed/>
-    <w:qFormat/>
-    <w:pPr>
-      <w:spacing w:after="100" w:before="100"/>
-      <w:ind w:firstLine="0" w:left="480" w:right="480"/>
-    </w:pPr>
   </w:style>
   <w:style w:default="1" w:styleId="DefaultParagraphFont" w:type="character">
     <w:name w:val="Default Paragraph Font"/>
@@ -12143,10 +11965,10 @@
         <w:jc w:val="left"/>
       </w:trPr>
       <w:tcPr>
+        <w:vAlign w:val="bottom"/>
         <w:tcBorders>
           <w:bottom w:val="single"/>
         </w:tcBorders>
-        <w:vAlign w:val="bottom"/>
       </w:tcPr>
     </w:tblStylePr>
   </w:style>
@@ -12261,8 +12083,8 @@
     <w:name w:val="KeywordTok"/>
     <w:basedOn w:val="VerbatimChar"/>
     <w:rPr>
+      <w:color w:val="007020"/>
       <w:b/>
-      <w:color w:val="007020"/>
     </w:rPr>
   </w:style>
   <w:style w:type="character" w:customStyle="1" w:styleId="DataTypeTok">
@@ -12339,42 +12161,42 @@
     <w:name w:val="ImportTok"/>
     <w:basedOn w:val="VerbatimChar"/>
     <w:rPr>
+      <w:color w:val="008000"/>
       <w:b/>
-      <w:color w:val="008000"/>
     </w:rPr>
   </w:style>
   <w:style w:type="character" w:customStyle="1" w:styleId="CommentTok">
     <w:name w:val="CommentTok"/>
     <w:basedOn w:val="VerbatimChar"/>
     <w:rPr>
+      <w:color w:val="60a0b0"/>
       <w:i/>
-      <w:color w:val="60a0b0"/>
     </w:rPr>
   </w:style>
   <w:style w:type="character" w:customStyle="1" w:styleId="DocumentationTok">
     <w:name w:val="DocumentationTok"/>
     <w:basedOn w:val="VerbatimChar"/>
     <w:rPr>
+      <w:color w:val="ba2121"/>
       <w:i/>
-      <w:color w:val="ba2121"/>
     </w:rPr>
   </w:style>
   <w:style w:type="character" w:customStyle="1" w:styleId="AnnotationTok">
     <w:name w:val="AnnotationTok"/>
     <w:basedOn w:val="VerbatimChar"/>
     <w:rPr>
+      <w:color w:val="60a0b0"/>
       <w:b/>
       <w:i/>
-      <w:color w:val="60a0b0"/>
     </w:rPr>
   </w:style>
   <w:style w:type="character" w:customStyle="1" w:styleId="CommentVarTok">
     <w:name w:val="CommentVarTok"/>
     <w:basedOn w:val="VerbatimChar"/>
     <w:rPr>
+      <w:color w:val="60a0b0"/>
       <w:b/>
       <w:i/>
-      <w:color w:val="60a0b0"/>
     </w:rPr>
   </w:style>
   <w:style w:type="character" w:customStyle="1" w:styleId="OtherTok">
@@ -12402,8 +12224,8 @@
     <w:name w:val="ControlFlowTok"/>
     <w:basedOn w:val="VerbatimChar"/>
     <w:rPr>
+      <w:color w:val="007020"/>
       <w:b/>
-      <w:color w:val="007020"/>
     </w:rPr>
   </w:style>
   <w:style w:type="character" w:customStyle="1" w:styleId="OperatorTok">
@@ -12448,34 +12270,34 @@
     <w:name w:val="InformationTok"/>
     <w:basedOn w:val="VerbatimChar"/>
     <w:rPr>
+      <w:color w:val="60a0b0"/>
       <w:b/>
       <w:i/>
-      <w:color w:val="60a0b0"/>
     </w:rPr>
   </w:style>
   <w:style w:type="character" w:customStyle="1" w:styleId="WarningTok">
     <w:name w:val="WarningTok"/>
     <w:basedOn w:val="VerbatimChar"/>
     <w:rPr>
+      <w:color w:val="60a0b0"/>
       <w:b/>
       <w:i/>
-      <w:color w:val="60a0b0"/>
     </w:rPr>
   </w:style>
   <w:style w:type="character" w:customStyle="1" w:styleId="AlertTok">
     <w:name w:val="AlertTok"/>
     <w:basedOn w:val="VerbatimChar"/>
     <w:rPr>
+      <w:color w:val="ff0000"/>
       <w:b/>
-      <w:color w:val="ff0000"/>
     </w:rPr>
   </w:style>
   <w:style w:type="character" w:customStyle="1" w:styleId="ErrorTok">
     <w:name w:val="ErrorTok"/>
     <w:basedOn w:val="VerbatimChar"/>
     <w:rPr>
+      <w:color w:val="ff0000"/>
       <w:b/>
-      <w:color w:val="ff0000"/>
     </w:rPr>
   </w:style>
   <w:style w:type="character" w:customStyle="1" w:styleId="NormalTok">
@@ -12497,44 +12319,44 @@
         <a:sysClr val="window" lastClr="FFFFFF"/>
       </a:lt1>
       <a:dk2>
-        <a:srgbClr val="0E2841"/>
+        <a:srgbClr val="1F497D"/>
       </a:dk2>
       <a:lt2>
-        <a:srgbClr val="E8E8E8"/>
+        <a:srgbClr val="EEECE1"/>
       </a:lt2>
       <a:accent1>
-        <a:srgbClr val="156082"/>
+        <a:srgbClr val="4F81BD"/>
       </a:accent1>
       <a:accent2>
-        <a:srgbClr val="E97132"/>
+        <a:srgbClr val="C0504D"/>
       </a:accent2>
       <a:accent3>
-        <a:srgbClr val="196B24"/>
+        <a:srgbClr val="9BBB59"/>
       </a:accent3>
       <a:accent4>
-        <a:srgbClr val="0F9ED5"/>
+        <a:srgbClr val="8064A2"/>
       </a:accent4>
       <a:accent5>
-        <a:srgbClr val="A02B93"/>
+        <a:srgbClr val="4BACC6"/>
       </a:accent5>
       <a:accent6>
-        <a:srgbClr val="4EA72E"/>
+        <a:srgbClr val="F79646"/>
       </a:accent6>
       <a:hlink>
-        <a:srgbClr val="467886"/>
+        <a:srgbClr val="0000FF"/>
       </a:hlink>
       <a:folHlink>
-        <a:srgbClr val="96607D"/>
+        <a:srgbClr val="800080"/>
       </a:folHlink>
     </a:clrScheme>
     <a:fontScheme name="Office">
       <a:majorFont>
-        <a:latin typeface="Aptos Display" panose="02110004020202020204"/>
+        <a:latin typeface="Calibri"/>
         <a:ea typeface=""/>
         <a:cs typeface=""/>
-        <a:font script="Jpan" typeface="游ゴシック Light"/>
+        <a:font script="Jpan" typeface="ＭＳ ゴシック"/>
         <a:font script="Hang" typeface="맑은 고딕"/>
-        <a:font script="Hans" typeface="等线 Light"/>
+        <a:font script="Hans" typeface="宋体"/>
         <a:font script="Hant" typeface="新細明體"/>
         <a:font script="Arab" typeface="Times New Roman"/>
         <a:font script="Hebr" typeface="Times New Roman"/>
@@ -12561,32 +12383,14 @@
         <a:font script="Mong" typeface="Mongolian Baiti"/>
         <a:font script="Viet" typeface="Times New Roman"/>
         <a:font script="Uigh" typeface="Microsoft Uighur"/>
-        <a:font script="Geor" typeface="Sylfaen"/>
-        <a:font script="Armn" typeface="Arial"/>
-        <a:font script="Bugi" typeface="Leelawadee UI"/>
-        <a:font script="Bopo" typeface="Microsoft JhengHei"/>
-        <a:font script="Java" typeface="Javanese Text"/>
-        <a:font script="Lisu" typeface="Segoe UI"/>
-        <a:font script="Mymr" typeface="Myanmar Text"/>
-        <a:font script="Nkoo" typeface="Ebrima"/>
-        <a:font script="Olck" typeface="Nirmala UI"/>
-        <a:font script="Osma" typeface="Ebrima"/>
-        <a:font script="Phag" typeface="Phagspa"/>
-        <a:font script="Syrn" typeface="Estrangelo Edessa"/>
-        <a:font script="Syrj" typeface="Estrangelo Edessa"/>
-        <a:font script="Syre" typeface="Estrangelo Edessa"/>
-        <a:font script="Sora" typeface="Nirmala UI"/>
-        <a:font script="Tale" typeface="Microsoft Tai Le"/>
-        <a:font script="Talu" typeface="Microsoft New Tai Lue"/>
-        <a:font script="Tfng" typeface="Ebrima"/>
       </a:majorFont>
       <a:minorFont>
-        <a:latin typeface="Aptos" panose="02110004020202020204"/>
+        <a:latin typeface="Cambria"/>
         <a:ea typeface=""/>
         <a:cs typeface=""/>
-        <a:font script="Jpan" typeface="游明朝"/>
+        <a:font script="Jpan" typeface="ＭＳ 明朝"/>
         <a:font script="Hang" typeface="맑은 고딕"/>
-        <a:font script="Hans" typeface="等线"/>
+        <a:font script="Hans" typeface="宋体"/>
         <a:font script="Hant" typeface="新細明體"/>
         <a:font script="Arab" typeface="Arial"/>
         <a:font script="Hebr" typeface="Arial"/>
@@ -12613,24 +12417,6 @@
         <a:font script="Mong" typeface="Mongolian Baiti"/>
         <a:font script="Viet" typeface="Arial"/>
         <a:font script="Uigh" typeface="Microsoft Uighur"/>
-        <a:font script="Geor" typeface="Sylfaen"/>
-        <a:font script="Armn" typeface="Arial"/>
-        <a:font script="Bugi" typeface="Leelawadee UI"/>
-        <a:font script="Bopo" typeface="Microsoft JhengHei"/>
-        <a:font script="Java" typeface="Javanese Text"/>
-        <a:font script="Lisu" typeface="Segoe UI"/>
-        <a:font script="Mymr" typeface="Myanmar Text"/>
-        <a:font script="Nkoo" typeface="Ebrima"/>
-        <a:font script="Olck" typeface="Nirmala UI"/>
-        <a:font script="Osma" typeface="Ebrima"/>
-        <a:font script="Phag" typeface="Phagspa"/>
-        <a:font script="Syrn" typeface="Estrangelo Edessa"/>
-        <a:font script="Syrj" typeface="Estrangelo Edessa"/>
-        <a:font script="Syre" typeface="Estrangelo Edessa"/>
-        <a:font script="Sora" typeface="Nirmala UI"/>
-        <a:font script="Tale" typeface="Microsoft Tai Le"/>
-        <a:font script="Talu" typeface="Microsoft New Tai Lue"/>
-        <a:font script="Tfng" typeface="Ebrima"/>
       </a:minorFont>
     </a:fontScheme>
     <a:fmtScheme name="Office">
@@ -12642,141 +12428,200 @@
           <a:gsLst>
             <a:gs pos="0">
               <a:schemeClr val="phClr">
-                <a:lumMod val="110000"/>
-                <a:satMod val="105000"/>
-                <a:tint val="67000"/>
+                <a:tint val="50000"/>
+                <a:satMod val="300000"/>
               </a:schemeClr>
             </a:gs>
-            <a:gs pos="50000">
+            <a:gs pos="35000">
               <a:schemeClr val="phClr">
-                <a:lumMod val="105000"/>
-                <a:satMod val="103000"/>
-                <a:tint val="73000"/>
+                <a:tint val="37000"/>
+                <a:satMod val="300000"/>
               </a:schemeClr>
             </a:gs>
             <a:gs pos="100000">
               <a:schemeClr val="phClr">
-                <a:lumMod val="105000"/>
-                <a:satMod val="109000"/>
-                <a:tint val="81000"/>
+                <a:tint val="15000"/>
+                <a:satMod val="350000"/>
               </a:schemeClr>
             </a:gs>
           </a:gsLst>
-          <a:lin ang="5400000" scaled="0"/>
+          <a:lin ang="16200000" scaled="1"/>
         </a:gradFill>
         <a:gradFill rotWithShape="1">
           <a:gsLst>
             <a:gs pos="0">
               <a:schemeClr val="phClr">
-                <a:satMod val="103000"/>
-                <a:lumMod val="102000"/>
-                <a:tint val="94000"/>
-              </a:schemeClr>
-            </a:gs>
-            <a:gs pos="50000">
-              <a:schemeClr val="phClr">
-                <a:satMod val="110000"/>
-                <a:lumMod val="100000"/>
+                <a:tint val="100000"/>
                 <a:shade val="100000"/>
+                <a:satMod val="130000"/>
               </a:schemeClr>
             </a:gs>
             <a:gs pos="100000">
               <a:schemeClr val="phClr">
-                <a:lumMod val="99000"/>
-                <a:satMod val="120000"/>
-                <a:shade val="78000"/>
+                <a:tint val="50000"/>
+                <a:shade val="100000"/>
+                <a:satMod val="350000"/>
               </a:schemeClr>
             </a:gs>
           </a:gsLst>
-          <a:lin ang="5400000" scaled="0"/>
+          <a:lin ang="16200000" scaled="0"/>
         </a:gradFill>
       </a:fillStyleLst>
       <a:lnStyleLst>
-        <a:ln w="6350" cap="flat" cmpd="sng" algn="ctr">
+        <a:ln w="9525" cap="flat" cmpd="sng" algn="ctr">
+          <a:solidFill>
+            <a:schemeClr val="phClr">
+              <a:shade val="95000"/>
+              <a:satMod val="105000"/>
+            </a:schemeClr>
+          </a:solidFill>
+          <a:prstDash val="solid"/>
+        </a:ln>
+        <a:ln w="25400" cap="flat" cmpd="sng" algn="ctr">
           <a:solidFill>
             <a:schemeClr val="phClr"/>
           </a:solidFill>
           <a:prstDash val="solid"/>
-          <a:miter lim="800000"/>
         </a:ln>
-        <a:ln w="12700" cap="flat" cmpd="sng" algn="ctr">
+        <a:ln w="38100" cap="flat" cmpd="sng" algn="ctr">
           <a:solidFill>
             <a:schemeClr val="phClr"/>
           </a:solidFill>
           <a:prstDash val="solid"/>
-          <a:miter lim="800000"/>
-        </a:ln>
-        <a:ln w="19050" cap="flat" cmpd="sng" algn="ctr">
-          <a:solidFill>
-            <a:schemeClr val="phClr"/>
-          </a:solidFill>
-          <a:prstDash val="solid"/>
-          <a:miter lim="800000"/>
         </a:ln>
       </a:lnStyleLst>
       <a:effectStyleLst>
         <a:effectStyle>
-          <a:effectLst/>
-        </a:effectStyle>
-        <a:effectStyle>
-          <a:effectLst/>
+          <a:effectLst>
+            <a:outerShdw blurRad="40000" dist="20000" dir="5400000" rotWithShape="0">
+              <a:srgbClr val="000000">
+                <a:alpha val="38000"/>
+              </a:srgbClr>
+            </a:outerShdw>
+          </a:effectLst>
         </a:effectStyle>
         <a:effectStyle>
           <a:effectLst>
-            <a:outerShdw blurRad="57150" dist="19050" dir="5400000" algn="ctr" rotWithShape="0">
+            <a:outerShdw blurRad="40000" dist="23000" dir="5400000" rotWithShape="0">
               <a:srgbClr val="000000">
-                <a:alpha val="63000"/>
+                <a:alpha val="35000"/>
               </a:srgbClr>
             </a:outerShdw>
           </a:effectLst>
+        </a:effectStyle>
+        <a:effectStyle>
+          <a:effectLst>
+            <a:outerShdw blurRad="40000" dist="23000" dir="5400000" rotWithShape="0">
+              <a:srgbClr val="000000">
+                <a:alpha val="35000"/>
+              </a:srgbClr>
+            </a:outerShdw>
+          </a:effectLst>
+          <a:scene3d>
+            <a:camera prst="orthographicFront">
+              <a:rot lat="0" lon="0" rev="0"/>
+            </a:camera>
+            <a:lightRig rig="threePt" dir="t">
+              <a:rot lat="0" lon="0" rev="1200000"/>
+            </a:lightRig>
+          </a:scene3d>
+          <a:sp3d>
+            <a:bevelT w="63500" h="25400"/>
+          </a:sp3d>
         </a:effectStyle>
       </a:effectStyleLst>
       <a:bgFillStyleLst>
         <a:solidFill>
           <a:schemeClr val="phClr"/>
         </a:solidFill>
-        <a:solidFill>
-          <a:schemeClr val="phClr">
-            <a:tint val="95000"/>
-            <a:satMod val="170000"/>
-          </a:schemeClr>
-        </a:solidFill>
         <a:gradFill rotWithShape="1">
           <a:gsLst>
             <a:gs pos="0">
               <a:schemeClr val="phClr">
-                <a:tint val="93000"/>
-                <a:satMod val="150000"/>
-                <a:shade val="98000"/>
-                <a:lumMod val="102000"/>
+                <a:tint val="40000"/>
+                <a:satMod val="350000"/>
               </a:schemeClr>
             </a:gs>
-            <a:gs pos="50000">
+            <a:gs pos="40000">
               <a:schemeClr val="phClr">
-                <a:tint val="98000"/>
-                <a:satMod val="130000"/>
-                <a:shade val="90000"/>
-                <a:lumMod val="103000"/>
+                <a:tint val="45000"/>
+                <a:shade val="99000"/>
+                <a:satMod val="350000"/>
               </a:schemeClr>
             </a:gs>
             <a:gs pos="100000">
               <a:schemeClr val="phClr">
-                <a:shade val="63000"/>
-                <a:satMod val="120000"/>
+                <a:shade val="20000"/>
+                <a:satMod val="255000"/>
               </a:schemeClr>
             </a:gs>
           </a:gsLst>
-          <a:lin ang="5400000" scaled="0"/>
+          <a:path path="circle">
+            <a:fillToRect l="50000" t="-80000" r="50000" b="180000"/>
+          </a:path>
+        </a:gradFill>
+        <a:gradFill rotWithShape="1">
+          <a:gsLst>
+            <a:gs pos="0">
+              <a:schemeClr val="phClr">
+                <a:tint val="80000"/>
+                <a:satMod val="300000"/>
+              </a:schemeClr>
+            </a:gs>
+            <a:gs pos="100000">
+              <a:schemeClr val="phClr">
+                <a:shade val="30000"/>
+                <a:satMod val="200000"/>
+              </a:schemeClr>
+            </a:gs>
+          </a:gsLst>
+          <a:path path="circle">
+            <a:fillToRect l="50000" t="50000" r="50000" b="50000"/>
+          </a:path>
         </a:gradFill>
       </a:bgFillStyleLst>
     </a:fmtScheme>
   </a:themeElements>
-  <a:objectDefaults/>
+  <a:objectDefaults>
+    <a:spDef>
+      <a:spPr/>
+      <a:bodyPr/>
+      <a:lstStyle/>
+      <a:style>
+        <a:lnRef idx="1">
+          <a:schemeClr val="accent1"/>
+        </a:lnRef>
+        <a:fillRef idx="3">
+          <a:schemeClr val="accent1"/>
+        </a:fillRef>
+        <a:effectRef idx="2">
+          <a:schemeClr val="accent1"/>
+        </a:effectRef>
+        <a:fontRef idx="minor">
+          <a:schemeClr val="lt1"/>
+        </a:fontRef>
+      </a:style>
+    </a:spDef>
+    <a:lnDef>
+      <a:spPr/>
+      <a:bodyPr/>
+      <a:lstStyle/>
+      <a:style>
+        <a:lnRef idx="2">
+          <a:schemeClr val="accent1"/>
+        </a:lnRef>
+        <a:fillRef idx="0">
+          <a:schemeClr val="accent1"/>
+        </a:fillRef>
+        <a:effectRef idx="1">
+          <a:schemeClr val="accent1"/>
+        </a:effectRef>
+        <a:fontRef idx="minor">
+          <a:schemeClr val="tx1"/>
+        </a:fontRef>
+      </a:style>
+    </a:lnDef>
+  </a:objectDefaults>
   <a:extraClrSchemeLst/>
-  <a:extLst>
-    <a:ext uri="{05A4C25C-085E-4340-85A3-A5531E510DB2}">
-      <thm15:themeFamily xmlns:thm15="http://schemas.microsoft.com/office/thememl/2012/main" name="Office Theme" id="{2E142A2C-CD16-42D6-873A-C26D2A0506FA}" vid="{1BDDFF52-6CD6-40A5-AB3C-68EB2F1E4D0A}"/>
-    </a:ext>
-  </a:extLst>
 </a:theme>
 </file>
--- a/_tables/tbl-baseline-characteristics.docx
+++ b/_tables/tbl-baseline-characteristics.docx
@@ -11235,7 +11235,7 @@
                 <w:rFonts w:ascii="Calibri" w:hAnsi="Calibri"/>
                 <w:sz w:val="20"/>
               </w:rPr>
-              <w:t xml:space="default">Mean (Min - Max); n (%)</w:t>
+              <w:t xml:space="preserve">Mean (Min - Max); n (%)</w:t>
             </w:r>
           </w:p>
         </w:tc>
@@ -11267,7 +11267,7 @@
                 <w:rFonts w:ascii="Calibri" w:hAnsi="Calibri"/>
                 <w:sz w:val="20"/>
               </w:rPr>
-              <w:t xml:space="default">data extracted from case files by trained staff (SSQ-CF).</w:t>
+              <w:t xml:space="preserve">data extracted from case files by trained staff (SSQ-CF).</w:t>
             </w:r>
           </w:p>
         </w:tc>
@@ -11299,7 +11299,7 @@
                 <w:rFonts w:ascii="Calibri" w:hAnsi="Calibri"/>
                 <w:sz w:val="20"/>
               </w:rPr>
-              <w:t xml:space="default">information provided by the participant (SSQ-P).</w:t>
+              <w:t xml:space="preserve">information provided by the participant (SSQ-P).</w:t>
             </w:r>
           </w:p>
         </w:tc>
@@ -11331,7 +11331,7 @@
                 <w:rFonts w:ascii="Calibri" w:hAnsi="Calibri"/>
                 <w:sz w:val="20"/>
               </w:rPr>
-              <w:t xml:space="default">assessed with the ICD-11 screener (LIT), a self-report measure which items follow the ICD-11 diagnostic criteria for paraphilic disorders.</w:t>
+              <w:t xml:space="preserve">assessed with the ICD-11 screener (LIT), a self-report measure which items follow the ICD-11 diagnostic criteria for paraphilic disorders.</w:t>
             </w:r>
           </w:p>
         </w:tc>
@@ -11363,7 +11363,7 @@
                 <w:rFonts w:ascii="Calibri" w:hAnsi="Calibri"/>
                 <w:sz w:val="20"/>
               </w:rPr>
-              <w:t xml:space="default">information provided by supervision officer (SSQ-SO); in the German legal system, probation service refers to supervision and support during a suspended sentence or post-release support after prison, while post-release supervision (Führungsaufsicht) is a court-ordered measure of control and assistance after imprisonment in a high security hospital.</w:t>
+              <w:t xml:space="preserve">information provided by supervision officer (SSQ-SO); in the German legal system, probation service refers to supervision and support during a suspended sentence or post-release support after prison, while post-release supervision (Führungsaufsicht) is a court-ordered measure of control and assistance after imprisonment in a high security hospital.</w:t>
             </w:r>
           </w:p>
         </w:tc>
@@ -11395,7 +11395,7 @@
                 <w:rFonts w:ascii="Calibri" w:hAnsi="Calibri"/>
                 <w:sz w:val="20"/>
               </w:rPr>
-              <w:t xml:space="default">data extracted from case files by trained staff; since the Static-99 is only defined for hands-on offenders, we used the reduced Static-99 as mentioned by [LIT]; all staff member have been trained for the Static-99.</w:t>
+              <w:t xml:space="preserve">data extracted from case files by trained staff; since the Static-99 is only defined for hands-on offenders, we used the reduced Static-99 as mentioned by [LIT]; all staff member have been trained for the Static-99.</w:t>
             </w:r>
           </w:p>
         </w:tc>
@@ -11427,7 +11427,7 @@
                 <w:rFonts w:ascii="Calibri" w:hAnsi="Calibri"/>
                 <w:sz w:val="20"/>
               </w:rPr>
-              <w:t xml:space="default">information provided by supervision officer (SSQ-SO).</w:t>
+              <w:t xml:space="preserve">information provided by supervision officer (SSQ-SO).</w:t>
             </w:r>
           </w:p>
         </w:tc>
@@ -11459,7 +11459,7 @@
                 <w:rFonts w:ascii="Calibri" w:hAnsi="Calibri"/>
                 <w:sz w:val="20"/>
               </w:rPr>
-              <w:t xml:space="default">assessed with the PHQ-D (LIT).</w:t>
+              <w:t xml:space="preserve">assessed with the PHQ-D (LIT).</w:t>
             </w:r>
           </w:p>
         </w:tc>
@@ -11469,11 +11469,12 @@
       <w:pPr>
         <w:pStyle w:val="FirstParagraph"/>
       </w:pPr>
-      <w:r>
-        <w:t xml:space="preserve"/>
-      </w:r>
     </w:p>
-    <w:sectPr/>
+    <w:sectPr>
+      <w:footnotePr>
+        <w:numRestart w:val="eachSect"/>
+      </w:footnotePr>
+    </w:sectPr>
   </w:body>
 </w:document>
 </file>
@@ -11504,14 +11505,14 @@
 <file path=word/numbering.xml><?xml version="1.0" encoding="utf-8"?>
 <w:numbering xmlns:w="http://schemas.openxmlformats.org/wordprocessingml/2006/main">
   <w:abstractNum w:abstractNumId="990">
-    <w:nsid w:val="A990"/>
+    <w:nsid w:val="0000A990"/>
     <w:multiLevelType w:val="multilevel"/>
     <w:lvl w:ilvl="0">
       <w:numFmt w:val="bullet"/>
       <w:lvlText w:val=" "/>
       <w:lvlJc w:val="left"/>
       <w:pPr>
-        <w:ind w:left="720" w:hanging="480"/>
+        <w:ind w:left="720" w:hanging="360"/>
       </w:pPr>
     </w:lvl>
     <w:lvl w:ilvl="1">
@@ -11519,7 +11520,7 @@
       <w:lvlText w:val=" "/>
       <w:lvlJc w:val="left"/>
       <w:pPr>
-        <w:ind w:left="1440" w:hanging="480"/>
+        <w:ind w:left="1440" w:hanging="360"/>
       </w:pPr>
     </w:lvl>
     <w:lvl w:ilvl="2">
@@ -11527,7 +11528,7 @@
       <w:lvlText w:val=" "/>
       <w:lvlJc w:val="left"/>
       <w:pPr>
-        <w:ind w:left="2160" w:hanging="480"/>
+        <w:ind w:left="2160" w:hanging="360"/>
       </w:pPr>
     </w:lvl>
     <w:lvl w:ilvl="3">
@@ -11535,7 +11536,7 @@
       <w:lvlText w:val=" "/>
       <w:lvlJc w:val="left"/>
       <w:pPr>
-        <w:ind w:left="2880" w:hanging="480"/>
+        <w:ind w:left="2880" w:hanging="360"/>
       </w:pPr>
     </w:lvl>
     <w:lvl w:ilvl="4">
@@ -11543,7 +11544,7 @@
       <w:lvlText w:val=" "/>
       <w:lvlJc w:val="left"/>
       <w:pPr>
-        <w:ind w:left="3600" w:hanging="480"/>
+        <w:ind w:left="3600" w:hanging="360"/>
       </w:pPr>
     </w:lvl>
     <w:lvl w:ilvl="5">
@@ -11551,7 +11552,7 @@
       <w:lvlText w:val=" "/>
       <w:lvlJc w:val="left"/>
       <w:pPr>
-        <w:ind w:left="4320" w:hanging="480"/>
+        <w:ind w:left="4320" w:hanging="360"/>
       </w:pPr>
     </w:lvl>
     <w:lvl w:ilvl="6">
@@ -11559,7 +11560,7 @@
       <w:lvlText w:val=" "/>
       <w:lvlJc w:val="left"/>
       <w:pPr>
-        <w:ind w:left="5040" w:hanging="480"/>
+        <w:ind w:left="5040" w:hanging="360"/>
       </w:pPr>
     </w:lvl>
     <w:lvl w:ilvl="7">
@@ -11567,7 +11568,7 @@
       <w:lvlText w:val=" "/>
       <w:lvlJc w:val="left"/>
       <w:pPr>
-        <w:ind w:left="5760" w:hanging="480"/>
+        <w:ind w:left="5760" w:hanging="360"/>
       </w:pPr>
     </w:lvl>
     <w:lvl w:ilvl="8">
@@ -11575,7 +11576,7 @@
       <w:lvlText w:val=" "/>
       <w:lvlJc w:val="left"/>
       <w:pPr>
-        <w:ind w:left="6480" w:hanging="480"/>
+        <w:ind w:left="6480" w:hanging="360"/>
       </w:pPr>
     </w:lvl>
   </w:abstractNum>
@@ -11611,10 +11612,10 @@
     <w:name w:val="Body Text"/>
     <w:basedOn w:val="Normal"/>
     <w:link w:val="BodyTextChar"/>
+    <w:qFormat/>
     <w:pPr>
       <w:spacing w:after="180" w:before="180"/>
     </w:pPr>
-    <w:qFormat/>
   </w:style>
   <w:style w:customStyle="1" w:styleId="FirstParagraph" w:type="paragraph">
     <w:name w:val="First Paragraph"/>
@@ -11634,57 +11635,94 @@
     <w:name w:val="Title"/>
     <w:basedOn w:val="Normal"/>
     <w:next w:val="BodyText"/>
+    <w:link w:val="TitleChar"/>
+    <w:uiPriority w:val="10"/>
     <w:qFormat/>
+    <w:rsid w:val="00A10FD9"/>
     <w:pPr>
-      <w:keepNext/>
-      <w:keepLines/>
-      <w:spacing w:after="240" w:before="480"/>
+      <w:spacing w:after="80" w:line="240" w:lineRule="auto"/>
+      <w:contextualSpacing/>
       <w:jc w:val="center"/>
     </w:pPr>
     <w:rPr>
       <w:rFonts w:asciiTheme="majorHAnsi" w:cstheme="majorBidi" w:eastAsiaTheme="majorEastAsia" w:hAnsiTheme="majorHAnsi"/>
-      <w:b/>
-      <w:bCs/>
-      <w:color w:themeColor="accent1" w:themeShade="B5" w:val="345A8A"/>
-      <w:sz w:val="36"/>
-      <w:szCs w:val="36"/>
+      <w:sz w:val="56"/>
+      <w:szCs w:val="56"/>
+    </w:rPr>
+  </w:style>
+  <w:style w:customStyle="1" w:styleId="TitleChar" w:type="character">
+    <w:name w:val="Title Char"/>
+    <w:basedOn w:val="DefaultParagraphFont"/>
+    <w:link w:val="Title"/>
+    <w:uiPriority w:val="10"/>
+    <w:rsid w:val="00A10FD9"/>
+    <w:rPr>
+      <w:rFonts w:asciiTheme="majorHAnsi" w:cstheme="majorBidi" w:eastAsiaTheme="majorEastAsia" w:hAnsiTheme="majorHAnsi"/>
+      <w:sz w:val="56"/>
+      <w:szCs w:val="56"/>
     </w:rPr>
   </w:style>
   <w:style w:styleId="Subtitle" w:type="paragraph">
     <w:name w:val="Subtitle"/>
     <w:basedOn w:val="Title"/>
     <w:next w:val="BodyText"/>
+    <w:link w:val="SubtitleChar"/>
+    <w:uiPriority w:val="11"/>
     <w:qFormat/>
+    <w:rsid w:val="00A10FD9"/>
     <w:pPr>
-      <w:keepNext/>
-      <w:keepLines/>
-      <w:spacing w:after="240" w:before="240"/>
-      <w:jc w:val="center"/>
+      <w:numPr>
+        <w:ilvl w:val="1"/>
+      </w:numPr>
     </w:pPr>
     <w:rPr>
-      <w:sz w:val="30"/>
-      <w:szCs w:val="30"/>
+      <w:rFonts w:cstheme="majorBidi" w:eastAsiaTheme="majorEastAsia"/>
+      <w:spacing w:val="15"/>
+      <w:sz w:val="28"/>
+      <w:szCs w:val="28"/>
+    </w:rPr>
+  </w:style>
+  <w:style w:customStyle="1" w:styleId="SubtitleChar" w:type="character">
+    <w:name w:val="Subtitle Char"/>
+    <w:basedOn w:val="DefaultParagraphFont"/>
+    <w:link w:val="Subtitle"/>
+    <w:uiPriority w:val="11"/>
+    <w:rsid w:val="00A10FD9"/>
+    <w:rPr>
+      <w:rFonts w:cstheme="majorBidi" w:eastAsiaTheme="majorEastAsia"/>
+      <w:color w:themeColor="text1" w:themeTint="A6" w:val="595959"/>
+      <w:spacing w:val="15"/>
+      <w:sz w:val="28"/>
+      <w:szCs w:val="28"/>
     </w:rPr>
   </w:style>
   <w:style w:customStyle="1" w:styleId="Author" w:type="paragraph">
     <w:name w:val="Author"/>
+    <w:basedOn w:val="Title"/>
     <w:next w:val="BodyText"/>
     <w:qFormat/>
     <w:pPr>
       <w:keepNext/>
       <w:keepLines/>
-      <w:jc w:val="center"/>
     </w:pPr>
+    <w:rPr>
+      <w:sz w:val="24"/>
+      <w:szCs w:val="24"/>
+    </w:rPr>
   </w:style>
   <w:style w:styleId="Date" w:type="paragraph">
     <w:name w:val="Date"/>
+    <w:basedOn w:val="Title"/>
     <w:next w:val="BodyText"/>
     <w:qFormat/>
     <w:pPr>
       <w:keepNext/>
       <w:keepLines/>
-      <w:jc w:val="center"/>
     </w:pPr>
+    <w:rPr>
+      <w:sz w:val="24"/>
+      <w:szCs w:val="24"/>
+    </w:rPr>
   </w:style>
   <w:style w:customStyle="1" w:styleId="AbstractTitle" w:type="paragraph">
     <w:name w:val="Abstract Title"/>
@@ -11694,15 +11732,13 @@
     <w:pPr>
       <w:keepNext/>
       <w:keepLines/>
+      <w:spacing w:after="0" w:before="300"/>
       <w:jc w:val="center"/>
-      <w:spacing w:after="0" w:before="300"/>
     </w:pPr>
     <w:rPr>
+      <w:b/>
       <w:sz w:val="20"/>
       <w:szCs w:val="20"/>
-      <w:b/>
-      <w:color w:val="345A8A"/>
-      &gt;
     </w:rPr>
   </w:style>
   <w:style w:customStyle="1" w:styleId="Abstract" w:type="paragraph">
@@ -11729,191 +11765,321 @@
     <w:rPr/>
   </w:style>
   <w:style w:styleId="Heading1" w:type="paragraph">
-    <w:name w:val="Heading 1"/>
+    <w:name w:val="heading 1"/>
     <w:basedOn w:val="Normal"/>
     <w:next w:val="BodyText"/>
+    <w:link w:val="Heading1Char"/>
     <w:uiPriority w:val="9"/>
     <w:qFormat/>
+    <w:rsid w:val="00A10FD9"/>
     <w:pPr>
       <w:keepNext/>
       <w:keepLines/>
-      <w:spacing w:after="0" w:before="480"/>
+      <w:spacing w:after="80" w:before="360"/>
       <w:outlineLvl w:val="0"/>
     </w:pPr>
     <w:rPr>
       <w:rFonts w:asciiTheme="majorHAnsi" w:cstheme="majorBidi" w:eastAsiaTheme="majorEastAsia" w:hAnsiTheme="majorHAnsi"/>
-      <w:b/>
-      <w:bCs/>
-      <w:color w:themeColor="accent1" w:val="4F81BD"/>
+      <w:color w:themeColor="accent1" w:themeShade="BF" w:val="0F4761"/>
+      <w:sz w:val="40"/>
+      <w:szCs w:val="40"/>
+    </w:rPr>
+  </w:style>
+  <w:style w:styleId="Heading2" w:type="paragraph">
+    <w:name w:val="heading 2"/>
+    <w:basedOn w:val="Normal"/>
+    <w:next w:val="BodyText"/>
+    <w:link w:val="Heading2Char"/>
+    <w:uiPriority w:val="9"/>
+    <w:semiHidden/>
+    <w:unhideWhenUsed/>
+    <w:qFormat/>
+    <w:rsid w:val="00A10FD9"/>
+    <w:pPr>
+      <w:keepNext/>
+      <w:keepLines/>
+      <w:spacing w:after="80" w:before="160"/>
+      <w:outlineLvl w:val="1"/>
+    </w:pPr>
+    <w:rPr>
+      <w:rFonts w:asciiTheme="majorHAnsi" w:cstheme="majorBidi" w:eastAsiaTheme="majorEastAsia" w:hAnsiTheme="majorHAnsi"/>
+      <w:color w:themeColor="accent1" w:themeShade="BF" w:val="0F4761"/>
       <w:sz w:val="32"/>
       <w:szCs w:val="32"/>
     </w:rPr>
   </w:style>
-  <w:style w:styleId="Heading2" w:type="paragraph">
-    <w:name w:val="Heading 2"/>
+  <w:style w:styleId="Heading3" w:type="paragraph">
+    <w:name w:val="heading 3"/>
     <w:basedOn w:val="Normal"/>
     <w:next w:val="BodyText"/>
+    <w:link w:val="Heading3Char"/>
     <w:uiPriority w:val="9"/>
+    <w:semiHidden/>
     <w:unhideWhenUsed/>
     <w:qFormat/>
+    <w:rsid w:val="00A10FD9"/>
     <w:pPr>
       <w:keepNext/>
       <w:keepLines/>
-      <w:spacing w:after="0" w:before="200"/>
-      <w:outlineLvl w:val="1"/>
+      <w:spacing w:after="80" w:before="160"/>
+      <w:outlineLvl w:val="2"/>
     </w:pPr>
     <w:rPr>
-      <w:rFonts w:asciiTheme="majorHAnsi" w:cstheme="majorBidi" w:eastAsiaTheme="majorEastAsia" w:hAnsiTheme="majorHAnsi"/>
-      <w:b/>
-      <w:bCs/>
-      <w:color w:themeColor="accent1" w:val="4F81BD"/>
+      <w:rFonts w:cstheme="majorBidi" w:eastAsiaTheme="majorEastAsia"/>
+      <w:color w:themeColor="accent1" w:themeShade="BF" w:val="0F4761"/>
       <w:sz w:val="28"/>
       <w:szCs w:val="28"/>
     </w:rPr>
   </w:style>
-  <w:style w:styleId="Heading3" w:type="paragraph">
-    <w:name w:val="Heading 3"/>
+  <w:style w:styleId="Heading4" w:type="paragraph">
+    <w:name w:val="heading 4"/>
     <w:basedOn w:val="Normal"/>
     <w:next w:val="BodyText"/>
+    <w:link w:val="Heading4Char"/>
     <w:uiPriority w:val="9"/>
+    <w:semiHidden/>
     <w:unhideWhenUsed/>
     <w:qFormat/>
+    <w:rsid w:val="00A10FD9"/>
     <w:pPr>
       <w:keepNext/>
       <w:keepLines/>
-      <w:spacing w:after="0" w:before="200"/>
-      <w:outlineLvl w:val="2"/>
+      <w:spacing w:after="40" w:before="80"/>
+      <w:outlineLvl w:val="3"/>
     </w:pPr>
     <w:rPr>
-      <w:rFonts w:asciiTheme="majorHAnsi" w:cstheme="majorBidi" w:eastAsiaTheme="majorEastAsia" w:hAnsiTheme="majorHAnsi"/>
-      <w:b/>
-      <w:bCs/>
-      <w:color w:themeColor="accent1" w:val="4F81BD"/>
-      <w:sz w:val="24"/>
-      <w:szCs w:val="24"/>
+      <w:rFonts w:cstheme="majorBidi" w:eastAsiaTheme="majorEastAsia"/>
+      <w:i/>
+      <w:iCs/>
+      <w:color w:themeColor="accent1" w:themeShade="BF" w:val="0F4761"/>
     </w:rPr>
   </w:style>
-  <w:style w:styleId="Heading4" w:type="paragraph">
-    <w:name w:val="Heading 4"/>
+  <w:style w:styleId="Heading5" w:type="paragraph">
+    <w:name w:val="heading 5"/>
     <w:basedOn w:val="Normal"/>
     <w:next w:val="BodyText"/>
+    <w:link w:val="Heading5Char"/>
     <w:uiPriority w:val="9"/>
+    <w:semiHidden/>
     <w:unhideWhenUsed/>
     <w:qFormat/>
+    <w:rsid w:val="00A10FD9"/>
     <w:pPr>
       <w:keepNext/>
       <w:keepLines/>
-      <w:spacing w:after="0" w:before="200"/>
-      <w:outlineLvl w:val="3"/>
+      <w:spacing w:after="40" w:before="80"/>
+      <w:outlineLvl w:val="4"/>
     </w:pPr>
     <w:rPr>
-      <w:rFonts w:asciiTheme="majorHAnsi" w:cstheme="majorBidi" w:eastAsiaTheme="majorEastAsia" w:hAnsiTheme="majorHAnsi"/>
-      <w:i/>
-      <w:bCs/>
-      <w:color w:themeColor="accent1" w:val="4F81BD"/>
-      <w:sz w:val="24"/>
-      <w:szCs w:val="24"/>
+      <w:rFonts w:cstheme="majorBidi" w:eastAsiaTheme="majorEastAsia"/>
+      <w:color w:themeColor="accent1" w:themeShade="BF" w:val="0F4761"/>
     </w:rPr>
   </w:style>
-  <w:style w:styleId="Heading5" w:type="paragraph">
-    <w:name w:val="Heading 5"/>
+  <w:style w:styleId="Heading6" w:type="paragraph">
+    <w:name w:val="heading 6"/>
     <w:basedOn w:val="Normal"/>
     <w:next w:val="BodyText"/>
+    <w:link w:val="Heading6Char"/>
     <w:uiPriority w:val="9"/>
+    <w:semiHidden/>
     <w:unhideWhenUsed/>
     <w:qFormat/>
+    <w:rsid w:val="00A10FD9"/>
     <w:pPr>
       <w:keepNext/>
       <w:keepLines/>
-      <w:spacing w:after="0" w:before="200"/>
-      <w:outlineLvl w:val="4"/>
+      <w:spacing w:after="0" w:before="40"/>
+      <w:outlineLvl w:val="5"/>
     </w:pPr>
     <w:rPr>
-      <w:rFonts w:asciiTheme="majorHAnsi" w:cstheme="majorBidi" w:eastAsiaTheme="majorEastAsia" w:hAnsiTheme="majorHAnsi"/>
+      <w:rFonts w:cstheme="majorBidi" w:eastAsiaTheme="majorEastAsia"/>
+      <w:i/>
       <w:iCs/>
-      <w:color w:themeColor="accent1" w:val="4F81BD"/>
-      <w:sz w:val="24"/>
-      <w:szCs w:val="24"/>
+      <w:color w:themeColor="text1" w:themeTint="A6" w:val="595959"/>
     </w:rPr>
   </w:style>
-  <w:style w:styleId="Heading6" w:type="paragraph">
-    <w:name w:val="Heading 6"/>
+  <w:style w:styleId="Heading7" w:type="paragraph">
+    <w:name w:val="heading 7"/>
     <w:basedOn w:val="Normal"/>
     <w:next w:val="BodyText"/>
+    <w:link w:val="Heading7Char"/>
     <w:uiPriority w:val="9"/>
+    <w:semiHidden/>
     <w:unhideWhenUsed/>
     <w:qFormat/>
+    <w:rsid w:val="00A10FD9"/>
     <w:pPr>
       <w:keepNext/>
       <w:keepLines/>
-      <w:spacing w:after="0" w:before="200"/>
-      <w:outlineLvl w:val="5"/>
+      <w:spacing w:after="0" w:before="40"/>
+      <w:outlineLvl w:val="6"/>
     </w:pPr>
     <w:rPr>
-      <w:rFonts w:asciiTheme="majorHAnsi" w:cstheme="majorBidi" w:eastAsiaTheme="majorEastAsia" w:hAnsiTheme="majorHAnsi"/>
-      <w:color w:themeColor="accent1" w:val="4F81BD"/>
-      <w:sz w:val="24"/>
-      <w:szCs w:val="24"/>
+      <w:rFonts w:cstheme="majorBidi" w:eastAsiaTheme="majorEastAsia"/>
+      <w:color w:themeColor="text1" w:themeTint="A6" w:val="595959"/>
     </w:rPr>
   </w:style>
-  <w:style w:styleId="Heading7" w:type="paragraph">
-    <w:name w:val="Heading 7"/>
+  <w:style w:styleId="Heading8" w:type="paragraph">
+    <w:name w:val="heading 8"/>
     <w:basedOn w:val="Normal"/>
     <w:next w:val="BodyText"/>
+    <w:link w:val="Heading8Char"/>
     <w:uiPriority w:val="9"/>
+    <w:semiHidden/>
     <w:unhideWhenUsed/>
     <w:qFormat/>
+    <w:rsid w:val="00A10FD9"/>
     <w:pPr>
       <w:keepNext/>
       <w:keepLines/>
-      <w:spacing w:after="0" w:before="200"/>
-      <w:outlineLvl w:val="6"/>
+      <w:spacing w:after="0"/>
+      <w:outlineLvl w:val="7"/>
     </w:pPr>
     <w:rPr>
-      <w:rFonts w:asciiTheme="majorHAnsi" w:cstheme="majorBidi" w:eastAsiaTheme="majorEastAsia" w:hAnsiTheme="majorHAnsi"/>
-      <w:color w:themeColor="accent1" w:val="4F81BD"/>
-      <w:sz w:val="24"/>
-      <w:szCs w:val="24"/>
+      <w:rFonts w:cstheme="majorBidi" w:eastAsiaTheme="majorEastAsia"/>
+      <w:i/>
+      <w:iCs/>
+      <w:color w:themeColor="text1" w:themeTint="D8" w:val="272727"/>
     </w:rPr>
   </w:style>
-  <w:style w:styleId="Heading8" w:type="paragraph">
-    <w:name w:val="Heading 8"/>
+  <w:style w:styleId="Heading9" w:type="paragraph">
+    <w:name w:val="heading 9"/>
     <w:basedOn w:val="Normal"/>
     <w:next w:val="BodyText"/>
+    <w:link w:val="Heading9Char"/>
     <w:uiPriority w:val="9"/>
+    <w:semiHidden/>
     <w:unhideWhenUsed/>
     <w:qFormat/>
+    <w:rsid w:val="00A10FD9"/>
     <w:pPr>
       <w:keepNext/>
       <w:keepLines/>
-      <w:spacing w:after="0" w:before="200"/>
-      <w:outlineLvl w:val="7"/>
-    </w:pPr>
-    <w:rPr>
-      <w:rFonts w:asciiTheme="majorHAnsi" w:cstheme="majorBidi" w:eastAsiaTheme="majorEastAsia" w:hAnsiTheme="majorHAnsi"/>
-      <w:color w:themeColor="accent1" w:val="4F81BD"/>
-      <w:sz w:val="24"/>
-      <w:szCs w:val="24"/>
-    </w:rPr>
-  </w:style>
-  <w:style w:styleId="Heading9" w:type="paragraph">
-    <w:name w:val="Heading 9"/>
-    <w:basedOn w:val="Normal"/>
-    <w:next w:val="BodyText"/>
-    <w:uiPriority w:val="9"/>
-    <w:unhideWhenUsed/>
-    <w:qFormat/>
-    <w:pPr>
-      <w:keepNext/>
-      <w:keepLines/>
-      <w:spacing w:after="0" w:before="200"/>
+      <w:spacing w:after="0"/>
       <w:outlineLvl w:val="8"/>
     </w:pPr>
     <w:rPr>
+      <w:rFonts w:cstheme="majorBidi" w:eastAsiaTheme="majorEastAsia"/>
+      <w:color w:themeColor="text1" w:themeTint="D8" w:val="272727"/>
+    </w:rPr>
+  </w:style>
+  <w:style w:customStyle="1" w:styleId="Heading1Char" w:type="character">
+    <w:name w:val="Heading 1 Char"/>
+    <w:basedOn w:val="DefaultParagraphFont"/>
+    <w:link w:val="Heading1"/>
+    <w:uiPriority w:val="9"/>
+    <w:rsid w:val="00A10FD9"/>
+    <w:rPr>
       <w:rFonts w:asciiTheme="majorHAnsi" w:cstheme="majorBidi" w:eastAsiaTheme="majorEastAsia" w:hAnsiTheme="majorHAnsi"/>
-      <w:color w:themeColor="accent1" w:val="4F81BD"/>
-      <w:sz w:val="24"/>
-      <w:szCs w:val="24"/>
+      <w:color w:themeColor="accent1" w:themeShade="BF" w:val="0F4761"/>
+      <w:sz w:val="40"/>
+      <w:szCs w:val="40"/>
+    </w:rPr>
+  </w:style>
+  <w:style w:customStyle="1" w:styleId="Heading2Char" w:type="character">
+    <w:name w:val="Heading 2 Char"/>
+    <w:basedOn w:val="DefaultParagraphFont"/>
+    <w:link w:val="Heading2"/>
+    <w:uiPriority w:val="9"/>
+    <w:semiHidden/>
+    <w:rsid w:val="00A10FD9"/>
+    <w:rPr>
+      <w:rFonts w:asciiTheme="majorHAnsi" w:cstheme="majorBidi" w:eastAsiaTheme="majorEastAsia" w:hAnsiTheme="majorHAnsi"/>
+      <w:color w:themeColor="accent1" w:themeShade="BF" w:val="0F4761"/>
+      <w:sz w:val="32"/>
+      <w:szCs w:val="32"/>
+    </w:rPr>
+  </w:style>
+  <w:style w:customStyle="1" w:styleId="Heading3Char" w:type="character">
+    <w:name w:val="Heading 3 Char"/>
+    <w:basedOn w:val="DefaultParagraphFont"/>
+    <w:link w:val="Heading3"/>
+    <w:uiPriority w:val="9"/>
+    <w:semiHidden/>
+    <w:rsid w:val="00A10FD9"/>
+    <w:rPr>
+      <w:rFonts w:cstheme="majorBidi" w:eastAsiaTheme="majorEastAsia"/>
+      <w:color w:themeColor="accent1" w:themeShade="BF" w:val="0F4761"/>
+      <w:sz w:val="28"/>
+      <w:szCs w:val="28"/>
+    </w:rPr>
+  </w:style>
+  <w:style w:customStyle="1" w:styleId="Heading4Char" w:type="character">
+    <w:name w:val="Heading 4 Char"/>
+    <w:basedOn w:val="DefaultParagraphFont"/>
+    <w:link w:val="Heading4"/>
+    <w:uiPriority w:val="9"/>
+    <w:semiHidden/>
+    <w:rsid w:val="00A10FD9"/>
+    <w:rPr>
+      <w:rFonts w:cstheme="majorBidi" w:eastAsiaTheme="majorEastAsia"/>
+      <w:i/>
+      <w:iCs/>
+      <w:color w:themeColor="accent1" w:themeShade="BF" w:val="0F4761"/>
+    </w:rPr>
+  </w:style>
+  <w:style w:customStyle="1" w:styleId="Heading5Char" w:type="character">
+    <w:name w:val="Heading 5 Char"/>
+    <w:basedOn w:val="DefaultParagraphFont"/>
+    <w:link w:val="Heading5"/>
+    <w:uiPriority w:val="9"/>
+    <w:semiHidden/>
+    <w:rsid w:val="00A10FD9"/>
+    <w:rPr>
+      <w:rFonts w:cstheme="majorBidi" w:eastAsiaTheme="majorEastAsia"/>
+      <w:color w:themeColor="accent1" w:themeShade="BF" w:val="0F4761"/>
+    </w:rPr>
+  </w:style>
+  <w:style w:customStyle="1" w:styleId="Heading6Char" w:type="character">
+    <w:name w:val="Heading 6 Char"/>
+    <w:basedOn w:val="DefaultParagraphFont"/>
+    <w:link w:val="Heading6"/>
+    <w:uiPriority w:val="9"/>
+    <w:semiHidden/>
+    <w:rsid w:val="00A10FD9"/>
+    <w:rPr>
+      <w:rFonts w:cstheme="majorBidi" w:eastAsiaTheme="majorEastAsia"/>
+      <w:i/>
+      <w:iCs/>
+      <w:color w:themeColor="text1" w:themeTint="A6" w:val="595959"/>
+    </w:rPr>
+  </w:style>
+  <w:style w:customStyle="1" w:styleId="Heading7Char" w:type="character">
+    <w:name w:val="Heading 7 Char"/>
+    <w:basedOn w:val="DefaultParagraphFont"/>
+    <w:link w:val="Heading7"/>
+    <w:uiPriority w:val="9"/>
+    <w:semiHidden/>
+    <w:rsid w:val="00A10FD9"/>
+    <w:rPr>
+      <w:rFonts w:cstheme="majorBidi" w:eastAsiaTheme="majorEastAsia"/>
+      <w:color w:themeColor="text1" w:themeTint="A6" w:val="595959"/>
+    </w:rPr>
+  </w:style>
+  <w:style w:customStyle="1" w:styleId="Heading8Char" w:type="character">
+    <w:name w:val="Heading 8 Char"/>
+    <w:basedOn w:val="DefaultParagraphFont"/>
+    <w:link w:val="Heading8"/>
+    <w:uiPriority w:val="9"/>
+    <w:semiHidden/>
+    <w:rsid w:val="00A10FD9"/>
+    <w:rPr>
+      <w:rFonts w:cstheme="majorBidi" w:eastAsiaTheme="majorEastAsia"/>
+      <w:i/>
+      <w:iCs/>
+      <w:color w:themeColor="text1" w:themeTint="D8" w:val="272727"/>
+    </w:rPr>
+  </w:style>
+  <w:style w:customStyle="1" w:styleId="Heading9Char" w:type="character">
+    <w:name w:val="Heading 9 Char"/>
+    <w:basedOn w:val="DefaultParagraphFont"/>
+    <w:link w:val="Heading9"/>
+    <w:uiPriority w:val="9"/>
+    <w:semiHidden/>
+    <w:rsid w:val="00A10FD9"/>
+    <w:rPr>
+      <w:rFonts w:cstheme="majorBidi" w:eastAsiaTheme="majorEastAsia"/>
+      <w:color w:themeColor="text1" w:themeTint="D8" w:val="272727"/>
     </w:rPr>
   </w:style>
   <w:style w:styleId="BlockText" w:type="paragraph">
@@ -11935,6 +12101,18 @@
     <w:uiPriority w:val="9"/>
     <w:unhideWhenUsed/>
     <w:qFormat/>
+  </w:style>
+  <w:style w:styleId="FootnoteBlockText" w:type="paragraph">
+    <w:name w:val="Footnote Block Text"/>
+    <w:basedOn w:val="FootnoteText"/>
+    <w:next w:val="FootnoteText"/>
+    <w:uiPriority w:val="9"/>
+    <w:unhideWhenUsed/>
+    <w:qFormat/>
+    <w:pPr>
+      <w:spacing w:after="100" w:before="100"/>
+      <w:ind w:firstLine="0" w:left="480" w:right="480"/>
+    </w:pPr>
   </w:style>
   <w:style w:default="1" w:styleId="DefaultParagraphFont" w:type="character">
     <w:name w:val="Default Paragraph Font"/>
@@ -11965,10 +12143,10 @@
         <w:jc w:val="left"/>
       </w:trPr>
       <w:tcPr>
-        <w:vAlign w:val="bottom"/>
         <w:tcBorders>
           <w:bottom w:val="single"/>
         </w:tcBorders>
+        <w:vAlign w:val="bottom"/>
       </w:tcPr>
     </w:tblStylePr>
   </w:style>
@@ -12083,8 +12261,8 @@
     <w:name w:val="KeywordTok"/>
     <w:basedOn w:val="VerbatimChar"/>
     <w:rPr>
+      <w:b/>
       <w:color w:val="007020"/>
-      <w:b/>
     </w:rPr>
   </w:style>
   <w:style w:type="character" w:customStyle="1" w:styleId="DataTypeTok">
@@ -12161,42 +12339,42 @@
     <w:name w:val="ImportTok"/>
     <w:basedOn w:val="VerbatimChar"/>
     <w:rPr>
+      <w:b/>
       <w:color w:val="008000"/>
-      <w:b/>
     </w:rPr>
   </w:style>
   <w:style w:type="character" w:customStyle="1" w:styleId="CommentTok">
     <w:name w:val="CommentTok"/>
     <w:basedOn w:val="VerbatimChar"/>
     <w:rPr>
+      <w:i/>
       <w:color w:val="60a0b0"/>
-      <w:i/>
     </w:rPr>
   </w:style>
   <w:style w:type="character" w:customStyle="1" w:styleId="DocumentationTok">
     <w:name w:val="DocumentationTok"/>
     <w:basedOn w:val="VerbatimChar"/>
     <w:rPr>
+      <w:i/>
       <w:color w:val="ba2121"/>
-      <w:i/>
     </w:rPr>
   </w:style>
   <w:style w:type="character" w:customStyle="1" w:styleId="AnnotationTok">
     <w:name w:val="AnnotationTok"/>
     <w:basedOn w:val="VerbatimChar"/>
     <w:rPr>
-      <w:color w:val="60a0b0"/>
       <w:b/>
       <w:i/>
+      <w:color w:val="60a0b0"/>
     </w:rPr>
   </w:style>
   <w:style w:type="character" w:customStyle="1" w:styleId="CommentVarTok">
     <w:name w:val="CommentVarTok"/>
     <w:basedOn w:val="VerbatimChar"/>
     <w:rPr>
-      <w:color w:val="60a0b0"/>
       <w:b/>
       <w:i/>
+      <w:color w:val="60a0b0"/>
     </w:rPr>
   </w:style>
   <w:style w:type="character" w:customStyle="1" w:styleId="OtherTok">
@@ -12224,8 +12402,8 @@
     <w:name w:val="ControlFlowTok"/>
     <w:basedOn w:val="VerbatimChar"/>
     <w:rPr>
+      <w:b/>
       <w:color w:val="007020"/>
-      <w:b/>
     </w:rPr>
   </w:style>
   <w:style w:type="character" w:customStyle="1" w:styleId="OperatorTok">
@@ -12270,34 +12448,34 @@
     <w:name w:val="InformationTok"/>
     <w:basedOn w:val="VerbatimChar"/>
     <w:rPr>
-      <w:color w:val="60a0b0"/>
       <w:b/>
       <w:i/>
+      <w:color w:val="60a0b0"/>
     </w:rPr>
   </w:style>
   <w:style w:type="character" w:customStyle="1" w:styleId="WarningTok">
     <w:name w:val="WarningTok"/>
     <w:basedOn w:val="VerbatimChar"/>
     <w:rPr>
-      <w:color w:val="60a0b0"/>
       <w:b/>
       <w:i/>
+      <w:color w:val="60a0b0"/>
     </w:rPr>
   </w:style>
   <w:style w:type="character" w:customStyle="1" w:styleId="AlertTok">
     <w:name w:val="AlertTok"/>
     <w:basedOn w:val="VerbatimChar"/>
     <w:rPr>
+      <w:b/>
       <w:color w:val="ff0000"/>
-      <w:b/>
     </w:rPr>
   </w:style>
   <w:style w:type="character" w:customStyle="1" w:styleId="ErrorTok">
     <w:name w:val="ErrorTok"/>
     <w:basedOn w:val="VerbatimChar"/>
     <w:rPr>
+      <w:b/>
       <w:color w:val="ff0000"/>
-      <w:b/>
     </w:rPr>
   </w:style>
   <w:style w:type="character" w:customStyle="1" w:styleId="NormalTok">
@@ -12319,44 +12497,44 @@
         <a:sysClr val="window" lastClr="FFFFFF"/>
       </a:lt1>
       <a:dk2>
-        <a:srgbClr val="1F497D"/>
+        <a:srgbClr val="0E2841"/>
       </a:dk2>
       <a:lt2>
-        <a:srgbClr val="EEECE1"/>
+        <a:srgbClr val="E8E8E8"/>
       </a:lt2>
       <a:accent1>
-        <a:srgbClr val="4F81BD"/>
+        <a:srgbClr val="156082"/>
       </a:accent1>
       <a:accent2>
-        <a:srgbClr val="C0504D"/>
+        <a:srgbClr val="E97132"/>
       </a:accent2>
       <a:accent3>
-        <a:srgbClr val="9BBB59"/>
+        <a:srgbClr val="196B24"/>
       </a:accent3>
       <a:accent4>
-        <a:srgbClr val="8064A2"/>
+        <a:srgbClr val="0F9ED5"/>
       </a:accent4>
       <a:accent5>
-        <a:srgbClr val="4BACC6"/>
+        <a:srgbClr val="A02B93"/>
       </a:accent5>
       <a:accent6>
-        <a:srgbClr val="F79646"/>
+        <a:srgbClr val="4EA72E"/>
       </a:accent6>
       <a:hlink>
-        <a:srgbClr val="0000FF"/>
+        <a:srgbClr val="467886"/>
       </a:hlink>
       <a:folHlink>
-        <a:srgbClr val="800080"/>
+        <a:srgbClr val="96607D"/>
       </a:folHlink>
     </a:clrScheme>
     <a:fontScheme name="Office">
       <a:majorFont>
-        <a:latin typeface="Calibri"/>
+        <a:latin typeface="Aptos Display" panose="02110004020202020204"/>
         <a:ea typeface=""/>
         <a:cs typeface=""/>
-        <a:font script="Jpan" typeface="ＭＳ ゴシック"/>
+        <a:font script="Jpan" typeface="游ゴシック Light"/>
         <a:font script="Hang" typeface="맑은 고딕"/>
-        <a:font script="Hans" typeface="宋体"/>
+        <a:font script="Hans" typeface="等线 Light"/>
         <a:font script="Hant" typeface="新細明體"/>
         <a:font script="Arab" typeface="Times New Roman"/>
         <a:font script="Hebr" typeface="Times New Roman"/>
@@ -12383,14 +12561,32 @@
         <a:font script="Mong" typeface="Mongolian Baiti"/>
         <a:font script="Viet" typeface="Times New Roman"/>
         <a:font script="Uigh" typeface="Microsoft Uighur"/>
+        <a:font script="Geor" typeface="Sylfaen"/>
+        <a:font script="Armn" typeface="Arial"/>
+        <a:font script="Bugi" typeface="Leelawadee UI"/>
+        <a:font script="Bopo" typeface="Microsoft JhengHei"/>
+        <a:font script="Java" typeface="Javanese Text"/>
+        <a:font script="Lisu" typeface="Segoe UI"/>
+        <a:font script="Mymr" typeface="Myanmar Text"/>
+        <a:font script="Nkoo" typeface="Ebrima"/>
+        <a:font script="Olck" typeface="Nirmala UI"/>
+        <a:font script="Osma" typeface="Ebrima"/>
+        <a:font script="Phag" typeface="Phagspa"/>
+        <a:font script="Syrn" typeface="Estrangelo Edessa"/>
+        <a:font script="Syrj" typeface="Estrangelo Edessa"/>
+        <a:font script="Syre" typeface="Estrangelo Edessa"/>
+        <a:font script="Sora" typeface="Nirmala UI"/>
+        <a:font script="Tale" typeface="Microsoft Tai Le"/>
+        <a:font script="Talu" typeface="Microsoft New Tai Lue"/>
+        <a:font script="Tfng" typeface="Ebrima"/>
       </a:majorFont>
       <a:minorFont>
-        <a:latin typeface="Cambria"/>
+        <a:latin typeface="Aptos" panose="02110004020202020204"/>
         <a:ea typeface=""/>
         <a:cs typeface=""/>
-        <a:font script="Jpan" typeface="ＭＳ 明朝"/>
+        <a:font script="Jpan" typeface="游明朝"/>
         <a:font script="Hang" typeface="맑은 고딕"/>
-        <a:font script="Hans" typeface="宋体"/>
+        <a:font script="Hans" typeface="等线"/>
         <a:font script="Hant" typeface="新細明體"/>
         <a:font script="Arab" typeface="Arial"/>
         <a:font script="Hebr" typeface="Arial"/>
@@ -12417,6 +12613,24 @@
         <a:font script="Mong" typeface="Mongolian Baiti"/>
         <a:font script="Viet" typeface="Arial"/>
         <a:font script="Uigh" typeface="Microsoft Uighur"/>
+        <a:font script="Geor" typeface="Sylfaen"/>
+        <a:font script="Armn" typeface="Arial"/>
+        <a:font script="Bugi" typeface="Leelawadee UI"/>
+        <a:font script="Bopo" typeface="Microsoft JhengHei"/>
+        <a:font script="Java" typeface="Javanese Text"/>
+        <a:font script="Lisu" typeface="Segoe UI"/>
+        <a:font script="Mymr" typeface="Myanmar Text"/>
+        <a:font script="Nkoo" typeface="Ebrima"/>
+        <a:font script="Olck" typeface="Nirmala UI"/>
+        <a:font script="Osma" typeface="Ebrima"/>
+        <a:font script="Phag" typeface="Phagspa"/>
+        <a:font script="Syrn" typeface="Estrangelo Edessa"/>
+        <a:font script="Syrj" typeface="Estrangelo Edessa"/>
+        <a:font script="Syre" typeface="Estrangelo Edessa"/>
+        <a:font script="Sora" typeface="Nirmala UI"/>
+        <a:font script="Tale" typeface="Microsoft Tai Le"/>
+        <a:font script="Talu" typeface="Microsoft New Tai Lue"/>
+        <a:font script="Tfng" typeface="Ebrima"/>
       </a:minorFont>
     </a:fontScheme>
     <a:fmtScheme name="Office">
@@ -12428,200 +12642,141 @@
           <a:gsLst>
             <a:gs pos="0">
               <a:schemeClr val="phClr">
-                <a:tint val="50000"/>
-                <a:satMod val="300000"/>
+                <a:lumMod val="110000"/>
+                <a:satMod val="105000"/>
+                <a:tint val="67000"/>
               </a:schemeClr>
             </a:gs>
-            <a:gs pos="35000">
+            <a:gs pos="50000">
               <a:schemeClr val="phClr">
-                <a:tint val="37000"/>
-                <a:satMod val="300000"/>
+                <a:lumMod val="105000"/>
+                <a:satMod val="103000"/>
+                <a:tint val="73000"/>
               </a:schemeClr>
             </a:gs>
             <a:gs pos="100000">
               <a:schemeClr val="phClr">
-                <a:tint val="15000"/>
-                <a:satMod val="350000"/>
+                <a:lumMod val="105000"/>
+                <a:satMod val="109000"/>
+                <a:tint val="81000"/>
               </a:schemeClr>
             </a:gs>
           </a:gsLst>
-          <a:lin ang="16200000" scaled="1"/>
+          <a:lin ang="5400000" scaled="0"/>
         </a:gradFill>
         <a:gradFill rotWithShape="1">
           <a:gsLst>
             <a:gs pos="0">
               <a:schemeClr val="phClr">
-                <a:tint val="100000"/>
+                <a:satMod val="103000"/>
+                <a:lumMod val="102000"/>
+                <a:tint val="94000"/>
+              </a:schemeClr>
+            </a:gs>
+            <a:gs pos="50000">
+              <a:schemeClr val="phClr">
+                <a:satMod val="110000"/>
+                <a:lumMod val="100000"/>
                 <a:shade val="100000"/>
-                <a:satMod val="130000"/>
               </a:schemeClr>
             </a:gs>
             <a:gs pos="100000">
               <a:schemeClr val="phClr">
-                <a:tint val="50000"/>
-                <a:shade val="100000"/>
-                <a:satMod val="350000"/>
+                <a:lumMod val="99000"/>
+                <a:satMod val="120000"/>
+                <a:shade val="78000"/>
               </a:schemeClr>
             </a:gs>
           </a:gsLst>
-          <a:lin ang="16200000" scaled="0"/>
+          <a:lin ang="5400000" scaled="0"/>
         </a:gradFill>
       </a:fillStyleLst>
       <a:lnStyleLst>
-        <a:ln w="9525" cap="flat" cmpd="sng" algn="ctr">
-          <a:solidFill>
-            <a:schemeClr val="phClr">
-              <a:shade val="95000"/>
-              <a:satMod val="105000"/>
-            </a:schemeClr>
-          </a:solidFill>
-          <a:prstDash val="solid"/>
-        </a:ln>
-        <a:ln w="25400" cap="flat" cmpd="sng" algn="ctr">
+        <a:ln w="6350" cap="flat" cmpd="sng" algn="ctr">
           <a:solidFill>
             <a:schemeClr val="phClr"/>
           </a:solidFill>
           <a:prstDash val="solid"/>
+          <a:miter lim="800000"/>
         </a:ln>
-        <a:ln w="38100" cap="flat" cmpd="sng" algn="ctr">
+        <a:ln w="12700" cap="flat" cmpd="sng" algn="ctr">
           <a:solidFill>
             <a:schemeClr val="phClr"/>
           </a:solidFill>
           <a:prstDash val="solid"/>
+          <a:miter lim="800000"/>
+        </a:ln>
+        <a:ln w="19050" cap="flat" cmpd="sng" algn="ctr">
+          <a:solidFill>
+            <a:schemeClr val="phClr"/>
+          </a:solidFill>
+          <a:prstDash val="solid"/>
+          <a:miter lim="800000"/>
         </a:ln>
       </a:lnStyleLst>
       <a:effectStyleLst>
         <a:effectStyle>
+          <a:effectLst/>
+        </a:effectStyle>
+        <a:effectStyle>
+          <a:effectLst/>
+        </a:effectStyle>
+        <a:effectStyle>
           <a:effectLst>
-            <a:outerShdw blurRad="40000" dist="20000" dir="5400000" rotWithShape="0">
+            <a:outerShdw blurRad="57150" dist="19050" dir="5400000" algn="ctr" rotWithShape="0">
               <a:srgbClr val="000000">
-                <a:alpha val="38000"/>
+                <a:alpha val="63000"/>
               </a:srgbClr>
             </a:outerShdw>
           </a:effectLst>
-        </a:effectStyle>
-        <a:effectStyle>
-          <a:effectLst>
-            <a:outerShdw blurRad="40000" dist="23000" dir="5400000" rotWithShape="0">
-              <a:srgbClr val="000000">
-                <a:alpha val="35000"/>
-              </a:srgbClr>
-            </a:outerShdw>
-          </a:effectLst>
-        </a:effectStyle>
-        <a:effectStyle>
-          <a:effectLst>
-            <a:outerShdw blurRad="40000" dist="23000" dir="5400000" rotWithShape="0">
-              <a:srgbClr val="000000">
-                <a:alpha val="35000"/>
-              </a:srgbClr>
-            </a:outerShdw>
-          </a:effectLst>
-          <a:scene3d>
-            <a:camera prst="orthographicFront">
-              <a:rot lat="0" lon="0" rev="0"/>
-            </a:camera>
-            <a:lightRig rig="threePt" dir="t">
-              <a:rot lat="0" lon="0" rev="1200000"/>
-            </a:lightRig>
-          </a:scene3d>
-          <a:sp3d>
-            <a:bevelT w="63500" h="25400"/>
-          </a:sp3d>
         </a:effectStyle>
       </a:effectStyleLst>
       <a:bgFillStyleLst>
         <a:solidFill>
           <a:schemeClr val="phClr"/>
         </a:solidFill>
+        <a:solidFill>
+          <a:schemeClr val="phClr">
+            <a:tint val="95000"/>
+            <a:satMod val="170000"/>
+          </a:schemeClr>
+        </a:solidFill>
         <a:gradFill rotWithShape="1">
           <a:gsLst>
             <a:gs pos="0">
               <a:schemeClr val="phClr">
-                <a:tint val="40000"/>
-                <a:satMod val="350000"/>
+                <a:tint val="93000"/>
+                <a:satMod val="150000"/>
+                <a:shade val="98000"/>
+                <a:lumMod val="102000"/>
               </a:schemeClr>
             </a:gs>
-            <a:gs pos="40000">
+            <a:gs pos="50000">
               <a:schemeClr val="phClr">
-                <a:tint val="45000"/>
-                <a:shade val="99000"/>
-                <a:satMod val="350000"/>
+                <a:tint val="98000"/>
+                <a:satMod val="130000"/>
+                <a:shade val="90000"/>
+                <a:lumMod val="103000"/>
               </a:schemeClr>
             </a:gs>
             <a:gs pos="100000">
               <a:schemeClr val="phClr">
-                <a:shade val="20000"/>
-                <a:satMod val="255000"/>
+                <a:shade val="63000"/>
+                <a:satMod val="120000"/>
               </a:schemeClr>
             </a:gs>
           </a:gsLst>
-          <a:path path="circle">
-            <a:fillToRect l="50000" t="-80000" r="50000" b="180000"/>
-          </a:path>
-        </a:gradFill>
-        <a:gradFill rotWithShape="1">
-          <a:gsLst>
-            <a:gs pos="0">
-              <a:schemeClr val="phClr">
-                <a:tint val="80000"/>
-                <a:satMod val="300000"/>
-              </a:schemeClr>
-            </a:gs>
-            <a:gs pos="100000">
-              <a:schemeClr val="phClr">
-                <a:shade val="30000"/>
-                <a:satMod val="200000"/>
-              </a:schemeClr>
-            </a:gs>
-          </a:gsLst>
-          <a:path path="circle">
-            <a:fillToRect l="50000" t="50000" r="50000" b="50000"/>
-          </a:path>
+          <a:lin ang="5400000" scaled="0"/>
         </a:gradFill>
       </a:bgFillStyleLst>
     </a:fmtScheme>
   </a:themeElements>
-  <a:objectDefaults>
-    <a:spDef>
-      <a:spPr/>
-      <a:bodyPr/>
-      <a:lstStyle/>
-      <a:style>
-        <a:lnRef idx="1">
-          <a:schemeClr val="accent1"/>
-        </a:lnRef>
-        <a:fillRef idx="3">
-          <a:schemeClr val="accent1"/>
-        </a:fillRef>
-        <a:effectRef idx="2">
-          <a:schemeClr val="accent1"/>
-        </a:effectRef>
-        <a:fontRef idx="minor">
-          <a:schemeClr val="lt1"/>
-        </a:fontRef>
-      </a:style>
-    </a:spDef>
-    <a:lnDef>
-      <a:spPr/>
-      <a:bodyPr/>
-      <a:lstStyle/>
-      <a:style>
-        <a:lnRef idx="2">
-          <a:schemeClr val="accent1"/>
-        </a:lnRef>
-        <a:fillRef idx="0">
-          <a:schemeClr val="accent1"/>
-        </a:fillRef>
-        <a:effectRef idx="1">
-          <a:schemeClr val="accent1"/>
-        </a:effectRef>
-        <a:fontRef idx="minor">
-          <a:schemeClr val="tx1"/>
-        </a:fontRef>
-      </a:style>
-    </a:lnDef>
-  </a:objectDefaults>
+  <a:objectDefaults/>
   <a:extraClrSchemeLst/>
+  <a:extLst>
+    <a:ext uri="{05A4C25C-085E-4340-85A3-A5531E510DB2}">
+      <thm15:themeFamily xmlns:thm15="http://schemas.microsoft.com/office/thememl/2012/main" name="Office Theme" id="{2E142A2C-CD16-42D6-873A-C26D2A0506FA}" vid="{1BDDFF52-6CD6-40A5-AB3C-68EB2F1E4D0A}"/>
+    </a:ext>
+  </a:extLst>
 </a:theme>
 </file>
--- a/_tables/tbl-baseline-characteristics.docx
+++ b/_tables/tbl-baseline-characteristics.docx
@@ -11267,7 +11267,7 @@
                 <w:rFonts w:ascii="Calibri" w:hAnsi="Calibri"/>
                 <w:sz w:val="20"/>
               </w:rPr>
-              <w:t xml:space="preserve">data extracted from case files by trained staff (SSQ-CF).</w:t>
+              <w:t xml:space="preserve">data extracted from case files by trained staff (Sample Specifications Questionnaire based on the Court File, SSQ-CF).</w:t>
             </w:r>
           </w:p>
         </w:tc>
@@ -11299,7 +11299,7 @@
                 <w:rFonts w:ascii="Calibri" w:hAnsi="Calibri"/>
                 <w:sz w:val="20"/>
               </w:rPr>
-              <w:t xml:space="preserve">information provided by the participant (SSQ-P).</w:t>
+              <w:t xml:space="preserve">information provided by the participant (Sample Specifications Questionnaire for the Participant, SSQ-P).</w:t>
             </w:r>
           </w:p>
         </w:tc>
@@ -11331,7 +11331,7 @@
                 <w:rFonts w:ascii="Calibri" w:hAnsi="Calibri"/>
                 <w:sz w:val="20"/>
               </w:rPr>
-              <w:t xml:space="preserve">assessed with the ICD-11 screener (LIT), a self-report measure which items follow the ICD-11 diagnostic criteria for paraphilic disorders.</w:t>
+              <w:t xml:space="preserve">assessed with the ICD-11 screener, a self-report measure which items follow the ICD-11 diagnostic criteria for paraphilic disorders.</w:t>
             </w:r>
           </w:p>
         </w:tc>
@@ -11395,7 +11395,7 @@
                 <w:rFonts w:ascii="Calibri" w:hAnsi="Calibri"/>
                 <w:sz w:val="20"/>
               </w:rPr>
-              <w:t xml:space="preserve">data extracted from case files by trained staff; since the Static-99 is only defined for hands-on offenders, we used the reduced Static-99 as mentioned by [LIT]; all staff member have been trained for the Static-99.</w:t>
+              <w:t xml:space="preserve">data extracted from case files by trained staff (Sample Specifications Questionnaire based on the Court File, SSQ-CF); since the Static-99 is only defined for hands-on offenders, the reduced Static-99 as mentioned by Seto et al. (2012) was used); all staff member have been trained for the Static-99.</w:t>
             </w:r>
           </w:p>
         </w:tc>
@@ -11427,7 +11427,7 @@
                 <w:rFonts w:ascii="Calibri" w:hAnsi="Calibri"/>
                 <w:sz w:val="20"/>
               </w:rPr>
-              <w:t xml:space="preserve">information provided by supervision officer (SSQ-SO).</w:t>
+              <w:t xml:space="preserve">information provided by supervision officer (Sample Specifications Questionnaire for the SO, SSQ-SO).</w:t>
             </w:r>
           </w:p>
         </w:tc>
@@ -11460,6 +11460,29 @@
                 <w:sz w:val="20"/>
               </w:rPr>
               <w:t xml:space="preserve">assessed with the PHQ-D (LIT).</w:t>
+            </w:r>
+          </w:p>
+        </w:tc>
+      </w:tr>
+      <w:tr>
+        <w:trPr>
+          <w:cantSplit/>
+        </w:trPr>
+        <w:tc>
+          <w:tcPr>
+            <w:gridSpan w:val="4"/>
+          </w:tcPr>
+          <w:p>
+            <w:pPr>
+              <w:spacing w:before="0" w:after="60"/>
+              <w:keepNext/>
+            </w:pPr>
+            <w:r>
+              <w:rPr>
+                <w:rFonts w:ascii="Calibri" w:hAnsi="Calibri"/>
+                <w:sz w:val="20"/>
+              </w:rPr>
+              <w:t xml:space="preserve">Abbreviation: ICD-11 = International Classification of Disease version 11, StGB = German penalty law.</w:t>
             </w:r>
           </w:p>
         </w:tc>

--- a/_tables/tbl-baseline-characteristics.docx
+++ b/_tables/tbl-baseline-characteristics.docx
@@ -11235,7 +11235,7 @@
                 <w:rFonts w:ascii="Calibri" w:hAnsi="Calibri"/>
                 <w:sz w:val="20"/>
               </w:rPr>
-              <w:t xml:space="preserve">Mean (Min - Max); n (%)</w:t>
+              <w:t xml:space="default">Mean (Min - Max); n (%)</w:t>
             </w:r>
           </w:p>
         </w:tc>
@@ -11267,7 +11267,7 @@
                 <w:rFonts w:ascii="Calibri" w:hAnsi="Calibri"/>
                 <w:sz w:val="20"/>
               </w:rPr>
-              <w:t xml:space="preserve">data extracted from case files by trained staff (Sample Specifications Questionnaire based on the Court File, SSQ-CF).</w:t>
+              <w:t xml:space="default">data extracted from case files by trained staff (Sample Specifications Questionnaire based on the Court File, SSQ-CF).</w:t>
             </w:r>
           </w:p>
         </w:tc>
@@ -11299,7 +11299,7 @@
                 <w:rFonts w:ascii="Calibri" w:hAnsi="Calibri"/>
                 <w:sz w:val="20"/>
               </w:rPr>
-              <w:t xml:space="preserve">information provided by the participant (Sample Specifications Questionnaire for the Participant, SSQ-P).</w:t>
+              <w:t xml:space="default">information provided by the participant (Sample Specifications Questionnaire for the Participant, SSQ-P).</w:t>
             </w:r>
           </w:p>
         </w:tc>
@@ -11331,7 +11331,7 @@
                 <w:rFonts w:ascii="Calibri" w:hAnsi="Calibri"/>
                 <w:sz w:val="20"/>
               </w:rPr>
-              <w:t xml:space="preserve">assessed with the ICD-11 screener, a self-report measure which items follow the ICD-11 diagnostic criteria for paraphilic disorders.</w:t>
+              <w:t xml:space="default">assessed with the ICD-11 screener, a self-report measure which items follow the ICD-11 diagnostic criteria for paraphilic disorders.</w:t>
             </w:r>
           </w:p>
         </w:tc>
@@ -11363,7 +11363,7 @@
                 <w:rFonts w:ascii="Calibri" w:hAnsi="Calibri"/>
                 <w:sz w:val="20"/>
               </w:rPr>
-              <w:t xml:space="preserve">information provided by supervision officer (SSQ-SO); in the German legal system, probation service refers to supervision and support during a suspended sentence or post-release support after prison, while post-release supervision (Führungsaufsicht) is a court-ordered measure of control and assistance after imprisonment in a high security hospital.</w:t>
+              <w:t xml:space="default">information provided by supervision officer (SSQ-SO); in the German legal system, probation service refers to supervision and support during a suspended sentence or post-release support after prison, while post-release supervision (Führungsaufsicht) is a court-ordered measure of control and assistance after imprisonment in a high security hospital.</w:t>
             </w:r>
           </w:p>
         </w:tc>
@@ -11395,7 +11395,7 @@
                 <w:rFonts w:ascii="Calibri" w:hAnsi="Calibri"/>
                 <w:sz w:val="20"/>
               </w:rPr>
-              <w:t xml:space="preserve">data extracted from case files by trained staff (Sample Specifications Questionnaire based on the Court File, SSQ-CF); since the Static-99 is only defined for hands-on offenders, the reduced Static-99 as mentioned by Seto et al. (2012) was used); all staff member have been trained for the Static-99.</w:t>
+              <w:t xml:space="default">data extracted from case files by trained staff (Sample Specifications Questionnaire based on the Court File, SSQ-CF); since the Static-99 is only defined for hands-on offenders, the reduced Static-99 as mentioned by Seto et al. (2012) was used); all staff member have been trained for the Static-99.</w:t>
             </w:r>
           </w:p>
         </w:tc>
@@ -11427,7 +11427,7 @@
                 <w:rFonts w:ascii="Calibri" w:hAnsi="Calibri"/>
                 <w:sz w:val="20"/>
               </w:rPr>
-              <w:t xml:space="preserve">information provided by supervision officer (Sample Specifications Questionnaire for the SO, SSQ-SO).</w:t>
+              <w:t xml:space="default">information provided by supervision officer (Sample Specifications Questionnaire for the SO, SSQ-SO).</w:t>
             </w:r>
           </w:p>
         </w:tc>
@@ -11459,7 +11459,7 @@
                 <w:rFonts w:ascii="Calibri" w:hAnsi="Calibri"/>
                 <w:sz w:val="20"/>
               </w:rPr>
-              <w:t xml:space="preserve">assessed with the PHQ-D (LIT).</w:t>
+              <w:t xml:space="default">assessed with the PHQ-D (LIT).</w:t>
             </w:r>
           </w:p>
         </w:tc>
@@ -11492,12 +11492,11 @@
       <w:pPr>
         <w:pStyle w:val="FirstParagraph"/>
       </w:pPr>
+      <w:r>
+        <w:t xml:space="preserve"/>
+      </w:r>
     </w:p>
-    <w:sectPr>
-      <w:footnotePr>
-        <w:numRestart w:val="eachSect"/>
-      </w:footnotePr>
-    </w:sectPr>
+    <w:sectPr/>
   </w:body>
 </w:document>
 </file>
@@ -11528,14 +11527,14 @@
 <file path=word/numbering.xml><?xml version="1.0" encoding="utf-8"?>
 <w:numbering xmlns:w="http://schemas.openxmlformats.org/wordprocessingml/2006/main">
   <w:abstractNum w:abstractNumId="990">
-    <w:nsid w:val="0000A990"/>
+    <w:nsid w:val="A990"/>
     <w:multiLevelType w:val="multilevel"/>
     <w:lvl w:ilvl="0">
       <w:numFmt w:val="bullet"/>
       <w:lvlText w:val=" "/>
       <w:lvlJc w:val="left"/>
       <w:pPr>
-        <w:ind w:left="720" w:hanging="360"/>
+        <w:ind w:left="720" w:hanging="480"/>
       </w:pPr>
     </w:lvl>
     <w:lvl w:ilvl="1">
@@ -11543,7 +11542,7 @@
       <w:lvlText w:val=" "/>
       <w:lvlJc w:val="left"/>
       <w:pPr>
-        <w:ind w:left="1440" w:hanging="360"/>
+        <w:ind w:left="1440" w:hanging="480"/>
       </w:pPr>
     </w:lvl>
     <w:lvl w:ilvl="2">
@@ -11551,7 +11550,7 @@
       <w:lvlText w:val=" "/>
       <w:lvlJc w:val="left"/>
       <w:pPr>
-        <w:ind w:left="2160" w:hanging="360"/>
+        <w:ind w:left="2160" w:hanging="480"/>
       </w:pPr>
     </w:lvl>
     <w:lvl w:ilvl="3">
@@ -11559,7 +11558,7 @@
       <w:lvlText w:val=" "/>
       <w:lvlJc w:val="left"/>
       <w:pPr>
-        <w:ind w:left="2880" w:hanging="360"/>
+        <w:ind w:left="2880" w:hanging="480"/>
       </w:pPr>
     </w:lvl>
     <w:lvl w:ilvl="4">
@@ -11567,7 +11566,7 @@
       <w:lvlText w:val=" "/>
       <w:lvlJc w:val="left"/>
       <w:pPr>
-        <w:ind w:left="3600" w:hanging="360"/>
+        <w:ind w:left="3600" w:hanging="480"/>
       </w:pPr>
     </w:lvl>
     <w:lvl w:ilvl="5">
@@ -11575,7 +11574,7 @@
       <w:lvlText w:val=" "/>
       <w:lvlJc w:val="left"/>
       <w:pPr>
-        <w:ind w:left="4320" w:hanging="360"/>
+        <w:ind w:left="4320" w:hanging="480"/>
       </w:pPr>
     </w:lvl>
     <w:lvl w:ilvl="6">
@@ -11583,7 +11582,7 @@
       <w:lvlText w:val=" "/>
       <w:lvlJc w:val="left"/>
       <w:pPr>
-        <w:ind w:left="5040" w:hanging="360"/>
+        <w:ind w:left="5040" w:hanging="480"/>
       </w:pPr>
     </w:lvl>
     <w:lvl w:ilvl="7">
@@ -11591,7 +11590,7 @@
       <w:lvlText w:val=" "/>
       <w:lvlJc w:val="left"/>
       <w:pPr>
-        <w:ind w:left="5760" w:hanging="360"/>
+        <w:ind w:left="5760" w:hanging="480"/>
       </w:pPr>
     </w:lvl>
     <w:lvl w:ilvl="8">
@@ -11599,7 +11598,7 @@
       <w:lvlText w:val=" "/>
       <w:lvlJc w:val="left"/>
       <w:pPr>
-        <w:ind w:left="6480" w:hanging="360"/>
+        <w:ind w:left="6480" w:hanging="480"/>
       </w:pPr>
     </w:lvl>
   </w:abstractNum>
@@ -11635,10 +11634,10 @@
     <w:name w:val="Body Text"/>
     <w:basedOn w:val="Normal"/>
     <w:link w:val="BodyTextChar"/>
-    <w:qFormat/>
     <w:pPr>
       <w:spacing w:after="180" w:before="180"/>
     </w:pPr>
+    <w:qFormat/>
   </w:style>
   <w:style w:customStyle="1" w:styleId="FirstParagraph" w:type="paragraph">
     <w:name w:val="First Paragraph"/>
@@ -11658,94 +11657,57 @@
     <w:name w:val="Title"/>
     <w:basedOn w:val="Normal"/>
     <w:next w:val="BodyText"/>
-    <w:link w:val="TitleChar"/>
-    <w:uiPriority w:val="10"/>
     <w:qFormat/>
-    <w:rsid w:val="00A10FD9"/>
     <w:pPr>
-      <w:spacing w:after="80" w:line="240" w:lineRule="auto"/>
-      <w:contextualSpacing/>
+      <w:keepNext/>
+      <w:keepLines/>
+      <w:spacing w:after="240" w:before="480"/>
       <w:jc w:val="center"/>
     </w:pPr>
     <w:rPr>
       <w:rFonts w:asciiTheme="majorHAnsi" w:cstheme="majorBidi" w:eastAsiaTheme="majorEastAsia" w:hAnsiTheme="majorHAnsi"/>
-      <w:sz w:val="56"/>
-      <w:szCs w:val="56"/>
-    </w:rPr>
-  </w:style>
-  <w:style w:customStyle="1" w:styleId="TitleChar" w:type="character">
-    <w:name w:val="Title Char"/>
-    <w:basedOn w:val="DefaultParagraphFont"/>
-    <w:link w:val="Title"/>
-    <w:uiPriority w:val="10"/>
-    <w:rsid w:val="00A10FD9"/>
-    <w:rPr>
-      <w:rFonts w:asciiTheme="majorHAnsi" w:cstheme="majorBidi" w:eastAsiaTheme="majorEastAsia" w:hAnsiTheme="majorHAnsi"/>
-      <w:sz w:val="56"/>
-      <w:szCs w:val="56"/>
+      <w:b/>
+      <w:bCs/>
+      <w:color w:themeColor="accent1" w:themeShade="B5" w:val="345A8A"/>
+      <w:sz w:val="36"/>
+      <w:szCs w:val="36"/>
     </w:rPr>
   </w:style>
   <w:style w:styleId="Subtitle" w:type="paragraph">
     <w:name w:val="Subtitle"/>
     <w:basedOn w:val="Title"/>
     <w:next w:val="BodyText"/>
-    <w:link w:val="SubtitleChar"/>
-    <w:uiPriority w:val="11"/>
     <w:qFormat/>
-    <w:rsid w:val="00A10FD9"/>
     <w:pPr>
-      <w:numPr>
-        <w:ilvl w:val="1"/>
-      </w:numPr>
+      <w:keepNext/>
+      <w:keepLines/>
+      <w:spacing w:after="240" w:before="240"/>
+      <w:jc w:val="center"/>
     </w:pPr>
     <w:rPr>
-      <w:rFonts w:cstheme="majorBidi" w:eastAsiaTheme="majorEastAsia"/>
-      <w:spacing w:val="15"/>
-      <w:sz w:val="28"/>
-      <w:szCs w:val="28"/>
-    </w:rPr>
-  </w:style>
-  <w:style w:customStyle="1" w:styleId="SubtitleChar" w:type="character">
-    <w:name w:val="Subtitle Char"/>
-    <w:basedOn w:val="DefaultParagraphFont"/>
-    <w:link w:val="Subtitle"/>
-    <w:uiPriority w:val="11"/>
-    <w:rsid w:val="00A10FD9"/>
-    <w:rPr>
-      <w:rFonts w:cstheme="majorBidi" w:eastAsiaTheme="majorEastAsia"/>
-      <w:color w:themeColor="text1" w:themeTint="A6" w:val="595959"/>
-      <w:spacing w:val="15"/>
-      <w:sz w:val="28"/>
-      <w:szCs w:val="28"/>
+      <w:sz w:val="30"/>
+      <w:szCs w:val="30"/>
     </w:rPr>
   </w:style>
   <w:style w:customStyle="1" w:styleId="Author" w:type="paragraph">
     <w:name w:val="Author"/>
-    <w:basedOn w:val="Title"/>
     <w:next w:val="BodyText"/>
     <w:qFormat/>
     <w:pPr>
       <w:keepNext/>
       <w:keepLines/>
+      <w:jc w:val="center"/>
     </w:pPr>
-    <w:rPr>
-      <w:sz w:val="24"/>
-      <w:szCs w:val="24"/>
-    </w:rPr>
   </w:style>
   <w:style w:styleId="Date" w:type="paragraph">
     <w:name w:val="Date"/>
-    <w:basedOn w:val="Title"/>
     <w:next w:val="BodyText"/>
     <w:qFormat/>
     <w:pPr>
       <w:keepNext/>
       <w:keepLines/>
+      <w:jc w:val="center"/>
     </w:pPr>
-    <w:rPr>
-      <w:sz w:val="24"/>
-      <w:szCs w:val="24"/>
-    </w:rPr>
   </w:style>
   <w:style w:customStyle="1" w:styleId="AbstractTitle" w:type="paragraph">
     <w:name w:val="Abstract Title"/>
@@ -11755,13 +11717,15 @@
     <w:pPr>
       <w:keepNext/>
       <w:keepLines/>
+      <w:jc w:val="center"/>
       <w:spacing w:after="0" w:before="300"/>
-      <w:jc w:val="center"/>
     </w:pPr>
     <w:rPr>
-      <w:b/>
       <w:sz w:val="20"/>
       <w:szCs w:val="20"/>
+      <w:b/>
+      <w:color w:val="345A8A"/>
+      &gt;
     </w:rPr>
   </w:style>
   <w:style w:customStyle="1" w:styleId="Abstract" w:type="paragraph">
@@ -11788,321 +11752,191 @@
     <w:rPr/>
   </w:style>
   <w:style w:styleId="Heading1" w:type="paragraph">
-    <w:name w:val="heading 1"/>
+    <w:name w:val="Heading 1"/>
     <w:basedOn w:val="Normal"/>
     <w:next w:val="BodyText"/>
-    <w:link w:val="Heading1Char"/>
     <w:uiPriority w:val="9"/>
     <w:qFormat/>
-    <w:rsid w:val="00A10FD9"/>
     <w:pPr>
       <w:keepNext/>
       <w:keepLines/>
-      <w:spacing w:after="80" w:before="360"/>
+      <w:spacing w:after="0" w:before="480"/>
       <w:outlineLvl w:val="0"/>
     </w:pPr>
     <w:rPr>
       <w:rFonts w:asciiTheme="majorHAnsi" w:cstheme="majorBidi" w:eastAsiaTheme="majorEastAsia" w:hAnsiTheme="majorHAnsi"/>
-      <w:color w:themeColor="accent1" w:themeShade="BF" w:val="0F4761"/>
-      <w:sz w:val="40"/>
-      <w:szCs w:val="40"/>
+      <w:b/>
+      <w:bCs/>
+      <w:color w:themeColor="accent1" w:val="4F81BD"/>
+      <w:sz w:val="32"/>
+      <w:szCs w:val="32"/>
     </w:rPr>
   </w:style>
   <w:style w:styleId="Heading2" w:type="paragraph">
-    <w:name w:val="heading 2"/>
+    <w:name w:val="Heading 2"/>
     <w:basedOn w:val="Normal"/>
     <w:next w:val="BodyText"/>
-    <w:link w:val="Heading2Char"/>
     <w:uiPriority w:val="9"/>
-    <w:semiHidden/>
     <w:unhideWhenUsed/>
     <w:qFormat/>
-    <w:rsid w:val="00A10FD9"/>
     <w:pPr>
       <w:keepNext/>
       <w:keepLines/>
-      <w:spacing w:after="80" w:before="160"/>
+      <w:spacing w:after="0" w:before="200"/>
       <w:outlineLvl w:val="1"/>
     </w:pPr>
     <w:rPr>
       <w:rFonts w:asciiTheme="majorHAnsi" w:cstheme="majorBidi" w:eastAsiaTheme="majorEastAsia" w:hAnsiTheme="majorHAnsi"/>
-      <w:color w:themeColor="accent1" w:themeShade="BF" w:val="0F4761"/>
-      <w:sz w:val="32"/>
-      <w:szCs w:val="32"/>
-    </w:rPr>
-  </w:style>
-  <w:style w:styleId="Heading3" w:type="paragraph">
-    <w:name w:val="heading 3"/>
-    <w:basedOn w:val="Normal"/>
-    <w:next w:val="BodyText"/>
-    <w:link w:val="Heading3Char"/>
-    <w:uiPriority w:val="9"/>
-    <w:semiHidden/>
-    <w:unhideWhenUsed/>
-    <w:qFormat/>
-    <w:rsid w:val="00A10FD9"/>
-    <w:pPr>
-      <w:keepNext/>
-      <w:keepLines/>
-      <w:spacing w:after="80" w:before="160"/>
-      <w:outlineLvl w:val="2"/>
-    </w:pPr>
-    <w:rPr>
-      <w:rFonts w:cstheme="majorBidi" w:eastAsiaTheme="majorEastAsia"/>
-      <w:color w:themeColor="accent1" w:themeShade="BF" w:val="0F4761"/>
+      <w:b/>
+      <w:bCs/>
+      <w:color w:themeColor="accent1" w:val="4F81BD"/>
       <w:sz w:val="28"/>
       <w:szCs w:val="28"/>
     </w:rPr>
   </w:style>
-  <w:style w:styleId="Heading4" w:type="paragraph">
-    <w:name w:val="heading 4"/>
+  <w:style w:styleId="Heading3" w:type="paragraph">
+    <w:name w:val="Heading 3"/>
     <w:basedOn w:val="Normal"/>
     <w:next w:val="BodyText"/>
-    <w:link w:val="Heading4Char"/>
     <w:uiPriority w:val="9"/>
-    <w:semiHidden/>
     <w:unhideWhenUsed/>
     <w:qFormat/>
-    <w:rsid w:val="00A10FD9"/>
     <w:pPr>
       <w:keepNext/>
       <w:keepLines/>
-      <w:spacing w:after="40" w:before="80"/>
+      <w:spacing w:after="0" w:before="200"/>
+      <w:outlineLvl w:val="2"/>
+    </w:pPr>
+    <w:rPr>
+      <w:rFonts w:asciiTheme="majorHAnsi" w:cstheme="majorBidi" w:eastAsiaTheme="majorEastAsia" w:hAnsiTheme="majorHAnsi"/>
+      <w:b/>
+      <w:bCs/>
+      <w:color w:themeColor="accent1" w:val="4F81BD"/>
+      <w:sz w:val="24"/>
+      <w:szCs w:val="24"/>
+    </w:rPr>
+  </w:style>
+  <w:style w:styleId="Heading4" w:type="paragraph">
+    <w:name w:val="Heading 4"/>
+    <w:basedOn w:val="Normal"/>
+    <w:next w:val="BodyText"/>
+    <w:uiPriority w:val="9"/>
+    <w:unhideWhenUsed/>
+    <w:qFormat/>
+    <w:pPr>
+      <w:keepNext/>
+      <w:keepLines/>
+      <w:spacing w:after="0" w:before="200"/>
       <w:outlineLvl w:val="3"/>
     </w:pPr>
     <w:rPr>
-      <w:rFonts w:cstheme="majorBidi" w:eastAsiaTheme="majorEastAsia"/>
+      <w:rFonts w:asciiTheme="majorHAnsi" w:cstheme="majorBidi" w:eastAsiaTheme="majorEastAsia" w:hAnsiTheme="majorHAnsi"/>
       <w:i/>
-      <w:iCs/>
-      <w:color w:themeColor="accent1" w:themeShade="BF" w:val="0F4761"/>
+      <w:bCs/>
+      <w:color w:themeColor="accent1" w:val="4F81BD"/>
+      <w:sz w:val="24"/>
+      <w:szCs w:val="24"/>
     </w:rPr>
   </w:style>
   <w:style w:styleId="Heading5" w:type="paragraph">
-    <w:name w:val="heading 5"/>
+    <w:name w:val="Heading 5"/>
     <w:basedOn w:val="Normal"/>
     <w:next w:val="BodyText"/>
-    <w:link w:val="Heading5Char"/>
     <w:uiPriority w:val="9"/>
-    <w:semiHidden/>
     <w:unhideWhenUsed/>
     <w:qFormat/>
-    <w:rsid w:val="00A10FD9"/>
     <w:pPr>
       <w:keepNext/>
       <w:keepLines/>
-      <w:spacing w:after="40" w:before="80"/>
+      <w:spacing w:after="0" w:before="200"/>
       <w:outlineLvl w:val="4"/>
     </w:pPr>
     <w:rPr>
-      <w:rFonts w:cstheme="majorBidi" w:eastAsiaTheme="majorEastAsia"/>
-      <w:color w:themeColor="accent1" w:themeShade="BF" w:val="0F4761"/>
+      <w:rFonts w:asciiTheme="majorHAnsi" w:cstheme="majorBidi" w:eastAsiaTheme="majorEastAsia" w:hAnsiTheme="majorHAnsi"/>
+      <w:iCs/>
+      <w:color w:themeColor="accent1" w:val="4F81BD"/>
+      <w:sz w:val="24"/>
+      <w:szCs w:val="24"/>
     </w:rPr>
   </w:style>
   <w:style w:styleId="Heading6" w:type="paragraph">
-    <w:name w:val="heading 6"/>
+    <w:name w:val="Heading 6"/>
     <w:basedOn w:val="Normal"/>
     <w:next w:val="BodyText"/>
-    <w:link w:val="Heading6Char"/>
     <w:uiPriority w:val="9"/>
-    <w:semiHidden/>
     <w:unhideWhenUsed/>
     <w:qFormat/>
-    <w:rsid w:val="00A10FD9"/>
     <w:pPr>
       <w:keepNext/>
       <w:keepLines/>
-      <w:spacing w:after="0" w:before="40"/>
+      <w:spacing w:after="0" w:before="200"/>
       <w:outlineLvl w:val="5"/>
     </w:pPr>
     <w:rPr>
-      <w:rFonts w:cstheme="majorBidi" w:eastAsiaTheme="majorEastAsia"/>
-      <w:i/>
-      <w:iCs/>
-      <w:color w:themeColor="text1" w:themeTint="A6" w:val="595959"/>
+      <w:rFonts w:asciiTheme="majorHAnsi" w:cstheme="majorBidi" w:eastAsiaTheme="majorEastAsia" w:hAnsiTheme="majorHAnsi"/>
+      <w:color w:themeColor="accent1" w:val="4F81BD"/>
+      <w:sz w:val="24"/>
+      <w:szCs w:val="24"/>
     </w:rPr>
   </w:style>
   <w:style w:styleId="Heading7" w:type="paragraph">
-    <w:name w:val="heading 7"/>
+    <w:name w:val="Heading 7"/>
     <w:basedOn w:val="Normal"/>
     <w:next w:val="BodyText"/>
-    <w:link w:val="Heading7Char"/>
     <w:uiPriority w:val="9"/>
-    <w:semiHidden/>
     <w:unhideWhenUsed/>
     <w:qFormat/>
-    <w:rsid w:val="00A10FD9"/>
     <w:pPr>
       <w:keepNext/>
       <w:keepLines/>
-      <w:spacing w:after="0" w:before="40"/>
+      <w:spacing w:after="0" w:before="200"/>
       <w:outlineLvl w:val="6"/>
     </w:pPr>
     <w:rPr>
-      <w:rFonts w:cstheme="majorBidi" w:eastAsiaTheme="majorEastAsia"/>
-      <w:color w:themeColor="text1" w:themeTint="A6" w:val="595959"/>
+      <w:rFonts w:asciiTheme="majorHAnsi" w:cstheme="majorBidi" w:eastAsiaTheme="majorEastAsia" w:hAnsiTheme="majorHAnsi"/>
+      <w:color w:themeColor="accent1" w:val="4F81BD"/>
+      <w:sz w:val="24"/>
+      <w:szCs w:val="24"/>
     </w:rPr>
   </w:style>
   <w:style w:styleId="Heading8" w:type="paragraph">
-    <w:name w:val="heading 8"/>
+    <w:name w:val="Heading 8"/>
     <w:basedOn w:val="Normal"/>
     <w:next w:val="BodyText"/>
-    <w:link w:val="Heading8Char"/>
     <w:uiPriority w:val="9"/>
-    <w:semiHidden/>
     <w:unhideWhenUsed/>
     <w:qFormat/>
-    <w:rsid w:val="00A10FD9"/>
     <w:pPr>
       <w:keepNext/>
       <w:keepLines/>
-      <w:spacing w:after="0"/>
+      <w:spacing w:after="0" w:before="200"/>
       <w:outlineLvl w:val="7"/>
     </w:pPr>
     <w:rPr>
-      <w:rFonts w:cstheme="majorBidi" w:eastAsiaTheme="majorEastAsia"/>
-      <w:i/>
-      <w:iCs/>
-      <w:color w:themeColor="text1" w:themeTint="D8" w:val="272727"/>
+      <w:rFonts w:asciiTheme="majorHAnsi" w:cstheme="majorBidi" w:eastAsiaTheme="majorEastAsia" w:hAnsiTheme="majorHAnsi"/>
+      <w:color w:themeColor="accent1" w:val="4F81BD"/>
+      <w:sz w:val="24"/>
+      <w:szCs w:val="24"/>
     </w:rPr>
   </w:style>
   <w:style w:styleId="Heading9" w:type="paragraph">
-    <w:name w:val="heading 9"/>
+    <w:name w:val="Heading 9"/>
     <w:basedOn w:val="Normal"/>
     <w:next w:val="BodyText"/>
-    <w:link w:val="Heading9Char"/>
     <w:uiPriority w:val="9"/>
-    <w:semiHidden/>
     <w:unhideWhenUsed/>
     <w:qFormat/>
-    <w:rsid w:val="00A10FD9"/>
     <w:pPr>
       <w:keepNext/>
       <w:keepLines/>
-      <w:spacing w:after="0"/>
+      <w:spacing w:after="0" w:before="200"/>
       <w:outlineLvl w:val="8"/>
     </w:pPr>
     <w:rPr>
-      <w:rFonts w:cstheme="majorBidi" w:eastAsiaTheme="majorEastAsia"/>
-      <w:color w:themeColor="text1" w:themeTint="D8" w:val="272727"/>
-    </w:rPr>
-  </w:style>
-  <w:style w:customStyle="1" w:styleId="Heading1Char" w:type="character">
-    <w:name w:val="Heading 1 Char"/>
-    <w:basedOn w:val="DefaultParagraphFont"/>
-    <w:link w:val="Heading1"/>
-    <w:uiPriority w:val="9"/>
-    <w:rsid w:val="00A10FD9"/>
-    <w:rPr>
       <w:rFonts w:asciiTheme="majorHAnsi" w:cstheme="majorBidi" w:eastAsiaTheme="majorEastAsia" w:hAnsiTheme="majorHAnsi"/>
-      <w:color w:themeColor="accent1" w:themeShade="BF" w:val="0F4761"/>
-      <w:sz w:val="40"/>
-      <w:szCs w:val="40"/>
-    </w:rPr>
-  </w:style>
-  <w:style w:customStyle="1" w:styleId="Heading2Char" w:type="character">
-    <w:name w:val="Heading 2 Char"/>
-    <w:basedOn w:val="DefaultParagraphFont"/>
-    <w:link w:val="Heading2"/>
-    <w:uiPriority w:val="9"/>
-    <w:semiHidden/>
-    <w:rsid w:val="00A10FD9"/>
-    <w:rPr>
-      <w:rFonts w:asciiTheme="majorHAnsi" w:cstheme="majorBidi" w:eastAsiaTheme="majorEastAsia" w:hAnsiTheme="majorHAnsi"/>
-      <w:color w:themeColor="accent1" w:themeShade="BF" w:val="0F4761"/>
-      <w:sz w:val="32"/>
-      <w:szCs w:val="32"/>
-    </w:rPr>
-  </w:style>
-  <w:style w:customStyle="1" w:styleId="Heading3Char" w:type="character">
-    <w:name w:val="Heading 3 Char"/>
-    <w:basedOn w:val="DefaultParagraphFont"/>
-    <w:link w:val="Heading3"/>
-    <w:uiPriority w:val="9"/>
-    <w:semiHidden/>
-    <w:rsid w:val="00A10FD9"/>
-    <w:rPr>
-      <w:rFonts w:cstheme="majorBidi" w:eastAsiaTheme="majorEastAsia"/>
-      <w:color w:themeColor="accent1" w:themeShade="BF" w:val="0F4761"/>
-      <w:sz w:val="28"/>
-      <w:szCs w:val="28"/>
-    </w:rPr>
-  </w:style>
-  <w:style w:customStyle="1" w:styleId="Heading4Char" w:type="character">
-    <w:name w:val="Heading 4 Char"/>
-    <w:basedOn w:val="DefaultParagraphFont"/>
-    <w:link w:val="Heading4"/>
-    <w:uiPriority w:val="9"/>
-    <w:semiHidden/>
-    <w:rsid w:val="00A10FD9"/>
-    <w:rPr>
-      <w:rFonts w:cstheme="majorBidi" w:eastAsiaTheme="majorEastAsia"/>
-      <w:i/>
-      <w:iCs/>
-      <w:color w:themeColor="accent1" w:themeShade="BF" w:val="0F4761"/>
-    </w:rPr>
-  </w:style>
-  <w:style w:customStyle="1" w:styleId="Heading5Char" w:type="character">
-    <w:name w:val="Heading 5 Char"/>
-    <w:basedOn w:val="DefaultParagraphFont"/>
-    <w:link w:val="Heading5"/>
-    <w:uiPriority w:val="9"/>
-    <w:semiHidden/>
-    <w:rsid w:val="00A10FD9"/>
-    <w:rPr>
-      <w:rFonts w:cstheme="majorBidi" w:eastAsiaTheme="majorEastAsia"/>
-      <w:color w:themeColor="accent1" w:themeShade="BF" w:val="0F4761"/>
-    </w:rPr>
-  </w:style>
-  <w:style w:customStyle="1" w:styleId="Heading6Char" w:type="character">
-    <w:name w:val="Heading 6 Char"/>
-    <w:basedOn w:val="DefaultParagraphFont"/>
-    <w:link w:val="Heading6"/>
-    <w:uiPriority w:val="9"/>
-    <w:semiHidden/>
-    <w:rsid w:val="00A10FD9"/>
-    <w:rPr>
-      <w:rFonts w:cstheme="majorBidi" w:eastAsiaTheme="majorEastAsia"/>
-      <w:i/>
-      <w:iCs/>
-      <w:color w:themeColor="text1" w:themeTint="A6" w:val="595959"/>
-    </w:rPr>
-  </w:style>
-  <w:style w:customStyle="1" w:styleId="Heading7Char" w:type="character">
-    <w:name w:val="Heading 7 Char"/>
-    <w:basedOn w:val="DefaultParagraphFont"/>
-    <w:link w:val="Heading7"/>
-    <w:uiPriority w:val="9"/>
-    <w:semiHidden/>
-    <w:rsid w:val="00A10FD9"/>
-    <w:rPr>
-      <w:rFonts w:cstheme="majorBidi" w:eastAsiaTheme="majorEastAsia"/>
-      <w:color w:themeColor="text1" w:themeTint="A6" w:val="595959"/>
-    </w:rPr>
-  </w:style>
-  <w:style w:customStyle="1" w:styleId="Heading8Char" w:type="character">
-    <w:name w:val="Heading 8 Char"/>
-    <w:basedOn w:val="DefaultParagraphFont"/>
-    <w:link w:val="Heading8"/>
-    <w:uiPriority w:val="9"/>
-    <w:semiHidden/>
-    <w:rsid w:val="00A10FD9"/>
-    <w:rPr>
-      <w:rFonts w:cstheme="majorBidi" w:eastAsiaTheme="majorEastAsia"/>
-      <w:i/>
-      <w:iCs/>
-      <w:color w:themeColor="text1" w:themeTint="D8" w:val="272727"/>
-    </w:rPr>
-  </w:style>
-  <w:style w:customStyle="1" w:styleId="Heading9Char" w:type="character">
-    <w:name w:val="Heading 9 Char"/>
-    <w:basedOn w:val="DefaultParagraphFont"/>
-    <w:link w:val="Heading9"/>
-    <w:uiPriority w:val="9"/>
-    <w:semiHidden/>
-    <w:rsid w:val="00A10FD9"/>
-    <w:rPr>
-      <w:rFonts w:cstheme="majorBidi" w:eastAsiaTheme="majorEastAsia"/>
-      <w:color w:themeColor="text1" w:themeTint="D8" w:val="272727"/>
+      <w:color w:themeColor="accent1" w:val="4F81BD"/>
+      <w:sz w:val="24"/>
+      <w:szCs w:val="24"/>
     </w:rPr>
   </w:style>
   <w:style w:styleId="BlockText" w:type="paragraph">
@@ -12124,18 +11958,6 @@
     <w:uiPriority w:val="9"/>
     <w:unhideWhenUsed/>
     <w:qFormat/>
-  </w:style>
-  <w:style w:styleId="FootnoteBlockText" w:type="paragraph">
-    <w:name w:val="Footnote Block Text"/>
-    <w:basedOn w:val="FootnoteText"/>
-    <w:next w:val="FootnoteText"/>
-    <w:uiPriority w:val="9"/>
-    <w:unhideWhenUsed/>
-    <w:qFormat/>
-    <w:pPr>
-      <w:spacing w:after="100" w:before="100"/>
-      <w:ind w:firstLine="0" w:left="480" w:right="480"/>
-    </w:pPr>
   </w:style>
   <w:style w:default="1" w:styleId="DefaultParagraphFont" w:type="character">
     <w:name w:val="Default Paragraph Font"/>
@@ -12166,10 +11988,10 @@
         <w:jc w:val="left"/>
       </w:trPr>
       <w:tcPr>
+        <w:vAlign w:val="bottom"/>
         <w:tcBorders>
           <w:bottom w:val="single"/>
         </w:tcBorders>
-        <w:vAlign w:val="bottom"/>
       </w:tcPr>
     </w:tblStylePr>
   </w:style>
@@ -12284,8 +12106,8 @@
     <w:name w:val="KeywordTok"/>
     <w:basedOn w:val="VerbatimChar"/>
     <w:rPr>
+      <w:color w:val="007020"/>
       <w:b/>
-      <w:color w:val="007020"/>
     </w:rPr>
   </w:style>
   <w:style w:type="character" w:customStyle="1" w:styleId="DataTypeTok">
@@ -12362,42 +12184,42 @@
     <w:name w:val="ImportTok"/>
     <w:basedOn w:val="VerbatimChar"/>
     <w:rPr>
+      <w:color w:val="008000"/>
       <w:b/>
-      <w:color w:val="008000"/>
     </w:rPr>
   </w:style>
   <w:style w:type="character" w:customStyle="1" w:styleId="CommentTok">
     <w:name w:val="CommentTok"/>
     <w:basedOn w:val="VerbatimChar"/>
     <w:rPr>
+      <w:color w:val="60a0b0"/>
       <w:i/>
-      <w:color w:val="60a0b0"/>
     </w:rPr>
   </w:style>
   <w:style w:type="character" w:customStyle="1" w:styleId="DocumentationTok">
     <w:name w:val="DocumentationTok"/>
     <w:basedOn w:val="VerbatimChar"/>
     <w:rPr>
+      <w:color w:val="ba2121"/>
       <w:i/>
-      <w:color w:val="ba2121"/>
     </w:rPr>
   </w:style>
   <w:style w:type="character" w:customStyle="1" w:styleId="AnnotationTok">
     <w:name w:val="AnnotationTok"/>
     <w:basedOn w:val="VerbatimChar"/>
     <w:rPr>
+      <w:color w:val="60a0b0"/>
       <w:b/>
       <w:i/>
-      <w:color w:val="60a0b0"/>
     </w:rPr>
   </w:style>
   <w:style w:type="character" w:customStyle="1" w:styleId="CommentVarTok">
     <w:name w:val="CommentVarTok"/>
     <w:basedOn w:val="VerbatimChar"/>
     <w:rPr>
+      <w:color w:val="60a0b0"/>
       <w:b/>
       <w:i/>
-      <w:color w:val="60a0b0"/>
     </w:rPr>
   </w:style>
   <w:style w:type="character" w:customStyle="1" w:styleId="OtherTok">
@@ -12425,8 +12247,8 @@
     <w:name w:val="ControlFlowTok"/>
     <w:basedOn w:val="VerbatimChar"/>
     <w:rPr>
+      <w:color w:val="007020"/>
       <w:b/>
-      <w:color w:val="007020"/>
     </w:rPr>
   </w:style>
   <w:style w:type="character" w:customStyle="1" w:styleId="OperatorTok">
@@ -12471,34 +12293,34 @@
     <w:name w:val="InformationTok"/>
     <w:basedOn w:val="VerbatimChar"/>
     <w:rPr>
+      <w:color w:val="60a0b0"/>
       <w:b/>
       <w:i/>
-      <w:color w:val="60a0b0"/>
     </w:rPr>
   </w:style>
   <w:style w:type="character" w:customStyle="1" w:styleId="WarningTok">
     <w:name w:val="WarningTok"/>
     <w:basedOn w:val="VerbatimChar"/>
     <w:rPr>
+      <w:color w:val="60a0b0"/>
       <w:b/>
       <w:i/>
-      <w:color w:val="60a0b0"/>
     </w:rPr>
   </w:style>
   <w:style w:type="character" w:customStyle="1" w:styleId="AlertTok">
     <w:name w:val="AlertTok"/>
     <w:basedOn w:val="VerbatimChar"/>
     <w:rPr>
+      <w:color w:val="ff0000"/>
       <w:b/>
-      <w:color w:val="ff0000"/>
     </w:rPr>
   </w:style>
   <w:style w:type="character" w:customStyle="1" w:styleId="ErrorTok">
     <w:name w:val="ErrorTok"/>
     <w:basedOn w:val="VerbatimChar"/>
     <w:rPr>
+      <w:color w:val="ff0000"/>
       <w:b/>
-      <w:color w:val="ff0000"/>
     </w:rPr>
   </w:style>
   <w:style w:type="character" w:customStyle="1" w:styleId="NormalTok">
@@ -12520,44 +12342,44 @@
         <a:sysClr val="window" lastClr="FFFFFF"/>
       </a:lt1>
       <a:dk2>
-        <a:srgbClr val="0E2841"/>
+        <a:srgbClr val="1F497D"/>
       </a:dk2>
       <a:lt2>
-        <a:srgbClr val="E8E8E8"/>
+        <a:srgbClr val="EEECE1"/>
       </a:lt2>
       <a:accent1>
-        <a:srgbClr val="156082"/>
+        <a:srgbClr val="4F81BD"/>
       </a:accent1>
       <a:accent2>
-        <a:srgbClr val="E97132"/>
+        <a:srgbClr val="C0504D"/>
       </a:accent2>
       <a:accent3>
-        <a:srgbClr val="196B24"/>
+        <a:srgbClr val="9BBB59"/>
       </a:accent3>
       <a:accent4>
-        <a:srgbClr val="0F9ED5"/>
+        <a:srgbClr val="8064A2"/>
       </a:accent4>
       <a:accent5>
-        <a:srgbClr val="A02B93"/>
+        <a:srgbClr val="4BACC6"/>
       </a:accent5>
       <a:accent6>
-        <a:srgbClr val="4EA72E"/>
+        <a:srgbClr val="F79646"/>
       </a:accent6>
       <a:hlink>
-        <a:srgbClr val="467886"/>
+        <a:srgbClr val="0000FF"/>
       </a:hlink>
       <a:folHlink>
-        <a:srgbClr val="96607D"/>
+        <a:srgbClr val="800080"/>
       </a:folHlink>
     </a:clrScheme>
     <a:fontScheme name="Office">
       <a:majorFont>
-        <a:latin typeface="Aptos Display" panose="02110004020202020204"/>
+        <a:latin typeface="Calibri"/>
         <a:ea typeface=""/>
         <a:cs typeface=""/>
-        <a:font script="Jpan" typeface="游ゴシック Light"/>
+        <a:font script="Jpan" typeface="ＭＳ ゴシック"/>
         <a:font script="Hang" typeface="맑은 고딕"/>
-        <a:font script="Hans" typeface="等线 Light"/>
+        <a:font script="Hans" typeface="宋体"/>
         <a:font script="Hant" typeface="新細明體"/>
         <a:font script="Arab" typeface="Times New Roman"/>
         <a:font script="Hebr" typeface="Times New Roman"/>
@@ -12584,32 +12406,14 @@
         <a:font script="Mong" typeface="Mongolian Baiti"/>
         <a:font script="Viet" typeface="Times New Roman"/>
         <a:font script="Uigh" typeface="Microsoft Uighur"/>
-        <a:font script="Geor" typeface="Sylfaen"/>
-        <a:font script="Armn" typeface="Arial"/>
-        <a:font script="Bugi" typeface="Leelawadee UI"/>
-        <a:font script="Bopo" typeface="Microsoft JhengHei"/>
-        <a:font script="Java" typeface="Javanese Text"/>
-        <a:font script="Lisu" typeface="Segoe UI"/>
-        <a:font script="Mymr" typeface="Myanmar Text"/>
-        <a:font script="Nkoo" typeface="Ebrima"/>
-        <a:font script="Olck" typeface="Nirmala UI"/>
-        <a:font script="Osma" typeface="Ebrima"/>
-        <a:font script="Phag" typeface="Phagspa"/>
-        <a:font script="Syrn" typeface="Estrangelo Edessa"/>
-        <a:font script="Syrj" typeface="Estrangelo Edessa"/>
-        <a:font script="Syre" typeface="Estrangelo Edessa"/>
-        <a:font script="Sora" typeface="Nirmala UI"/>
-        <a:font script="Tale" typeface="Microsoft Tai Le"/>
-        <a:font script="Talu" typeface="Microsoft New Tai Lue"/>
-        <a:font script="Tfng" typeface="Ebrima"/>
       </a:majorFont>
       <a:minorFont>
-        <a:latin typeface="Aptos" panose="02110004020202020204"/>
+        <a:latin typeface="Cambria"/>
         <a:ea typeface=""/>
         <a:cs typeface=""/>
-        <a:font script="Jpan" typeface="游明朝"/>
+        <a:font script="Jpan" typeface="ＭＳ 明朝"/>
         <a:font script="Hang" typeface="맑은 고딕"/>
-        <a:font script="Hans" typeface="等线"/>
+        <a:font script="Hans" typeface="宋体"/>
         <a:font script="Hant" typeface="新細明體"/>
         <a:font script="Arab" typeface="Arial"/>
         <a:font script="Hebr" typeface="Arial"/>
@@ -12636,24 +12440,6 @@
         <a:font script="Mong" typeface="Mongolian Baiti"/>
         <a:font script="Viet" typeface="Arial"/>
         <a:font script="Uigh" typeface="Microsoft Uighur"/>
-        <a:font script="Geor" typeface="Sylfaen"/>
-        <a:font script="Armn" typeface="Arial"/>
-        <a:font script="Bugi" typeface="Leelawadee UI"/>
-        <a:font script="Bopo" typeface="Microsoft JhengHei"/>
-        <a:font script="Java" typeface="Javanese Text"/>
-        <a:font script="Lisu" typeface="Segoe UI"/>
-        <a:font script="Mymr" typeface="Myanmar Text"/>
-        <a:font script="Nkoo" typeface="Ebrima"/>
-        <a:font script="Olck" typeface="Nirmala UI"/>
-        <a:font script="Osma" typeface="Ebrima"/>
-        <a:font script="Phag" typeface="Phagspa"/>
-        <a:font script="Syrn" typeface="Estrangelo Edessa"/>
-        <a:font script="Syrj" typeface="Estrangelo Edessa"/>
-        <a:font script="Syre" typeface="Estrangelo Edessa"/>
-        <a:font script="Sora" typeface="Nirmala UI"/>
-        <a:font script="Tale" typeface="Microsoft Tai Le"/>
-        <a:font script="Talu" typeface="Microsoft New Tai Lue"/>
-        <a:font script="Tfng" typeface="Ebrima"/>
       </a:minorFont>
     </a:fontScheme>
     <a:fmtScheme name="Office">
@@ -12665,141 +12451,200 @@
           <a:gsLst>
             <a:gs pos="0">
               <a:schemeClr val="phClr">
-                <a:lumMod val="110000"/>
-                <a:satMod val="105000"/>
-                <a:tint val="67000"/>
+                <a:tint val="50000"/>
+                <a:satMod val="300000"/>
               </a:schemeClr>
             </a:gs>
-            <a:gs pos="50000">
+            <a:gs pos="35000">
               <a:schemeClr val="phClr">
-                <a:lumMod val="105000"/>
-                <a:satMod val="103000"/>
-                <a:tint val="73000"/>
+                <a:tint val="37000"/>
+                <a:satMod val="300000"/>
               </a:schemeClr>
             </a:gs>
             <a:gs pos="100000">
               <a:schemeClr val="phClr">
-                <a:lumMod val="105000"/>
-                <a:satMod val="109000"/>
-                <a:tint val="81000"/>
+                <a:tint val="15000"/>
+                <a:satMod val="350000"/>
               </a:schemeClr>
             </a:gs>
           </a:gsLst>
-          <a:lin ang="5400000" scaled="0"/>
+          <a:lin ang="16200000" scaled="1"/>
         </a:gradFill>
         <a:gradFill rotWithShape="1">
           <a:gsLst>
             <a:gs pos="0">
               <a:schemeClr val="phClr">
-                <a:satMod val="103000"/>
-                <a:lumMod val="102000"/>
-                <a:tint val="94000"/>
-              </a:schemeClr>
-            </a:gs>
-            <a:gs pos="50000">
-              <a:schemeClr val="phClr">
-                <a:satMod val="110000"/>
-                <a:lumMod val="100000"/>
+                <a:tint val="100000"/>
                 <a:shade val="100000"/>
+                <a:satMod val="130000"/>
               </a:schemeClr>
             </a:gs>
             <a:gs pos="100000">
               <a:schemeClr val="phClr">
-                <a:lumMod val="99000"/>
-                <a:satMod val="120000"/>
-                <a:shade val="78000"/>
+                <a:tint val="50000"/>
+                <a:shade val="100000"/>
+                <a:satMod val="350000"/>
               </a:schemeClr>
             </a:gs>
           </a:gsLst>
-          <a:lin ang="5400000" scaled="0"/>
+          <a:lin ang="16200000" scaled="0"/>
         </a:gradFill>
       </a:fillStyleLst>
       <a:lnStyleLst>
-        <a:ln w="6350" cap="flat" cmpd="sng" algn="ctr">
+        <a:ln w="9525" cap="flat" cmpd="sng" algn="ctr">
+          <a:solidFill>
+            <a:schemeClr val="phClr">
+              <a:shade val="95000"/>
+              <a:satMod val="105000"/>
+            </a:schemeClr>
+          </a:solidFill>
+          <a:prstDash val="solid"/>
+        </a:ln>
+        <a:ln w="25400" cap="flat" cmpd="sng" algn="ctr">
           <a:solidFill>
             <a:schemeClr val="phClr"/>
           </a:solidFill>
           <a:prstDash val="solid"/>
-          <a:miter lim="800000"/>
         </a:ln>
-        <a:ln w="12700" cap="flat" cmpd="sng" algn="ctr">
+        <a:ln w="38100" cap="flat" cmpd="sng" algn="ctr">
           <a:solidFill>
             <a:schemeClr val="phClr"/>
           </a:solidFill>
           <a:prstDash val="solid"/>
-          <a:miter lim="800000"/>
-        </a:ln>
-        <a:ln w="19050" cap="flat" cmpd="sng" algn="ctr">
-          <a:solidFill>
-            <a:schemeClr val="phClr"/>
-          </a:solidFill>
-          <a:prstDash val="solid"/>
-          <a:miter lim="800000"/>
         </a:ln>
       </a:lnStyleLst>
       <a:effectStyleLst>
         <a:effectStyle>
-          <a:effectLst/>
-        </a:effectStyle>
-        <a:effectStyle>
-          <a:effectLst/>
+          <a:effectLst>
+            <a:outerShdw blurRad="40000" dist="20000" dir="5400000" rotWithShape="0">
+              <a:srgbClr val="000000">
+                <a:alpha val="38000"/>
+              </a:srgbClr>
+            </a:outerShdw>
+          </a:effectLst>
         </a:effectStyle>
         <a:effectStyle>
           <a:effectLst>
-            <a:outerShdw blurRad="57150" dist="19050" dir="5400000" algn="ctr" rotWithShape="0">
+            <a:outerShdw blurRad="40000" dist="23000" dir="5400000" rotWithShape="0">
               <a:srgbClr val="000000">
-                <a:alpha val="63000"/>
+                <a:alpha val="35000"/>
               </a:srgbClr>
             </a:outerShdw>
           </a:effectLst>
+        </a:effectStyle>
+        <a:effectStyle>
+          <a:effectLst>
+            <a:outerShdw blurRad="40000" dist="23000" dir="5400000" rotWithShape="0">
+              <a:srgbClr val="000000">
+                <a:alpha val="35000"/>
+              </a:srgbClr>
+            </a:outerShdw>
+          </a:effectLst>
+          <a:scene3d>
+            <a:camera prst="orthographicFront">
+              <a:rot lat="0" lon="0" rev="0"/>
+            </a:camera>
+            <a:lightRig rig="threePt" dir="t">
+              <a:rot lat="0" lon="0" rev="1200000"/>
+            </a:lightRig>
+          </a:scene3d>
+          <a:sp3d>
+            <a:bevelT w="63500" h="25400"/>
+          </a:sp3d>
         </a:effectStyle>
       </a:effectStyleLst>
       <a:bgFillStyleLst>
         <a:solidFill>
           <a:schemeClr val="phClr"/>
         </a:solidFill>
-        <a:solidFill>
-          <a:schemeClr val="phClr">
-            <a:tint val="95000"/>
-            <a:satMod val="170000"/>
-          </a:schemeClr>
-        </a:solidFill>
         <a:gradFill rotWithShape="1">
           <a:gsLst>
             <a:gs pos="0">
               <a:schemeClr val="phClr">
-                <a:tint val="93000"/>
-                <a:satMod val="150000"/>
-                <a:shade val="98000"/>
-                <a:lumMod val="102000"/>
+                <a:tint val="40000"/>
+                <a:satMod val="350000"/>
               </a:schemeClr>
             </a:gs>
-            <a:gs pos="50000">
+            <a:gs pos="40000">
               <a:schemeClr val="phClr">
-                <a:tint val="98000"/>
-                <a:satMod val="130000"/>
-                <a:shade val="90000"/>
-                <a:lumMod val="103000"/>
+                <a:tint val="45000"/>
+                <a:shade val="99000"/>
+                <a:satMod val="350000"/>
               </a:schemeClr>
             </a:gs>
             <a:gs pos="100000">
               <a:schemeClr val="phClr">
-                <a:shade val="63000"/>
-                <a:satMod val="120000"/>
+                <a:shade val="20000"/>
+                <a:satMod val="255000"/>
               </a:schemeClr>
             </a:gs>
           </a:gsLst>
-          <a:lin ang="5400000" scaled="0"/>
+          <a:path path="circle">
+            <a:fillToRect l="50000" t="-80000" r="50000" b="180000"/>
+          </a:path>
+        </a:gradFill>
+        <a:gradFill rotWithShape="1">
+          <a:gsLst>
+            <a:gs pos="0">
+              <a:schemeClr val="phClr">
+                <a:tint val="80000"/>
+                <a:satMod val="300000"/>
+              </a:schemeClr>
+            </a:gs>
+            <a:gs pos="100000">
+              <a:schemeClr val="phClr">
+                <a:shade val="30000"/>
+                <a:satMod val="200000"/>
+              </a:schemeClr>
+            </a:gs>
+          </a:gsLst>
+          <a:path path="circle">
+            <a:fillToRect l="50000" t="50000" r="50000" b="50000"/>
+          </a:path>
         </a:gradFill>
       </a:bgFillStyleLst>
     </a:fmtScheme>
   </a:themeElements>
-  <a:objectDefaults/>
+  <a:objectDefaults>
+    <a:spDef>
+      <a:spPr/>
+      <a:bodyPr/>
+      <a:lstStyle/>
+      <a:style>
+        <a:lnRef idx="1">
+          <a:schemeClr val="accent1"/>
+        </a:lnRef>
+        <a:fillRef idx="3">
+          <a:schemeClr val="accent1"/>
+        </a:fillRef>
+        <a:effectRef idx="2">
+          <a:schemeClr val="accent1"/>
+        </a:effectRef>
+        <a:fontRef idx="minor">
+          <a:schemeClr val="lt1"/>
+        </a:fontRef>
+      </a:style>
+    </a:spDef>
+    <a:lnDef>
+      <a:spPr/>
+      <a:bodyPr/>
+      <a:lstStyle/>
+      <a:style>
+        <a:lnRef idx="2">
+          <a:schemeClr val="accent1"/>
+        </a:lnRef>
+        <a:fillRef idx="0">
+          <a:schemeClr val="accent1"/>
+        </a:fillRef>
+        <a:effectRef idx="1">
+          <a:schemeClr val="accent1"/>
+        </a:effectRef>
+        <a:fontRef idx="minor">
+          <a:schemeClr val="tx1"/>
+        </a:fontRef>
+      </a:style>
+    </a:lnDef>
+  </a:objectDefaults>
   <a:extraClrSchemeLst/>
-  <a:extLst>
-    <a:ext uri="{05A4C25C-085E-4340-85A3-A5531E510DB2}">
-      <thm15:themeFamily xmlns:thm15="http://schemas.microsoft.com/office/thememl/2012/main" name="Office Theme" id="{2E142A2C-CD16-42D6-873A-C26D2A0506FA}" vid="{1BDDFF52-6CD6-40A5-AB3C-68EB2F1E4D0A}"/>
-    </a:ext>
-  </a:extLst>
 </a:theme>
 </file>
--- a/_tables/tbl-baseline-characteristics.docx
+++ b/_tables/tbl-baseline-characteristics.docx
@@ -11220,6 +11220,7 @@
             <w:pPr>
               <w:spacing w:before="0" w:after="60"/>
               <w:keepNext/>
+              <w:jc w:val="start"/>
             </w:pPr>
             <w:r>
               <w:rPr>
@@ -11235,7 +11236,7 @@
                 <w:rFonts w:ascii="Calibri" w:hAnsi="Calibri"/>
                 <w:sz w:val="20"/>
               </w:rPr>
-              <w:t xml:space="default">Mean (Min - Max); n (%)</w:t>
+              <w:t xml:space="preserve">Mean (Min - Max); n (%)</w:t>
             </w:r>
           </w:p>
         </w:tc>
@@ -11252,6 +11253,7 @@
             <w:pPr>
               <w:spacing w:before="0" w:after="60"/>
               <w:keepNext/>
+              <w:jc w:val="start"/>
             </w:pPr>
             <w:r>
               <w:rPr>
@@ -11267,7 +11269,7 @@
                 <w:rFonts w:ascii="Calibri" w:hAnsi="Calibri"/>
                 <w:sz w:val="20"/>
               </w:rPr>
-              <w:t xml:space="default">data extracted from case files by trained staff (Sample Specifications Questionnaire based on the Court File, SSQ-CF).</w:t>
+              <w:t xml:space="preserve">data extracted from case files by trained staff (Sample Specifications Questionnaire based on the Court File, SSQ-CF).</w:t>
             </w:r>
           </w:p>
         </w:tc>
@@ -11284,6 +11286,7 @@
             <w:pPr>
               <w:spacing w:before="0" w:after="60"/>
               <w:keepNext/>
+              <w:jc w:val="start"/>
             </w:pPr>
             <w:r>
               <w:rPr>
@@ -11299,7 +11302,7 @@
                 <w:rFonts w:ascii="Calibri" w:hAnsi="Calibri"/>
                 <w:sz w:val="20"/>
               </w:rPr>
-              <w:t xml:space="default">information provided by the participant (Sample Specifications Questionnaire for the Participant, SSQ-P).</w:t>
+              <w:t xml:space="preserve">information provided by the participant (Sample Specifications Questionnaire for the Participant, SSQ-P).</w:t>
             </w:r>
           </w:p>
         </w:tc>
@@ -11316,6 +11319,7 @@
             <w:pPr>
               <w:spacing w:before="0" w:after="60"/>
               <w:keepNext/>
+              <w:jc w:val="start"/>
             </w:pPr>
             <w:r>
               <w:rPr>
@@ -11331,7 +11335,7 @@
                 <w:rFonts w:ascii="Calibri" w:hAnsi="Calibri"/>
                 <w:sz w:val="20"/>
               </w:rPr>
-              <w:t xml:space="default">assessed with the ICD-11 screener, a self-report measure which items follow the ICD-11 diagnostic criteria for paraphilic disorders.</w:t>
+              <w:t xml:space="preserve">assessed with the ICD-11 screener, a self-report measure which items follow the ICD-11 diagnostic criteria for paraphilic disorders.</w:t>
             </w:r>
           </w:p>
         </w:tc>
@@ -11348,6 +11352,7 @@
             <w:pPr>
               <w:spacing w:before="0" w:after="60"/>
               <w:keepNext/>
+              <w:jc w:val="start"/>
             </w:pPr>
             <w:r>
               <w:rPr>
@@ -11363,7 +11368,7 @@
                 <w:rFonts w:ascii="Calibri" w:hAnsi="Calibri"/>
                 <w:sz w:val="20"/>
               </w:rPr>
-              <w:t xml:space="default">information provided by supervision officer (SSQ-SO); in the German legal system, probation service refers to supervision and support during a suspended sentence or post-release support after prison, while post-release supervision (Führungsaufsicht) is a court-ordered measure of control and assistance after imprisonment in a high security hospital.</w:t>
+              <w:t xml:space="preserve">information provided by supervision officer (SSQ-SO); in the German legal system, probation service refers to supervision and support during a suspended sentence or post-release support after prison, while post-release supervision (Führungsaufsicht) is a court-ordered measure of control and assistance after imprisonment in a high security hospital.</w:t>
             </w:r>
           </w:p>
         </w:tc>
@@ -11380,6 +11385,7 @@
             <w:pPr>
               <w:spacing w:before="0" w:after="60"/>
               <w:keepNext/>
+              <w:jc w:val="start"/>
             </w:pPr>
             <w:r>
               <w:rPr>
@@ -11395,7 +11401,7 @@
                 <w:rFonts w:ascii="Calibri" w:hAnsi="Calibri"/>
                 <w:sz w:val="20"/>
               </w:rPr>
-              <w:t xml:space="default">data extracted from case files by trained staff (Sample Specifications Questionnaire based on the Court File, SSQ-CF); since the Static-99 is only defined for hands-on offenders, the reduced Static-99 as mentioned by Seto et al. (2012) was used); all staff member have been trained for the Static-99.</w:t>
+              <w:t xml:space="preserve">data extracted from case files by trained staff (Sample Specifications Questionnaire based on the Court File, SSQ-CF); since the Static-99 is only defined for hands-on offenders, the reduced Static-99 as mentioned by Seto et al. (2012) was used); all staff member have been trained for the Static-99.</w:t>
             </w:r>
           </w:p>
         </w:tc>
@@ -11412,6 +11418,7 @@
             <w:pPr>
               <w:spacing w:before="0" w:after="60"/>
               <w:keepNext/>
+              <w:jc w:val="start"/>
             </w:pPr>
             <w:r>
               <w:rPr>
@@ -11427,7 +11434,7 @@
                 <w:rFonts w:ascii="Calibri" w:hAnsi="Calibri"/>
                 <w:sz w:val="20"/>
               </w:rPr>
-              <w:t xml:space="default">information provided by supervision officer (Sample Specifications Questionnaire for the SO, SSQ-SO).</w:t>
+              <w:t xml:space="preserve">information provided by supervision officer (Sample Specifications Questionnaire for the SO, SSQ-SO).</w:t>
             </w:r>
           </w:p>
         </w:tc>
@@ -11444,6 +11451,7 @@
             <w:pPr>
               <w:spacing w:before="0" w:after="60"/>
               <w:keepNext/>
+              <w:jc w:val="start"/>
             </w:pPr>
             <w:r>
               <w:rPr>
@@ -11459,7 +11467,7 @@
                 <w:rFonts w:ascii="Calibri" w:hAnsi="Calibri"/>
                 <w:sz w:val="20"/>
               </w:rPr>
-              <w:t xml:space="default">assessed with the PHQ-D (LIT).</w:t>
+              <w:t xml:space="preserve">assessed with the PHQ-D.</w:t>
             </w:r>
           </w:p>
         </w:tc>
@@ -11476,6 +11484,7 @@
             <w:pPr>
               <w:spacing w:before="0" w:after="60"/>
               <w:keepNext/>
+              <w:jc w:val="start"/>
             </w:pPr>
             <w:r>
               <w:rPr>
@@ -11492,11 +11501,12 @@
       <w:pPr>
         <w:pStyle w:val="FirstParagraph"/>
       </w:pPr>
-      <w:r>
-        <w:t xml:space="preserve"/>
-      </w:r>
     </w:p>
-    <w:sectPr/>
+    <w:sectPr>
+      <w:footnotePr>
+        <w:numRestart w:val="eachSect"/>
+      </w:footnotePr>
+    </w:sectPr>
   </w:body>
 </w:document>
 </file>
@@ -11527,14 +11537,14 @@
 <file path=word/numbering.xml><?xml version="1.0" encoding="utf-8"?>
 <w:numbering xmlns:w="http://schemas.openxmlformats.org/wordprocessingml/2006/main">
   <w:abstractNum w:abstractNumId="990">
-    <w:nsid w:val="A990"/>
+    <w:nsid w:val="0000A990"/>
     <w:multiLevelType w:val="multilevel"/>
     <w:lvl w:ilvl="0">
       <w:numFmt w:val="bullet"/>
       <w:lvlText w:val=" "/>
       <w:lvlJc w:val="left"/>
       <w:pPr>
-        <w:ind w:left="720" w:hanging="480"/>
+        <w:ind w:left="720" w:hanging="360"/>
       </w:pPr>
     </w:lvl>
     <w:lvl w:ilvl="1">
@@ -11542,7 +11552,7 @@
       <w:lvlText w:val=" "/>
       <w:lvlJc w:val="left"/>
       <w:pPr>
-        <w:ind w:left="1440" w:hanging="480"/>
+        <w:ind w:left="1440" w:hanging="360"/>
       </w:pPr>
     </w:lvl>
     <w:lvl w:ilvl="2">
@@ -11550,7 +11560,7 @@
       <w:lvlText w:val=" "/>
       <w:lvlJc w:val="left"/>
       <w:pPr>
-        <w:ind w:left="2160" w:hanging="480"/>
+        <w:ind w:left="2160" w:hanging="360"/>
       </w:pPr>
     </w:lvl>
     <w:lvl w:ilvl="3">
@@ -11558,7 +11568,7 @@
       <w:lvlText w:val=" "/>
       <w:lvlJc w:val="left"/>
       <w:pPr>
-        <w:ind w:left="2880" w:hanging="480"/>
+        <w:ind w:left="2880" w:hanging="360"/>
       </w:pPr>
     </w:lvl>
     <w:lvl w:ilvl="4">
@@ -11566,7 +11576,7 @@
       <w:lvlText w:val=" "/>
       <w:lvlJc w:val="left"/>
       <w:pPr>
-        <w:ind w:left="3600" w:hanging="480"/>
+        <w:ind w:left="3600" w:hanging="360"/>
       </w:pPr>
     </w:lvl>
     <w:lvl w:ilvl="5">
@@ -11574,7 +11584,7 @@
       <w:lvlText w:val=" "/>
       <w:lvlJc w:val="left"/>
       <w:pPr>
-        <w:ind w:left="4320" w:hanging="480"/>
+        <w:ind w:left="4320" w:hanging="360"/>
       </w:pPr>
     </w:lvl>
     <w:lvl w:ilvl="6">
@@ -11582,7 +11592,7 @@
       <w:lvlText w:val=" "/>
       <w:lvlJc w:val="left"/>
       <w:pPr>
-        <w:ind w:left="5040" w:hanging="480"/>
+        <w:ind w:left="5040" w:hanging="360"/>
       </w:pPr>
     </w:lvl>
     <w:lvl w:ilvl="7">
@@ -11590,7 +11600,7 @@
       <w:lvlText w:val=" "/>
       <w:lvlJc w:val="left"/>
       <w:pPr>
-        <w:ind w:left="5760" w:hanging="480"/>
+        <w:ind w:left="5760" w:hanging="360"/>
       </w:pPr>
     </w:lvl>
     <w:lvl w:ilvl="8">
@@ -11598,7 +11608,7 @@
       <w:lvlText w:val=" "/>
       <w:lvlJc w:val="left"/>
       <w:pPr>
-        <w:ind w:left="6480" w:hanging="480"/>
+        <w:ind w:left="6480" w:hanging="360"/>
       </w:pPr>
     </w:lvl>
   </w:abstractNum>
@@ -11634,10 +11644,10 @@
     <w:name w:val="Body Text"/>
     <w:basedOn w:val="Normal"/>
     <w:link w:val="BodyTextChar"/>
+    <w:qFormat/>
     <w:pPr>
       <w:spacing w:after="180" w:before="180"/>
     </w:pPr>
-    <w:qFormat/>
   </w:style>
   <w:style w:customStyle="1" w:styleId="FirstParagraph" w:type="paragraph">
     <w:name w:val="First Paragraph"/>
@@ -11657,57 +11667,94 @@
     <w:name w:val="Title"/>
     <w:basedOn w:val="Normal"/>
     <w:next w:val="BodyText"/>
+    <w:link w:val="TitleChar"/>
+    <w:uiPriority w:val="10"/>
     <w:qFormat/>
+    <w:rsid w:val="00A10FD9"/>
     <w:pPr>
-      <w:keepNext/>
-      <w:keepLines/>
-      <w:spacing w:after="240" w:before="480"/>
+      <w:spacing w:after="80" w:line="240" w:lineRule="auto"/>
+      <w:contextualSpacing/>
       <w:jc w:val="center"/>
     </w:pPr>
     <w:rPr>
       <w:rFonts w:asciiTheme="majorHAnsi" w:cstheme="majorBidi" w:eastAsiaTheme="majorEastAsia" w:hAnsiTheme="majorHAnsi"/>
-      <w:b/>
-      <w:bCs/>
-      <w:color w:themeColor="accent1" w:themeShade="B5" w:val="345A8A"/>
-      <w:sz w:val="36"/>
-      <w:szCs w:val="36"/>
+      <w:sz w:val="56"/>
+      <w:szCs w:val="56"/>
+    </w:rPr>
+  </w:style>
+  <w:style w:customStyle="1" w:styleId="TitleChar" w:type="character">
+    <w:name w:val="Title Char"/>
+    <w:basedOn w:val="DefaultParagraphFont"/>
+    <w:link w:val="Title"/>
+    <w:uiPriority w:val="10"/>
+    <w:rsid w:val="00A10FD9"/>
+    <w:rPr>
+      <w:rFonts w:asciiTheme="majorHAnsi" w:cstheme="majorBidi" w:eastAsiaTheme="majorEastAsia" w:hAnsiTheme="majorHAnsi"/>
+      <w:sz w:val="56"/>
+      <w:szCs w:val="56"/>
     </w:rPr>
   </w:style>
   <w:style w:styleId="Subtitle" w:type="paragraph">
     <w:name w:val="Subtitle"/>
     <w:basedOn w:val="Title"/>
     <w:next w:val="BodyText"/>
+    <w:link w:val="SubtitleChar"/>
+    <w:uiPriority w:val="11"/>
     <w:qFormat/>
+    <w:rsid w:val="00A10FD9"/>
     <w:pPr>
-      <w:keepNext/>
-      <w:keepLines/>
-      <w:spacing w:after="240" w:before="240"/>
-      <w:jc w:val="center"/>
+      <w:numPr>
+        <w:ilvl w:val="1"/>
+      </w:numPr>
     </w:pPr>
     <w:rPr>
-      <w:sz w:val="30"/>
-      <w:szCs w:val="30"/>
+      <w:rFonts w:cstheme="majorBidi" w:eastAsiaTheme="majorEastAsia"/>
+      <w:spacing w:val="15"/>
+      <w:sz w:val="28"/>
+      <w:szCs w:val="28"/>
+    </w:rPr>
+  </w:style>
+  <w:style w:customStyle="1" w:styleId="SubtitleChar" w:type="character">
+    <w:name w:val="Subtitle Char"/>
+    <w:basedOn w:val="DefaultParagraphFont"/>
+    <w:link w:val="Subtitle"/>
+    <w:uiPriority w:val="11"/>
+    <w:rsid w:val="00A10FD9"/>
+    <w:rPr>
+      <w:rFonts w:cstheme="majorBidi" w:eastAsiaTheme="majorEastAsia"/>
+      <w:color w:themeColor="text1" w:themeTint="A6" w:val="595959"/>
+      <w:spacing w:val="15"/>
+      <w:sz w:val="28"/>
+      <w:szCs w:val="28"/>
     </w:rPr>
   </w:style>
   <w:style w:customStyle="1" w:styleId="Author" w:type="paragraph">
     <w:name w:val="Author"/>
+    <w:basedOn w:val="Title"/>
     <w:next w:val="BodyText"/>
     <w:qFormat/>
     <w:pPr>
       <w:keepNext/>
       <w:keepLines/>
-      <w:jc w:val="center"/>
     </w:pPr>
+    <w:rPr>
+      <w:sz w:val="24"/>
+      <w:szCs w:val="24"/>
+    </w:rPr>
   </w:style>
   <w:style w:styleId="Date" w:type="paragraph">
     <w:name w:val="Date"/>
+    <w:basedOn w:val="Title"/>
     <w:next w:val="BodyText"/>
     <w:qFormat/>
     <w:pPr>
       <w:keepNext/>
       <w:keepLines/>
-      <w:jc w:val="center"/>
     </w:pPr>
+    <w:rPr>
+      <w:sz w:val="24"/>
+      <w:szCs w:val="24"/>
+    </w:rPr>
   </w:style>
   <w:style w:customStyle="1" w:styleId="AbstractTitle" w:type="paragraph">
     <w:name w:val="Abstract Title"/>
@@ -11717,15 +11764,13 @@
     <w:pPr>
       <w:keepNext/>
       <w:keepLines/>
+      <w:spacing w:after="0" w:before="300"/>
       <w:jc w:val="center"/>
-      <w:spacing w:after="0" w:before="300"/>
     </w:pPr>
     <w:rPr>
+      <w:b/>
       <w:sz w:val="20"/>
       <w:szCs w:val="20"/>
-      <w:b/>
-      <w:color w:val="345A8A"/>
-      &gt;
     </w:rPr>
   </w:style>
   <w:style w:customStyle="1" w:styleId="Abstract" w:type="paragraph">
@@ -11752,191 +11797,321 @@
     <w:rPr/>
   </w:style>
   <w:style w:styleId="Heading1" w:type="paragraph">
-    <w:name w:val="Heading 1"/>
+    <w:name w:val="heading 1"/>
     <w:basedOn w:val="Normal"/>
     <w:next w:val="BodyText"/>
+    <w:link w:val="Heading1Char"/>
     <w:uiPriority w:val="9"/>
     <w:qFormat/>
+    <w:rsid w:val="00A10FD9"/>
     <w:pPr>
       <w:keepNext/>
       <w:keepLines/>
-      <w:spacing w:after="0" w:before="480"/>
+      <w:spacing w:after="80" w:before="360"/>
       <w:outlineLvl w:val="0"/>
     </w:pPr>
     <w:rPr>
       <w:rFonts w:asciiTheme="majorHAnsi" w:cstheme="majorBidi" w:eastAsiaTheme="majorEastAsia" w:hAnsiTheme="majorHAnsi"/>
-      <w:b/>
-      <w:bCs/>
-      <w:color w:themeColor="accent1" w:val="4F81BD"/>
+      <w:color w:themeColor="accent1" w:themeShade="BF" w:val="0F4761"/>
+      <w:sz w:val="40"/>
+      <w:szCs w:val="40"/>
+    </w:rPr>
+  </w:style>
+  <w:style w:styleId="Heading2" w:type="paragraph">
+    <w:name w:val="heading 2"/>
+    <w:basedOn w:val="Normal"/>
+    <w:next w:val="BodyText"/>
+    <w:link w:val="Heading2Char"/>
+    <w:uiPriority w:val="9"/>
+    <w:semiHidden/>
+    <w:unhideWhenUsed/>
+    <w:qFormat/>
+    <w:rsid w:val="00A10FD9"/>
+    <w:pPr>
+      <w:keepNext/>
+      <w:keepLines/>
+      <w:spacing w:after="80" w:before="160"/>
+      <w:outlineLvl w:val="1"/>
+    </w:pPr>
+    <w:rPr>
+      <w:rFonts w:asciiTheme="majorHAnsi" w:cstheme="majorBidi" w:eastAsiaTheme="majorEastAsia" w:hAnsiTheme="majorHAnsi"/>
+      <w:color w:themeColor="accent1" w:themeShade="BF" w:val="0F4761"/>
       <w:sz w:val="32"/>
       <w:szCs w:val="32"/>
     </w:rPr>
   </w:style>
-  <w:style w:styleId="Heading2" w:type="paragraph">
-    <w:name w:val="Heading 2"/>
+  <w:style w:styleId="Heading3" w:type="paragraph">
+    <w:name w:val="heading 3"/>
     <w:basedOn w:val="Normal"/>
     <w:next w:val="BodyText"/>
+    <w:link w:val="Heading3Char"/>
     <w:uiPriority w:val="9"/>
+    <w:semiHidden/>
     <w:unhideWhenUsed/>
     <w:qFormat/>
+    <w:rsid w:val="00A10FD9"/>
     <w:pPr>
       <w:keepNext/>
       <w:keepLines/>
-      <w:spacing w:after="0" w:before="200"/>
-      <w:outlineLvl w:val="1"/>
+      <w:spacing w:after="80" w:before="160"/>
+      <w:outlineLvl w:val="2"/>
     </w:pPr>
     <w:rPr>
-      <w:rFonts w:asciiTheme="majorHAnsi" w:cstheme="majorBidi" w:eastAsiaTheme="majorEastAsia" w:hAnsiTheme="majorHAnsi"/>
-      <w:b/>
-      <w:bCs/>
-      <w:color w:themeColor="accent1" w:val="4F81BD"/>
+      <w:rFonts w:cstheme="majorBidi" w:eastAsiaTheme="majorEastAsia"/>
+      <w:color w:themeColor="accent1" w:themeShade="BF" w:val="0F4761"/>
       <w:sz w:val="28"/>
       <w:szCs w:val="28"/>
     </w:rPr>
   </w:style>
-  <w:style w:styleId="Heading3" w:type="paragraph">
-    <w:name w:val="Heading 3"/>
+  <w:style w:styleId="Heading4" w:type="paragraph">
+    <w:name w:val="heading 4"/>
     <w:basedOn w:val="Normal"/>
     <w:next w:val="BodyText"/>
+    <w:link w:val="Heading4Char"/>
     <w:uiPriority w:val="9"/>
+    <w:semiHidden/>
     <w:unhideWhenUsed/>
     <w:qFormat/>
+    <w:rsid w:val="00A10FD9"/>
     <w:pPr>
       <w:keepNext/>
       <w:keepLines/>
-      <w:spacing w:after="0" w:before="200"/>
-      <w:outlineLvl w:val="2"/>
+      <w:spacing w:after="40" w:before="80"/>
+      <w:outlineLvl w:val="3"/>
     </w:pPr>
     <w:rPr>
-      <w:rFonts w:asciiTheme="majorHAnsi" w:cstheme="majorBidi" w:eastAsiaTheme="majorEastAsia" w:hAnsiTheme="majorHAnsi"/>
-      <w:b/>
-      <w:bCs/>
-      <w:color w:themeColor="accent1" w:val="4F81BD"/>
-      <w:sz w:val="24"/>
-      <w:szCs w:val="24"/>
+      <w:rFonts w:cstheme="majorBidi" w:eastAsiaTheme="majorEastAsia"/>
+      <w:i/>
+      <w:iCs/>
+      <w:color w:themeColor="accent1" w:themeShade="BF" w:val="0F4761"/>
     </w:rPr>
   </w:style>
-  <w:style w:styleId="Heading4" w:type="paragraph">
-    <w:name w:val="Heading 4"/>
+  <w:style w:styleId="Heading5" w:type="paragraph">
+    <w:name w:val="heading 5"/>
     <w:basedOn w:val="Normal"/>
     <w:next w:val="BodyText"/>
+    <w:link w:val="Heading5Char"/>
     <w:uiPriority w:val="9"/>
+    <w:semiHidden/>
     <w:unhideWhenUsed/>
     <w:qFormat/>
+    <w:rsid w:val="00A10FD9"/>
     <w:pPr>
       <w:keepNext/>
       <w:keepLines/>
-      <w:spacing w:after="0" w:before="200"/>
-      <w:outlineLvl w:val="3"/>
+      <w:spacing w:after="40" w:before="80"/>
+      <w:outlineLvl w:val="4"/>
     </w:pPr>
     <w:rPr>
-      <w:rFonts w:asciiTheme="majorHAnsi" w:cstheme="majorBidi" w:eastAsiaTheme="majorEastAsia" w:hAnsiTheme="majorHAnsi"/>
-      <w:i/>
-      <w:bCs/>
-      <w:color w:themeColor="accent1" w:val="4F81BD"/>
-      <w:sz w:val="24"/>
-      <w:szCs w:val="24"/>
+      <w:rFonts w:cstheme="majorBidi" w:eastAsiaTheme="majorEastAsia"/>
+      <w:color w:themeColor="accent1" w:themeShade="BF" w:val="0F4761"/>
     </w:rPr>
   </w:style>
-  <w:style w:styleId="Heading5" w:type="paragraph">
-    <w:name w:val="Heading 5"/>
+  <w:style w:styleId="Heading6" w:type="paragraph">
+    <w:name w:val="heading 6"/>
     <w:basedOn w:val="Normal"/>
     <w:next w:val="BodyText"/>
+    <w:link w:val="Heading6Char"/>
     <w:uiPriority w:val="9"/>
+    <w:semiHidden/>
     <w:unhideWhenUsed/>
     <w:qFormat/>
+    <w:rsid w:val="00A10FD9"/>
     <w:pPr>
       <w:keepNext/>
       <w:keepLines/>
-      <w:spacing w:after="0" w:before="200"/>
-      <w:outlineLvl w:val="4"/>
+      <w:spacing w:after="0" w:before="40"/>
+      <w:outlineLvl w:val="5"/>
     </w:pPr>
     <w:rPr>
-      <w:rFonts w:asciiTheme="majorHAnsi" w:cstheme="majorBidi" w:eastAsiaTheme="majorEastAsia" w:hAnsiTheme="majorHAnsi"/>
+      <w:rFonts w:cstheme="majorBidi" w:eastAsiaTheme="majorEastAsia"/>
+      <w:i/>
       <w:iCs/>
-      <w:color w:themeColor="accent1" w:val="4F81BD"/>
-      <w:sz w:val="24"/>
-      <w:szCs w:val="24"/>
+      <w:color w:themeColor="text1" w:themeTint="A6" w:val="595959"/>
     </w:rPr>
   </w:style>
-  <w:style w:styleId="Heading6" w:type="paragraph">
-    <w:name w:val="Heading 6"/>
+  <w:style w:styleId="Heading7" w:type="paragraph">
+    <w:name w:val="heading 7"/>
     <w:basedOn w:val="Normal"/>
     <w:next w:val="BodyText"/>
+    <w:link w:val="Heading7Char"/>
     <w:uiPriority w:val="9"/>
+    <w:semiHidden/>
     <w:unhideWhenUsed/>
     <w:qFormat/>
+    <w:rsid w:val="00A10FD9"/>
     <w:pPr>
       <w:keepNext/>
       <w:keepLines/>
-      <w:spacing w:after="0" w:before="200"/>
-      <w:outlineLvl w:val="5"/>
+      <w:spacing w:after="0" w:before="40"/>
+      <w:outlineLvl w:val="6"/>
     </w:pPr>
     <w:rPr>
-      <w:rFonts w:asciiTheme="majorHAnsi" w:cstheme="majorBidi" w:eastAsiaTheme="majorEastAsia" w:hAnsiTheme="majorHAnsi"/>
-      <w:color w:themeColor="accent1" w:val="4F81BD"/>
-      <w:sz w:val="24"/>
-      <w:szCs w:val="24"/>
+      <w:rFonts w:cstheme="majorBidi" w:eastAsiaTheme="majorEastAsia"/>
+      <w:color w:themeColor="text1" w:themeTint="A6" w:val="595959"/>
     </w:rPr>
   </w:style>
-  <w:style w:styleId="Heading7" w:type="paragraph">
-    <w:name w:val="Heading 7"/>
+  <w:style w:styleId="Heading8" w:type="paragraph">
+    <w:name w:val="heading 8"/>
     <w:basedOn w:val="Normal"/>
     <w:next w:val="BodyText"/>
+    <w:link w:val="Heading8Char"/>
     <w:uiPriority w:val="9"/>
+    <w:semiHidden/>
     <w:unhideWhenUsed/>
     <w:qFormat/>
+    <w:rsid w:val="00A10FD9"/>
     <w:pPr>
       <w:keepNext/>
       <w:keepLines/>
-      <w:spacing w:after="0" w:before="200"/>
-      <w:outlineLvl w:val="6"/>
+      <w:spacing w:after="0"/>
+      <w:outlineLvl w:val="7"/>
     </w:pPr>
     <w:rPr>
-      <w:rFonts w:asciiTheme="majorHAnsi" w:cstheme="majorBidi" w:eastAsiaTheme="majorEastAsia" w:hAnsiTheme="majorHAnsi"/>
-      <w:color w:themeColor="accent1" w:val="4F81BD"/>
-      <w:sz w:val="24"/>
-      <w:szCs w:val="24"/>
+      <w:rFonts w:cstheme="majorBidi" w:eastAsiaTheme="majorEastAsia"/>
+      <w:i/>
+      <w:iCs/>
+      <w:color w:themeColor="text1" w:themeTint="D8" w:val="272727"/>
     </w:rPr>
   </w:style>
-  <w:style w:styleId="Heading8" w:type="paragraph">
-    <w:name w:val="Heading 8"/>
+  <w:style w:styleId="Heading9" w:type="paragraph">
+    <w:name w:val="heading 9"/>
     <w:basedOn w:val="Normal"/>
     <w:next w:val="BodyText"/>
+    <w:link w:val="Heading9Char"/>
     <w:uiPriority w:val="9"/>
+    <w:semiHidden/>
     <w:unhideWhenUsed/>
     <w:qFormat/>
+    <w:rsid w:val="00A10FD9"/>
     <w:pPr>
       <w:keepNext/>
       <w:keepLines/>
-      <w:spacing w:after="0" w:before="200"/>
-      <w:outlineLvl w:val="7"/>
-    </w:pPr>
-    <w:rPr>
-      <w:rFonts w:asciiTheme="majorHAnsi" w:cstheme="majorBidi" w:eastAsiaTheme="majorEastAsia" w:hAnsiTheme="majorHAnsi"/>
-      <w:color w:themeColor="accent1" w:val="4F81BD"/>
-      <w:sz w:val="24"/>
-      <w:szCs w:val="24"/>
-    </w:rPr>
-  </w:style>
-  <w:style w:styleId="Heading9" w:type="paragraph">
-    <w:name w:val="Heading 9"/>
-    <w:basedOn w:val="Normal"/>
-    <w:next w:val="BodyText"/>
-    <w:uiPriority w:val="9"/>
-    <w:unhideWhenUsed/>
-    <w:qFormat/>
-    <w:pPr>
-      <w:keepNext/>
-      <w:keepLines/>
-      <w:spacing w:after="0" w:before="200"/>
+      <w:spacing w:after="0"/>
       <w:outlineLvl w:val="8"/>
     </w:pPr>
     <w:rPr>
+      <w:rFonts w:cstheme="majorBidi" w:eastAsiaTheme="majorEastAsia"/>
+      <w:color w:themeColor="text1" w:themeTint="D8" w:val="272727"/>
+    </w:rPr>
+  </w:style>
+  <w:style w:customStyle="1" w:styleId="Heading1Char" w:type="character">
+    <w:name w:val="Heading 1 Char"/>
+    <w:basedOn w:val="DefaultParagraphFont"/>
+    <w:link w:val="Heading1"/>
+    <w:uiPriority w:val="9"/>
+    <w:rsid w:val="00A10FD9"/>
+    <w:rPr>
       <w:rFonts w:asciiTheme="majorHAnsi" w:cstheme="majorBidi" w:eastAsiaTheme="majorEastAsia" w:hAnsiTheme="majorHAnsi"/>
-      <w:color w:themeColor="accent1" w:val="4F81BD"/>
-      <w:sz w:val="24"/>
-      <w:szCs w:val="24"/>
+      <w:color w:themeColor="accent1" w:themeShade="BF" w:val="0F4761"/>
+      <w:sz w:val="40"/>
+      <w:szCs w:val="40"/>
+    </w:rPr>
+  </w:style>
+  <w:style w:customStyle="1" w:styleId="Heading2Char" w:type="character">
+    <w:name w:val="Heading 2 Char"/>
+    <w:basedOn w:val="DefaultParagraphFont"/>
+    <w:link w:val="Heading2"/>
+    <w:uiPriority w:val="9"/>
+    <w:semiHidden/>
+    <w:rsid w:val="00A10FD9"/>
+    <w:rPr>
+      <w:rFonts w:asciiTheme="majorHAnsi" w:cstheme="majorBidi" w:eastAsiaTheme="majorEastAsia" w:hAnsiTheme="majorHAnsi"/>
+      <w:color w:themeColor="accent1" w:themeShade="BF" w:val="0F4761"/>
+      <w:sz w:val="32"/>
+      <w:szCs w:val="32"/>
+    </w:rPr>
+  </w:style>
+  <w:style w:customStyle="1" w:styleId="Heading3Char" w:type="character">
+    <w:name w:val="Heading 3 Char"/>
+    <w:basedOn w:val="DefaultParagraphFont"/>
+    <w:link w:val="Heading3"/>
+    <w:uiPriority w:val="9"/>
+    <w:semiHidden/>
+    <w:rsid w:val="00A10FD9"/>
+    <w:rPr>
+      <w:rFonts w:cstheme="majorBidi" w:eastAsiaTheme="majorEastAsia"/>
+      <w:color w:themeColor="accent1" w:themeShade="BF" w:val="0F4761"/>
+      <w:sz w:val="28"/>
+      <w:szCs w:val="28"/>
+    </w:rPr>
+  </w:style>
+  <w:style w:customStyle="1" w:styleId="Heading4Char" w:type="character">
+    <w:name w:val="Heading 4 Char"/>
+    <w:basedOn w:val="DefaultParagraphFont"/>
+    <w:link w:val="Heading4"/>
+    <w:uiPriority w:val="9"/>
+    <w:semiHidden/>
+    <w:rsid w:val="00A10FD9"/>
+    <w:rPr>
+      <w:rFonts w:cstheme="majorBidi" w:eastAsiaTheme="majorEastAsia"/>
+      <w:i/>
+      <w:iCs/>
+      <w:color w:themeColor="accent1" w:themeShade="BF" w:val="0F4761"/>
+    </w:rPr>
+  </w:style>
+  <w:style w:customStyle="1" w:styleId="Heading5Char" w:type="character">
+    <w:name w:val="Heading 5 Char"/>
+    <w:basedOn w:val="DefaultParagraphFont"/>
+    <w:link w:val="Heading5"/>
+    <w:uiPriority w:val="9"/>
+    <w:semiHidden/>
+    <w:rsid w:val="00A10FD9"/>
+    <w:rPr>
+      <w:rFonts w:cstheme="majorBidi" w:eastAsiaTheme="majorEastAsia"/>
+      <w:color w:themeColor="accent1" w:themeShade="BF" w:val="0F4761"/>
+    </w:rPr>
+  </w:style>
+  <w:style w:customStyle="1" w:styleId="Heading6Char" w:type="character">
+    <w:name w:val="Heading 6 Char"/>
+    <w:basedOn w:val="DefaultParagraphFont"/>
+    <w:link w:val="Heading6"/>
+    <w:uiPriority w:val="9"/>
+    <w:semiHidden/>
+    <w:rsid w:val="00A10FD9"/>
+    <w:rPr>
+      <w:rFonts w:cstheme="majorBidi" w:eastAsiaTheme="majorEastAsia"/>
+      <w:i/>
+      <w:iCs/>
+      <w:color w:themeColor="text1" w:themeTint="A6" w:val="595959"/>
+    </w:rPr>
+  </w:style>
+  <w:style w:customStyle="1" w:styleId="Heading7Char" w:type="character">
+    <w:name w:val="Heading 7 Char"/>
+    <w:basedOn w:val="DefaultParagraphFont"/>
+    <w:link w:val="Heading7"/>
+    <w:uiPriority w:val="9"/>
+    <w:semiHidden/>
+    <w:rsid w:val="00A10FD9"/>
+    <w:rPr>
+      <w:rFonts w:cstheme="majorBidi" w:eastAsiaTheme="majorEastAsia"/>
+      <w:color w:themeColor="text1" w:themeTint="A6" w:val="595959"/>
+    </w:rPr>
+  </w:style>
+  <w:style w:customStyle="1" w:styleId="Heading8Char" w:type="character">
+    <w:name w:val="Heading 8 Char"/>
+    <w:basedOn w:val="DefaultParagraphFont"/>
+    <w:link w:val="Heading8"/>
+    <w:uiPriority w:val="9"/>
+    <w:semiHidden/>
+    <w:rsid w:val="00A10FD9"/>
+    <w:rPr>
+      <w:rFonts w:cstheme="majorBidi" w:eastAsiaTheme="majorEastAsia"/>
+      <w:i/>
+      <w:iCs/>
+      <w:color w:themeColor="text1" w:themeTint="D8" w:val="272727"/>
+    </w:rPr>
+  </w:style>
+  <w:style w:customStyle="1" w:styleId="Heading9Char" w:type="character">
+    <w:name w:val="Heading 9 Char"/>
+    <w:basedOn w:val="DefaultParagraphFont"/>
+    <w:link w:val="Heading9"/>
+    <w:uiPriority w:val="9"/>
+    <w:semiHidden/>
+    <w:rsid w:val="00A10FD9"/>
+    <w:rPr>
+      <w:rFonts w:cstheme="majorBidi" w:eastAsiaTheme="majorEastAsia"/>
+      <w:color w:themeColor="text1" w:themeTint="D8" w:val="272727"/>
     </w:rPr>
   </w:style>
   <w:style w:styleId="BlockText" w:type="paragraph">
@@ -11958,6 +12133,18 @@
     <w:uiPriority w:val="9"/>
     <w:unhideWhenUsed/>
     <w:qFormat/>
+  </w:style>
+  <w:style w:styleId="FootnoteBlockText" w:type="paragraph">
+    <w:name w:val="Footnote Block Text"/>
+    <w:basedOn w:val="FootnoteText"/>
+    <w:next w:val="FootnoteText"/>
+    <w:uiPriority w:val="9"/>
+    <w:unhideWhenUsed/>
+    <w:qFormat/>
+    <w:pPr>
+      <w:spacing w:after="100" w:before="100"/>
+      <w:ind w:firstLine="0" w:left="480" w:right="480"/>
+    </w:pPr>
   </w:style>
   <w:style w:default="1" w:styleId="DefaultParagraphFont" w:type="character">
     <w:name w:val="Default Paragraph Font"/>
@@ -11988,10 +12175,10 @@
         <w:jc w:val="left"/>
       </w:trPr>
       <w:tcPr>
-        <w:vAlign w:val="bottom"/>
         <w:tcBorders>
           <w:bottom w:val="single"/>
         </w:tcBorders>
+        <w:vAlign w:val="bottom"/>
       </w:tcPr>
     </w:tblStylePr>
   </w:style>
@@ -12106,8 +12293,8 @@
     <w:name w:val="KeywordTok"/>
     <w:basedOn w:val="VerbatimChar"/>
     <w:rPr>
+      <w:b/>
       <w:color w:val="007020"/>
-      <w:b/>
     </w:rPr>
   </w:style>
   <w:style w:type="character" w:customStyle="1" w:styleId="DataTypeTok">
@@ -12184,42 +12371,42 @@
     <w:name w:val="ImportTok"/>
     <w:basedOn w:val="VerbatimChar"/>
     <w:rPr>
+      <w:b/>
       <w:color w:val="008000"/>
-      <w:b/>
     </w:rPr>
   </w:style>
   <w:style w:type="character" w:customStyle="1" w:styleId="CommentTok">
     <w:name w:val="CommentTok"/>
     <w:basedOn w:val="VerbatimChar"/>
     <w:rPr>
+      <w:i/>
       <w:color w:val="60a0b0"/>
-      <w:i/>
     </w:rPr>
   </w:style>
   <w:style w:type="character" w:customStyle="1" w:styleId="DocumentationTok">
     <w:name w:val="DocumentationTok"/>
     <w:basedOn w:val="VerbatimChar"/>
     <w:rPr>
+      <w:i/>
       <w:color w:val="ba2121"/>
-      <w:i/>
     </w:rPr>
   </w:style>
   <w:style w:type="character" w:customStyle="1" w:styleId="AnnotationTok">
     <w:name w:val="AnnotationTok"/>
     <w:basedOn w:val="VerbatimChar"/>
     <w:rPr>
-      <w:color w:val="60a0b0"/>
       <w:b/>
       <w:i/>
+      <w:color w:val="60a0b0"/>
     </w:rPr>
   </w:style>
   <w:style w:type="character" w:customStyle="1" w:styleId="CommentVarTok">
     <w:name w:val="CommentVarTok"/>
     <w:basedOn w:val="VerbatimChar"/>
     <w:rPr>
-      <w:color w:val="60a0b0"/>
       <w:b/>
       <w:i/>
+      <w:color w:val="60a0b0"/>
     </w:rPr>
   </w:style>
   <w:style w:type="character" w:customStyle="1" w:styleId="OtherTok">
@@ -12247,8 +12434,8 @@
     <w:name w:val="ControlFlowTok"/>
     <w:basedOn w:val="VerbatimChar"/>
     <w:rPr>
+      <w:b/>
       <w:color w:val="007020"/>
-      <w:b/>
     </w:rPr>
   </w:style>
   <w:style w:type="character" w:customStyle="1" w:styleId="OperatorTok">
@@ -12293,34 +12480,34 @@
     <w:name w:val="InformationTok"/>
     <w:basedOn w:val="VerbatimChar"/>
     <w:rPr>
-      <w:color w:val="60a0b0"/>
       <w:b/>
       <w:i/>
+      <w:color w:val="60a0b0"/>
     </w:rPr>
   </w:style>
   <w:style w:type="character" w:customStyle="1" w:styleId="WarningTok">
     <w:name w:val="WarningTok"/>
     <w:basedOn w:val="VerbatimChar"/>
     <w:rPr>
-      <w:color w:val="60a0b0"/>
       <w:b/>
       <w:i/>
+      <w:color w:val="60a0b0"/>
     </w:rPr>
   </w:style>
   <w:style w:type="character" w:customStyle="1" w:styleId="AlertTok">
     <w:name w:val="AlertTok"/>
     <w:basedOn w:val="VerbatimChar"/>
     <w:rPr>
+      <w:b/>
       <w:color w:val="ff0000"/>
-      <w:b/>
     </w:rPr>
   </w:style>
   <w:style w:type="character" w:customStyle="1" w:styleId="ErrorTok">
     <w:name w:val="ErrorTok"/>
     <w:basedOn w:val="VerbatimChar"/>
     <w:rPr>
+      <w:b/>
       <w:color w:val="ff0000"/>
-      <w:b/>
     </w:rPr>
   </w:style>
   <w:style w:type="character" w:customStyle="1" w:styleId="NormalTok">
@@ -12342,44 +12529,44 @@
         <a:sysClr val="window" lastClr="FFFFFF"/>
       </a:lt1>
       <a:dk2>
-        <a:srgbClr val="1F497D"/>
+        <a:srgbClr val="0E2841"/>
       </a:dk2>
       <a:lt2>
-        <a:srgbClr val="EEECE1"/>
+        <a:srgbClr val="E8E8E8"/>
       </a:lt2>
       <a:accent1>
-        <a:srgbClr val="4F81BD"/>
+        <a:srgbClr val="156082"/>
       </a:accent1>
       <a:accent2>
-        <a:srgbClr val="C0504D"/>
+        <a:srgbClr val="E97132"/>
       </a:accent2>
       <a:accent3>
-        <a:srgbClr val="9BBB59"/>
+        <a:srgbClr val="196B24"/>
       </a:accent3>
       <a:accent4>
-        <a:srgbClr val="8064A2"/>
+        <a:srgbClr val="0F9ED5"/>
       </a:accent4>
       <a:accent5>
-        <a:srgbClr val="4BACC6"/>
+        <a:srgbClr val="A02B93"/>
       </a:accent5>
       <a:accent6>
-        <a:srgbClr val="F79646"/>
+        <a:srgbClr val="4EA72E"/>
       </a:accent6>
       <a:hlink>
-        <a:srgbClr val="0000FF"/>
+        <a:srgbClr val="467886"/>
       </a:hlink>
       <a:folHlink>
-        <a:srgbClr val="800080"/>
+        <a:srgbClr val="96607D"/>
       </a:folHlink>
     </a:clrScheme>
     <a:fontScheme name="Office">
       <a:majorFont>
-        <a:latin typeface="Calibri"/>
+        <a:latin typeface="Aptos Display" panose="02110004020202020204"/>
         <a:ea typeface=""/>
         <a:cs typeface=""/>
-        <a:font script="Jpan" typeface="ＭＳ ゴシック"/>
+        <a:font script="Jpan" typeface="游ゴシック Light"/>
         <a:font script="Hang" typeface="맑은 고딕"/>
-        <a:font script="Hans" typeface="宋体"/>
+        <a:font script="Hans" typeface="等线 Light"/>
         <a:font script="Hant" typeface="新細明體"/>
         <a:font script="Arab" typeface="Times New Roman"/>
         <a:font script="Hebr" typeface="Times New Roman"/>
@@ -12406,14 +12593,32 @@
         <a:font script="Mong" typeface="Mongolian Baiti"/>
         <a:font script="Viet" typeface="Times New Roman"/>
         <a:font script="Uigh" typeface="Microsoft Uighur"/>
+        <a:font script="Geor" typeface="Sylfaen"/>
+        <a:font script="Armn" typeface="Arial"/>
+        <a:font script="Bugi" typeface="Leelawadee UI"/>
+        <a:font script="Bopo" typeface="Microsoft JhengHei"/>
+        <a:font script="Java" typeface="Javanese Text"/>
+        <a:font script="Lisu" typeface="Segoe UI"/>
+        <a:font script="Mymr" typeface="Myanmar Text"/>
+        <a:font script="Nkoo" typeface="Ebrima"/>
+        <a:font script="Olck" typeface="Nirmala UI"/>
+        <a:font script="Osma" typeface="Ebrima"/>
+        <a:font script="Phag" typeface="Phagspa"/>
+        <a:font script="Syrn" typeface="Estrangelo Edessa"/>
+        <a:font script="Syrj" typeface="Estrangelo Edessa"/>
+        <a:font script="Syre" typeface="Estrangelo Edessa"/>
+        <a:font script="Sora" typeface="Nirmala UI"/>
+        <a:font script="Tale" typeface="Microsoft Tai Le"/>
+        <a:font script="Talu" typeface="Microsoft New Tai Lue"/>
+        <a:font script="Tfng" typeface="Ebrima"/>
       </a:majorFont>
       <a:minorFont>
-        <a:latin typeface="Cambria"/>
+        <a:latin typeface="Aptos" panose="02110004020202020204"/>
         <a:ea typeface=""/>
         <a:cs typeface=""/>
-        <a:font script="Jpan" typeface="ＭＳ 明朝"/>
+        <a:font script="Jpan" typeface="游明朝"/>
         <a:font script="Hang" typeface="맑은 고딕"/>
-        <a:font script="Hans" typeface="宋体"/>
+        <a:font script="Hans" typeface="等线"/>
         <a:font script="Hant" typeface="新細明體"/>
         <a:font script="Arab" typeface="Arial"/>
         <a:font script="Hebr" typeface="Arial"/>
@@ -12440,6 +12645,24 @@
         <a:font script="Mong" typeface="Mongolian Baiti"/>
         <a:font script="Viet" typeface="Arial"/>
         <a:font script="Uigh" typeface="Microsoft Uighur"/>
+        <a:font script="Geor" typeface="Sylfaen"/>
+        <a:font script="Armn" typeface="Arial"/>
+        <a:font script="Bugi" typeface="Leelawadee UI"/>
+        <a:font script="Bopo" typeface="Microsoft JhengHei"/>
+        <a:font script="Java" typeface="Javanese Text"/>
+        <a:font script="Lisu" typeface="Segoe UI"/>
+        <a:font script="Mymr" typeface="Myanmar Text"/>
+        <a:font script="Nkoo" typeface="Ebrima"/>
+        <a:font script="Olck" typeface="Nirmala UI"/>
+        <a:font script="Osma" typeface="Ebrima"/>
+        <a:font script="Phag" typeface="Phagspa"/>
+        <a:font script="Syrn" typeface="Estrangelo Edessa"/>
+        <a:font script="Syrj" typeface="Estrangelo Edessa"/>
+        <a:font script="Syre" typeface="Estrangelo Edessa"/>
+        <a:font script="Sora" typeface="Nirmala UI"/>
+        <a:font script="Tale" typeface="Microsoft Tai Le"/>
+        <a:font script="Talu" typeface="Microsoft New Tai Lue"/>
+        <a:font script="Tfng" typeface="Ebrima"/>
       </a:minorFont>
     </a:fontScheme>
     <a:fmtScheme name="Office">
@@ -12451,200 +12674,141 @@
           <a:gsLst>
             <a:gs pos="0">
               <a:schemeClr val="phClr">
-                <a:tint val="50000"/>
-                <a:satMod val="300000"/>
+                <a:lumMod val="110000"/>
+                <a:satMod val="105000"/>
+                <a:tint val="67000"/>
               </a:schemeClr>
             </a:gs>
-            <a:gs pos="35000">
+            <a:gs pos="50000">
               <a:schemeClr val="phClr">
-                <a:tint val="37000"/>
-                <a:satMod val="300000"/>
+                <a:lumMod val="105000"/>
+                <a:satMod val="103000"/>
+                <a:tint val="73000"/>
               </a:schemeClr>
             </a:gs>
             <a:gs pos="100000">
               <a:schemeClr val="phClr">
-                <a:tint val="15000"/>
-                <a:satMod val="350000"/>
+                <a:lumMod val="105000"/>
+                <a:satMod val="109000"/>
+                <a:tint val="81000"/>
               </a:schemeClr>
             </a:gs>
           </a:gsLst>
-          <a:lin ang="16200000" scaled="1"/>
+          <a:lin ang="5400000" scaled="0"/>
         </a:gradFill>
         <a:gradFill rotWithShape="1">
           <a:gsLst>
             <a:gs pos="0">
               <a:schemeClr val="phClr">
-                <a:tint val="100000"/>
+                <a:satMod val="103000"/>
+                <a:lumMod val="102000"/>
+                <a:tint val="94000"/>
+              </a:schemeClr>
+            </a:gs>
+            <a:gs pos="50000">
+              <a:schemeClr val="phClr">
+                <a:satMod val="110000"/>
+                <a:lumMod val="100000"/>
                 <a:shade val="100000"/>
-                <a:satMod val="130000"/>
               </a:schemeClr>
             </a:gs>
             <a:gs pos="100000">
               <a:schemeClr val="phClr">
-                <a:tint val="50000"/>
-                <a:shade val="100000"/>
-                <a:satMod val="350000"/>
+                <a:lumMod val="99000"/>
+                <a:satMod val="120000"/>
+                <a:shade val="78000"/>
               </a:schemeClr>
             </a:gs>
           </a:gsLst>
-          <a:lin ang="16200000" scaled="0"/>
+          <a:lin ang="5400000" scaled="0"/>
         </a:gradFill>
       </a:fillStyleLst>
       <a:lnStyleLst>
-        <a:ln w="9525" cap="flat" cmpd="sng" algn="ctr">
-          <a:solidFill>
-            <a:schemeClr val="phClr">
-              <a:shade val="95000"/>
-              <a:satMod val="105000"/>
-            </a:schemeClr>
-          </a:solidFill>
-          <a:prstDash val="solid"/>
-        </a:ln>
-        <a:ln w="25400" cap="flat" cmpd="sng" algn="ctr">
+        <a:ln w="6350" cap="flat" cmpd="sng" algn="ctr">
           <a:solidFill>
             <a:schemeClr val="phClr"/>
           </a:solidFill>
           <a:prstDash val="solid"/>
+          <a:miter lim="800000"/>
         </a:ln>
-        <a:ln w="38100" cap="flat" cmpd="sng" algn="ctr">
+        <a:ln w="12700" cap="flat" cmpd="sng" algn="ctr">
           <a:solidFill>
             <a:schemeClr val="phClr"/>
           </a:solidFill>
           <a:prstDash val="solid"/>
+          <a:miter lim="800000"/>
+        </a:ln>
+        <a:ln w="19050" cap="flat" cmpd="sng" algn="ctr">
+          <a:solidFill>
+            <a:schemeClr val="phClr"/>
+          </a:solidFill>
+          <a:prstDash val="solid"/>
+          <a:miter lim="800000"/>
         </a:ln>
       </a:lnStyleLst>
       <a:effectStyleLst>
         <a:effectStyle>
+          <a:effectLst/>
+        </a:effectStyle>
+        <a:effectStyle>
+          <a:effectLst/>
+        </a:effectStyle>
+        <a:effectStyle>
           <a:effectLst>
-            <a:outerShdw blurRad="40000" dist="20000" dir="5400000" rotWithShape="0">
+            <a:outerShdw blurRad="57150" dist="19050" dir="5400000" algn="ctr" rotWithShape="0">
               <a:srgbClr val="000000">
-                <a:alpha val="38000"/>
+                <a:alpha val="63000"/>
               </a:srgbClr>
             </a:outerShdw>
           </a:effectLst>
-        </a:effectStyle>
-        <a:effectStyle>
-          <a:effectLst>
-            <a:outerShdw blurRad="40000" dist="23000" dir="5400000" rotWithShape="0">
-              <a:srgbClr val="000000">
-                <a:alpha val="35000"/>
-              </a:srgbClr>
-            </a:outerShdw>
-          </a:effectLst>
-        </a:effectStyle>
-        <a:effectStyle>
-          <a:effectLst>
-            <a:outerShdw blurRad="40000" dist="23000" dir="5400000" rotWithShape="0">
-              <a:srgbClr val="000000">
-                <a:alpha val="35000"/>
-              </a:srgbClr>
-            </a:outerShdw>
-          </a:effectLst>
-          <a:scene3d>
-            <a:camera prst="orthographicFront">
-              <a:rot lat="0" lon="0" rev="0"/>
-            </a:camera>
-            <a:lightRig rig="threePt" dir="t">
-              <a:rot lat="0" lon="0" rev="1200000"/>
-            </a:lightRig>
-          </a:scene3d>
-          <a:sp3d>
-            <a:bevelT w="63500" h="25400"/>
-          </a:sp3d>
         </a:effectStyle>
       </a:effectStyleLst>
       <a:bgFillStyleLst>
         <a:solidFill>
           <a:schemeClr val="phClr"/>
         </a:solidFill>
+        <a:solidFill>
+          <a:schemeClr val="phClr">
+            <a:tint val="95000"/>
+            <a:satMod val="170000"/>
+          </a:schemeClr>
+        </a:solidFill>
         <a:gradFill rotWithShape="1">
           <a:gsLst>
             <a:gs pos="0">
               <a:schemeClr val="phClr">
-                <a:tint val="40000"/>
-                <a:satMod val="350000"/>
+                <a:tint val="93000"/>
+                <a:satMod val="150000"/>
+                <a:shade val="98000"/>
+                <a:lumMod val="102000"/>
               </a:schemeClr>
             </a:gs>
-            <a:gs pos="40000">
+            <a:gs pos="50000">
               <a:schemeClr val="phClr">
-                <a:tint val="45000"/>
-                <a:shade val="99000"/>
-                <a:satMod val="350000"/>
+                <a:tint val="98000"/>
+                <a:satMod val="130000"/>
+                <a:shade val="90000"/>
+                <a:lumMod val="103000"/>
               </a:schemeClr>
             </a:gs>
             <a:gs pos="100000">
               <a:schemeClr val="phClr">
-                <a:shade val="20000"/>
-                <a:satMod val="255000"/>
+                <a:shade val="63000"/>
+                <a:satMod val="120000"/>
               </a:schemeClr>
             </a:gs>
           </a:gsLst>
-          <a:path path="circle">
-            <a:fillToRect l="50000" t="-80000" r="50000" b="180000"/>
-          </a:path>
-        </a:gradFill>
-        <a:gradFill rotWithShape="1">
-          <a:gsLst>
-            <a:gs pos="0">
-              <a:schemeClr val="phClr">
-                <a:tint val="80000"/>
-                <a:satMod val="300000"/>
-              </a:schemeClr>
-            </a:gs>
-            <a:gs pos="100000">
-              <a:schemeClr val="phClr">
-                <a:shade val="30000"/>
-                <a:satMod val="200000"/>
-              </a:schemeClr>
-            </a:gs>
-          </a:gsLst>
-          <a:path path="circle">
-            <a:fillToRect l="50000" t="50000" r="50000" b="50000"/>
-          </a:path>
+          <a:lin ang="5400000" scaled="0"/>
         </a:gradFill>
       </a:bgFillStyleLst>
     </a:fmtScheme>
   </a:themeElements>
-  <a:objectDefaults>
-    <a:spDef>
-      <a:spPr/>
-      <a:bodyPr/>
-      <a:lstStyle/>
-      <a:style>
-        <a:lnRef idx="1">
-          <a:schemeClr val="accent1"/>
-        </a:lnRef>
-        <a:fillRef idx="3">
-          <a:schemeClr val="accent1"/>
-        </a:fillRef>
-        <a:effectRef idx="2">
-          <a:schemeClr val="accent1"/>
-        </a:effectRef>
-        <a:fontRef idx="minor">
-          <a:schemeClr val="lt1"/>
-        </a:fontRef>
-      </a:style>
-    </a:spDef>
-    <a:lnDef>
-      <a:spPr/>
-      <a:bodyPr/>
-      <a:lstStyle/>
-      <a:style>
-        <a:lnRef idx="2">
-          <a:schemeClr val="accent1"/>
-        </a:lnRef>
-        <a:fillRef idx="0">
-          <a:schemeClr val="accent1"/>
-        </a:fillRef>
-        <a:effectRef idx="1">
-          <a:schemeClr val="accent1"/>
-        </a:effectRef>
-        <a:fontRef idx="minor">
-          <a:schemeClr val="tx1"/>
-        </a:fontRef>
-      </a:style>
-    </a:lnDef>
-  </a:objectDefaults>
+  <a:objectDefaults/>
   <a:extraClrSchemeLst/>
+  <a:extLst>
+    <a:ext uri="{05A4C25C-085E-4340-85A3-A5531E510DB2}">
+      <thm15:themeFamily xmlns:thm15="http://schemas.microsoft.com/office/thememl/2012/main" name="Office Theme" id="{2E142A2C-CD16-42D6-873A-C26D2A0506FA}" vid="{1BDDFF52-6CD6-40A5-AB3C-68EB2F1E4D0A}"/>
+    </a:ext>
+  </a:extLst>
 </a:theme>
 </file>
--- a/_tables/tbl-baseline-characteristics.docx
+++ b/_tables/tbl-baseline-characteristics.docx
@@ -8237,7 +8237,7 @@
                 <w:sz w:val="20"/>
                 <w:b w:val="true"/>
               </w:rPr>
-              <w:t xml:space="default">Psychosocial functioning</w:t>
+              <w:t xml:space="default">Psycho-social functioning</w:t>
             </w:r>
           </w:p>
         </w:tc>

--- a/_tables/tbl-baseline-characteristics.docx
+++ b/_tables/tbl-baseline-characteristics.docx
@@ -11236,7 +11236,7 @@
                 <w:rFonts w:ascii="Calibri" w:hAnsi="Calibri"/>
                 <w:sz w:val="20"/>
               </w:rPr>
-              <w:t xml:space="preserve">Mean (Min - Max); n (%)</w:t>
+              <w:t xml:space="default">Mean (Min - Max); n (%)</w:t>
             </w:r>
           </w:p>
         </w:tc>
@@ -11269,7 +11269,7 @@
                 <w:rFonts w:ascii="Calibri" w:hAnsi="Calibri"/>
                 <w:sz w:val="20"/>
               </w:rPr>
-              <w:t xml:space="preserve">data extracted from case files by trained staff (Sample Specifications Questionnaire based on the Court File, SSQ-CF).</w:t>
+              <w:t xml:space="default">data extracted from case files by trained staff (Sample Specifications Questionnaire based on the Court File, SSQ-CF).</w:t>
             </w:r>
           </w:p>
         </w:tc>
@@ -11302,7 +11302,7 @@
                 <w:rFonts w:ascii="Calibri" w:hAnsi="Calibri"/>
                 <w:sz w:val="20"/>
               </w:rPr>
-              <w:t xml:space="preserve">information provided by the participant (Sample Specifications Questionnaire for the Participant, SSQ-P).</w:t>
+              <w:t xml:space="default">information provided by the participant (Sample Specifications Questionnaire for the Participant, SSQ-P).</w:t>
             </w:r>
           </w:p>
         </w:tc>
@@ -11335,7 +11335,7 @@
                 <w:rFonts w:ascii="Calibri" w:hAnsi="Calibri"/>
                 <w:sz w:val="20"/>
               </w:rPr>
-              <w:t xml:space="preserve">assessed with the ICD-11 screener, a self-report measure which items follow the ICD-11 diagnostic criteria for paraphilic disorders.</w:t>
+              <w:t xml:space="default">assessed with the ICD-11 screener, a self-report measure which items follow the ICD-11 diagnostic criteria for paraphilic disorders.</w:t>
             </w:r>
           </w:p>
         </w:tc>
@@ -11368,7 +11368,7 @@
                 <w:rFonts w:ascii="Calibri" w:hAnsi="Calibri"/>
                 <w:sz w:val="20"/>
               </w:rPr>
-              <w:t xml:space="preserve">information provided by supervision officer (SSQ-SO); in the German legal system, probation service refers to supervision and support during a suspended sentence or post-release support after prison, while post-release supervision (Führungsaufsicht) is a court-ordered measure of control and assistance after imprisonment in a high security hospital.</w:t>
+              <w:t xml:space="default">information provided by supervision officer (SSQ-SO); in the German legal system, probation service refers to supervision and support during a suspended sentence or post-release support after prison, while post-release supervision (Führungsaufsicht) is a court-ordered measure of control and assistance after imprisonment in a high security hospital.</w:t>
             </w:r>
           </w:p>
         </w:tc>
@@ -11401,7 +11401,7 @@
                 <w:rFonts w:ascii="Calibri" w:hAnsi="Calibri"/>
                 <w:sz w:val="20"/>
               </w:rPr>
-              <w:t xml:space="preserve">data extracted from case files by trained staff (Sample Specifications Questionnaire based on the Court File, SSQ-CF); since the Static-99 is only defined for hands-on offenders, the reduced Static-99 as mentioned by Seto et al. (2012) was used); all staff member have been trained for the Static-99.</w:t>
+              <w:t xml:space="default">data extracted from case files by trained staff (Sample Specifications Questionnaire based on the Court File, SSQ-CF); since the Static-99 is only defined for hands-on offenders, the reduced Static-99 as mentioned by Seto et al. (2012) was used); all staff member have been trained for the Static-99.</w:t>
             </w:r>
           </w:p>
         </w:tc>
@@ -11434,7 +11434,7 @@
                 <w:rFonts w:ascii="Calibri" w:hAnsi="Calibri"/>
                 <w:sz w:val="20"/>
               </w:rPr>
-              <w:t xml:space="preserve">information provided by supervision officer (Sample Specifications Questionnaire for the SO, SSQ-SO).</w:t>
+              <w:t xml:space="default">information provided by supervision officer (Sample Specifications Questionnaire for the SO, SSQ-SO).</w:t>
             </w:r>
           </w:p>
         </w:tc>
@@ -11467,7 +11467,7 @@
                 <w:rFonts w:ascii="Calibri" w:hAnsi="Calibri"/>
                 <w:sz w:val="20"/>
               </w:rPr>
-              <w:t xml:space="preserve">assessed with the PHQ-D.</w:t>
+              <w:t xml:space="default">assessed with the PHQ-D.</w:t>
             </w:r>
           </w:p>
         </w:tc>
@@ -11501,12 +11501,11 @@
       <w:pPr>
         <w:pStyle w:val="FirstParagraph"/>
       </w:pPr>
+      <w:r>
+        <w:t xml:space="preserve"/>
+      </w:r>
     </w:p>
-    <w:sectPr>
-      <w:footnotePr>
-        <w:numRestart w:val="eachSect"/>
-      </w:footnotePr>
-    </w:sectPr>
+    <w:sectPr/>
   </w:body>
 </w:document>
 </file>
@@ -11537,14 +11536,14 @@
 <file path=word/numbering.xml><?xml version="1.0" encoding="utf-8"?>
 <w:numbering xmlns:w="http://schemas.openxmlformats.org/wordprocessingml/2006/main">
   <w:abstractNum w:abstractNumId="990">
-    <w:nsid w:val="0000A990"/>
+    <w:nsid w:val="A990"/>
     <w:multiLevelType w:val="multilevel"/>
     <w:lvl w:ilvl="0">
       <w:numFmt w:val="bullet"/>
       <w:lvlText w:val=" "/>
       <w:lvlJc w:val="left"/>
       <w:pPr>
-        <w:ind w:left="720" w:hanging="360"/>
+        <w:ind w:left="720" w:hanging="480"/>
       </w:pPr>
     </w:lvl>
     <w:lvl w:ilvl="1">
@@ -11552,7 +11551,7 @@
       <w:lvlText w:val=" "/>
       <w:lvlJc w:val="left"/>
       <w:pPr>
-        <w:ind w:left="1440" w:hanging="360"/>
+        <w:ind w:left="1440" w:hanging="480"/>
       </w:pPr>
     </w:lvl>
     <w:lvl w:ilvl="2">
@@ -11560,7 +11559,7 @@
       <w:lvlText w:val=" "/>
       <w:lvlJc w:val="left"/>
       <w:pPr>
-        <w:ind w:left="2160" w:hanging="360"/>
+        <w:ind w:left="2160" w:hanging="480"/>
       </w:pPr>
     </w:lvl>
     <w:lvl w:ilvl="3">
@@ -11568,7 +11567,7 @@
       <w:lvlText w:val=" "/>
       <w:lvlJc w:val="left"/>
       <w:pPr>
-        <w:ind w:left="2880" w:hanging="360"/>
+        <w:ind w:left="2880" w:hanging="480"/>
       </w:pPr>
     </w:lvl>
     <w:lvl w:ilvl="4">
@@ -11576,7 +11575,7 @@
       <w:lvlText w:val=" "/>
       <w:lvlJc w:val="left"/>
       <w:pPr>
-        <w:ind w:left="3600" w:hanging="360"/>
+        <w:ind w:left="3600" w:hanging="480"/>
       </w:pPr>
     </w:lvl>
     <w:lvl w:ilvl="5">
@@ -11584,7 +11583,7 @@
       <w:lvlText w:val=" "/>
       <w:lvlJc w:val="left"/>
       <w:pPr>
-        <w:ind w:left="4320" w:hanging="360"/>
+        <w:ind w:left="4320" w:hanging="480"/>
       </w:pPr>
     </w:lvl>
     <w:lvl w:ilvl="6">
@@ -11592,7 +11591,7 @@
       <w:lvlText w:val=" "/>
       <w:lvlJc w:val="left"/>
       <w:pPr>
-        <w:ind w:left="5040" w:hanging="360"/>
+        <w:ind w:left="5040" w:hanging="480"/>
       </w:pPr>
     </w:lvl>
     <w:lvl w:ilvl="7">
@@ -11600,7 +11599,7 @@
       <w:lvlText w:val=" "/>
       <w:lvlJc w:val="left"/>
       <w:pPr>
-        <w:ind w:left="5760" w:hanging="360"/>
+        <w:ind w:left="5760" w:hanging="480"/>
       </w:pPr>
     </w:lvl>
     <w:lvl w:ilvl="8">
@@ -11608,7 +11607,7 @@
       <w:lvlText w:val=" "/>
       <w:lvlJc w:val="left"/>
       <w:pPr>
-        <w:ind w:left="6480" w:hanging="360"/>
+        <w:ind w:left="6480" w:hanging="480"/>
       </w:pPr>
     </w:lvl>
   </w:abstractNum>
@@ -11644,10 +11643,10 @@
     <w:name w:val="Body Text"/>
     <w:basedOn w:val="Normal"/>
     <w:link w:val="BodyTextChar"/>
-    <w:qFormat/>
     <w:pPr>
       <w:spacing w:after="180" w:before="180"/>
     </w:pPr>
+    <w:qFormat/>
   </w:style>
   <w:style w:customStyle="1" w:styleId="FirstParagraph" w:type="paragraph">
     <w:name w:val="First Paragraph"/>
@@ -11667,94 +11666,57 @@
     <w:name w:val="Title"/>
     <w:basedOn w:val="Normal"/>
     <w:next w:val="BodyText"/>
-    <w:link w:val="TitleChar"/>
-    <w:uiPriority w:val="10"/>
     <w:qFormat/>
-    <w:rsid w:val="00A10FD9"/>
     <w:pPr>
-      <w:spacing w:after="80" w:line="240" w:lineRule="auto"/>
-      <w:contextualSpacing/>
+      <w:keepNext/>
+      <w:keepLines/>
+      <w:spacing w:after="240" w:before="480"/>
       <w:jc w:val="center"/>
     </w:pPr>
     <w:rPr>
       <w:rFonts w:asciiTheme="majorHAnsi" w:cstheme="majorBidi" w:eastAsiaTheme="majorEastAsia" w:hAnsiTheme="majorHAnsi"/>
-      <w:sz w:val="56"/>
-      <w:szCs w:val="56"/>
-    </w:rPr>
-  </w:style>
-  <w:style w:customStyle="1" w:styleId="TitleChar" w:type="character">
-    <w:name w:val="Title Char"/>
-    <w:basedOn w:val="DefaultParagraphFont"/>
-    <w:link w:val="Title"/>
-    <w:uiPriority w:val="10"/>
-    <w:rsid w:val="00A10FD9"/>
-    <w:rPr>
-      <w:rFonts w:asciiTheme="majorHAnsi" w:cstheme="majorBidi" w:eastAsiaTheme="majorEastAsia" w:hAnsiTheme="majorHAnsi"/>
-      <w:sz w:val="56"/>
-      <w:szCs w:val="56"/>
+      <w:b/>
+      <w:bCs/>
+      <w:color w:themeColor="accent1" w:themeShade="B5" w:val="345A8A"/>
+      <w:sz w:val="36"/>
+      <w:szCs w:val="36"/>
     </w:rPr>
   </w:style>
   <w:style w:styleId="Subtitle" w:type="paragraph">
     <w:name w:val="Subtitle"/>
     <w:basedOn w:val="Title"/>
     <w:next w:val="BodyText"/>
-    <w:link w:val="SubtitleChar"/>
-    <w:uiPriority w:val="11"/>
     <w:qFormat/>
-    <w:rsid w:val="00A10FD9"/>
     <w:pPr>
-      <w:numPr>
-        <w:ilvl w:val="1"/>
-      </w:numPr>
+      <w:keepNext/>
+      <w:keepLines/>
+      <w:spacing w:after="240" w:before="240"/>
+      <w:jc w:val="center"/>
     </w:pPr>
     <w:rPr>
-      <w:rFonts w:cstheme="majorBidi" w:eastAsiaTheme="majorEastAsia"/>
-      <w:spacing w:val="15"/>
-      <w:sz w:val="28"/>
-      <w:szCs w:val="28"/>
-    </w:rPr>
-  </w:style>
-  <w:style w:customStyle="1" w:styleId="SubtitleChar" w:type="character">
-    <w:name w:val="Subtitle Char"/>
-    <w:basedOn w:val="DefaultParagraphFont"/>
-    <w:link w:val="Subtitle"/>
-    <w:uiPriority w:val="11"/>
-    <w:rsid w:val="00A10FD9"/>
-    <w:rPr>
-      <w:rFonts w:cstheme="majorBidi" w:eastAsiaTheme="majorEastAsia"/>
-      <w:color w:themeColor="text1" w:themeTint="A6" w:val="595959"/>
-      <w:spacing w:val="15"/>
-      <w:sz w:val="28"/>
-      <w:szCs w:val="28"/>
+      <w:sz w:val="30"/>
+      <w:szCs w:val="30"/>
     </w:rPr>
   </w:style>
   <w:style w:customStyle="1" w:styleId="Author" w:type="paragraph">
     <w:name w:val="Author"/>
-    <w:basedOn w:val="Title"/>
     <w:next w:val="BodyText"/>
     <w:qFormat/>
     <w:pPr>
       <w:keepNext/>
       <w:keepLines/>
+      <w:jc w:val="center"/>
     </w:pPr>
-    <w:rPr>
-      <w:sz w:val="24"/>
-      <w:szCs w:val="24"/>
-    </w:rPr>
   </w:style>
   <w:style w:styleId="Date" w:type="paragraph">
     <w:name w:val="Date"/>
-    <w:basedOn w:val="Title"/>
     <w:next w:val="BodyText"/>
     <w:qFormat/>
     <w:pPr>
       <w:keepNext/>
       <w:keepLines/>
+      <w:jc w:val="center"/>
     </w:pPr>
-    <w:rPr>
-      <w:sz w:val="24"/>
-      <w:szCs w:val="24"/>
-    </w:rPr>
   </w:style>
   <w:style w:customStyle="1" w:styleId="AbstractTitle" w:type="paragraph">
     <w:name w:val="Abstract Title"/>
@@ -11764,13 +11726,15 @@
     <w:pPr>
       <w:keepNext/>
       <w:keepLines/>
+      <w:jc w:val="center"/>
       <w:spacing w:after="0" w:before="300"/>
-      <w:jc w:val="center"/>
     </w:pPr>
     <w:rPr>
-      <w:b/>
       <w:sz w:val="20"/>
       <w:szCs w:val="20"/>
+      <w:b/>
+      <w:color w:val="345A8A"/>
+      &gt;
     </w:rPr>
   </w:style>
   <w:style w:customStyle="1" w:styleId="Abstract" w:type="paragraph">
@@ -11797,321 +11761,191 @@
     <w:rPr/>
   </w:style>
   <w:style w:styleId="Heading1" w:type="paragraph">
-    <w:name w:val="heading 1"/>
+    <w:name w:val="Heading 1"/>
     <w:basedOn w:val="Normal"/>
     <w:next w:val="BodyText"/>
-    <w:link w:val="Heading1Char"/>
     <w:uiPriority w:val="9"/>
     <w:qFormat/>
-    <w:rsid w:val="00A10FD9"/>
     <w:pPr>
       <w:keepNext/>
       <w:keepLines/>
-      <w:spacing w:after="80" w:before="360"/>
+      <w:spacing w:after="0" w:before="480"/>
       <w:outlineLvl w:val="0"/>
     </w:pPr>
     <w:rPr>
       <w:rFonts w:asciiTheme="majorHAnsi" w:cstheme="majorBidi" w:eastAsiaTheme="majorEastAsia" w:hAnsiTheme="majorHAnsi"/>
-      <w:color w:themeColor="accent1" w:themeShade="BF" w:val="0F4761"/>
-      <w:sz w:val="40"/>
-      <w:szCs w:val="40"/>
+      <w:b/>
+      <w:bCs/>
+      <w:color w:themeColor="accent1" w:val="4F81BD"/>
+      <w:sz w:val="32"/>
+      <w:szCs w:val="32"/>
     </w:rPr>
   </w:style>
   <w:style w:styleId="Heading2" w:type="paragraph">
-    <w:name w:val="heading 2"/>
+    <w:name w:val="Heading 2"/>
     <w:basedOn w:val="Normal"/>
     <w:next w:val="BodyText"/>
-    <w:link w:val="Heading2Char"/>
     <w:uiPriority w:val="9"/>
-    <w:semiHidden/>
     <w:unhideWhenUsed/>
     <w:qFormat/>
-    <w:rsid w:val="00A10FD9"/>
     <w:pPr>
       <w:keepNext/>
       <w:keepLines/>
-      <w:spacing w:after="80" w:before="160"/>
+      <w:spacing w:after="0" w:before="200"/>
       <w:outlineLvl w:val="1"/>
     </w:pPr>
     <w:rPr>
       <w:rFonts w:asciiTheme="majorHAnsi" w:cstheme="majorBidi" w:eastAsiaTheme="majorEastAsia" w:hAnsiTheme="majorHAnsi"/>
-      <w:color w:themeColor="accent1" w:themeShade="BF" w:val="0F4761"/>
-      <w:sz w:val="32"/>
-      <w:szCs w:val="32"/>
-    </w:rPr>
-  </w:style>
-  <w:style w:styleId="Heading3" w:type="paragraph">
-    <w:name w:val="heading 3"/>
-    <w:basedOn w:val="Normal"/>
-    <w:next w:val="BodyText"/>
-    <w:link w:val="Heading3Char"/>
-    <w:uiPriority w:val="9"/>
-    <w:semiHidden/>
-    <w:unhideWhenUsed/>
-    <w:qFormat/>
-    <w:rsid w:val="00A10FD9"/>
-    <w:pPr>
-      <w:keepNext/>
-      <w:keepLines/>
-      <w:spacing w:after="80" w:before="160"/>
-      <w:outlineLvl w:val="2"/>
-    </w:pPr>
-    <w:rPr>
-      <w:rFonts w:cstheme="majorBidi" w:eastAsiaTheme="majorEastAsia"/>
-      <w:color w:themeColor="accent1" w:themeShade="BF" w:val="0F4761"/>
+      <w:b/>
+      <w:bCs/>
+      <w:color w:themeColor="accent1" w:val="4F81BD"/>
       <w:sz w:val="28"/>
       <w:szCs w:val="28"/>
     </w:rPr>
   </w:style>
-  <w:style w:styleId="Heading4" w:type="paragraph">
-    <w:name w:val="heading 4"/>
+  <w:style w:styleId="Heading3" w:type="paragraph">
+    <w:name w:val="Heading 3"/>
     <w:basedOn w:val="Normal"/>
     <w:next w:val="BodyText"/>
-    <w:link w:val="Heading4Char"/>
     <w:uiPriority w:val="9"/>
-    <w:semiHidden/>
     <w:unhideWhenUsed/>
     <w:qFormat/>
-    <w:rsid w:val="00A10FD9"/>
     <w:pPr>
       <w:keepNext/>
       <w:keepLines/>
-      <w:spacing w:after="40" w:before="80"/>
+      <w:spacing w:after="0" w:before="200"/>
+      <w:outlineLvl w:val="2"/>
+    </w:pPr>
+    <w:rPr>
+      <w:rFonts w:asciiTheme="majorHAnsi" w:cstheme="majorBidi" w:eastAsiaTheme="majorEastAsia" w:hAnsiTheme="majorHAnsi"/>
+      <w:b/>
+      <w:bCs/>
+      <w:color w:themeColor="accent1" w:val="4F81BD"/>
+      <w:sz w:val="24"/>
+      <w:szCs w:val="24"/>
+    </w:rPr>
+  </w:style>
+  <w:style w:styleId="Heading4" w:type="paragraph">
+    <w:name w:val="Heading 4"/>
+    <w:basedOn w:val="Normal"/>
+    <w:next w:val="BodyText"/>
+    <w:uiPriority w:val="9"/>
+    <w:unhideWhenUsed/>
+    <w:qFormat/>
+    <w:pPr>
+      <w:keepNext/>
+      <w:keepLines/>
+      <w:spacing w:after="0" w:before="200"/>
       <w:outlineLvl w:val="3"/>
     </w:pPr>
     <w:rPr>
-      <w:rFonts w:cstheme="majorBidi" w:eastAsiaTheme="majorEastAsia"/>
+      <w:rFonts w:asciiTheme="majorHAnsi" w:cstheme="majorBidi" w:eastAsiaTheme="majorEastAsia" w:hAnsiTheme="majorHAnsi"/>
       <w:i/>
-      <w:iCs/>
-      <w:color w:themeColor="accent1" w:themeShade="BF" w:val="0F4761"/>
+      <w:bCs/>
+      <w:color w:themeColor="accent1" w:val="4F81BD"/>
+      <w:sz w:val="24"/>
+      <w:szCs w:val="24"/>
     </w:rPr>
   </w:style>
   <w:style w:styleId="Heading5" w:type="paragraph">
-    <w:name w:val="heading 5"/>
+    <w:name w:val="Heading 5"/>
     <w:basedOn w:val="Normal"/>
     <w:next w:val="BodyText"/>
-    <w:link w:val="Heading5Char"/>
     <w:uiPriority w:val="9"/>
-    <w:semiHidden/>
     <w:unhideWhenUsed/>
     <w:qFormat/>
-    <w:rsid w:val="00A10FD9"/>
     <w:pPr>
       <w:keepNext/>
       <w:keepLines/>
-      <w:spacing w:after="40" w:before="80"/>
+      <w:spacing w:after="0" w:before="200"/>
       <w:outlineLvl w:val="4"/>
     </w:pPr>
     <w:rPr>
-      <w:rFonts w:cstheme="majorBidi" w:eastAsiaTheme="majorEastAsia"/>
-      <w:color w:themeColor="accent1" w:themeShade="BF" w:val="0F4761"/>
+      <w:rFonts w:asciiTheme="majorHAnsi" w:cstheme="majorBidi" w:eastAsiaTheme="majorEastAsia" w:hAnsiTheme="majorHAnsi"/>
+      <w:iCs/>
+      <w:color w:themeColor="accent1" w:val="4F81BD"/>
+      <w:sz w:val="24"/>
+      <w:szCs w:val="24"/>
     </w:rPr>
   </w:style>
   <w:style w:styleId="Heading6" w:type="paragraph">
-    <w:name w:val="heading 6"/>
+    <w:name w:val="Heading 6"/>
     <w:basedOn w:val="Normal"/>
     <w:next w:val="BodyText"/>
-    <w:link w:val="Heading6Char"/>
     <w:uiPriority w:val="9"/>
-    <w:semiHidden/>
     <w:unhideWhenUsed/>
     <w:qFormat/>
-    <w:rsid w:val="00A10FD9"/>
     <w:pPr>
       <w:keepNext/>
       <w:keepLines/>
-      <w:spacing w:after="0" w:before="40"/>
+      <w:spacing w:after="0" w:before="200"/>
       <w:outlineLvl w:val="5"/>
     </w:pPr>
     <w:rPr>
-      <w:rFonts w:cstheme="majorBidi" w:eastAsiaTheme="majorEastAsia"/>
-      <w:i/>
-      <w:iCs/>
-      <w:color w:themeColor="text1" w:themeTint="A6" w:val="595959"/>
+      <w:rFonts w:asciiTheme="majorHAnsi" w:cstheme="majorBidi" w:eastAsiaTheme="majorEastAsia" w:hAnsiTheme="majorHAnsi"/>
+      <w:color w:themeColor="accent1" w:val="4F81BD"/>
+      <w:sz w:val="24"/>
+      <w:szCs w:val="24"/>
     </w:rPr>
   </w:style>
   <w:style w:styleId="Heading7" w:type="paragraph">
-    <w:name w:val="heading 7"/>
+    <w:name w:val="Heading 7"/>
     <w:basedOn w:val="Normal"/>
     <w:next w:val="BodyText"/>
-    <w:link w:val="Heading7Char"/>
     <w:uiPriority w:val="9"/>
-    <w:semiHidden/>
     <w:unhideWhenUsed/>
     <w:qFormat/>
-    <w:rsid w:val="00A10FD9"/>
     <w:pPr>
       <w:keepNext/>
       <w:keepLines/>
-      <w:spacing w:after="0" w:before="40"/>
+      <w:spacing w:after="0" w:before="200"/>
       <w:outlineLvl w:val="6"/>
     </w:pPr>
     <w:rPr>
-      <w:rFonts w:cstheme="majorBidi" w:eastAsiaTheme="majorEastAsia"/>
-      <w:color w:themeColor="text1" w:themeTint="A6" w:val="595959"/>
+      <w:rFonts w:asciiTheme="majorHAnsi" w:cstheme="majorBidi" w:eastAsiaTheme="majorEastAsia" w:hAnsiTheme="majorHAnsi"/>
+      <w:color w:themeColor="accent1" w:val="4F81BD"/>
+      <w:sz w:val="24"/>
+      <w:szCs w:val="24"/>
     </w:rPr>
   </w:style>
   <w:style w:styleId="Heading8" w:type="paragraph">
-    <w:name w:val="heading 8"/>
+    <w:name w:val="Heading 8"/>
     <w:basedOn w:val="Normal"/>
     <w:next w:val="BodyText"/>
-    <w:link w:val="Heading8Char"/>
     <w:uiPriority w:val="9"/>
-    <w:semiHidden/>
     <w:unhideWhenUsed/>
     <w:qFormat/>
-    <w:rsid w:val="00A10FD9"/>
     <w:pPr>
       <w:keepNext/>
       <w:keepLines/>
-      <w:spacing w:after="0"/>
+      <w:spacing w:after="0" w:before="200"/>
       <w:outlineLvl w:val="7"/>
     </w:pPr>
     <w:rPr>
-      <w:rFonts w:cstheme="majorBidi" w:eastAsiaTheme="majorEastAsia"/>
-      <w:i/>
-      <w:iCs/>
-      <w:color w:themeColor="text1" w:themeTint="D8" w:val="272727"/>
+      <w:rFonts w:asciiTheme="majorHAnsi" w:cstheme="majorBidi" w:eastAsiaTheme="majorEastAsia" w:hAnsiTheme="majorHAnsi"/>
+      <w:color w:themeColor="accent1" w:val="4F81BD"/>
+      <w:sz w:val="24"/>
+      <w:szCs w:val="24"/>
     </w:rPr>
   </w:style>
   <w:style w:styleId="Heading9" w:type="paragraph">
-    <w:name w:val="heading 9"/>
+    <w:name w:val="Heading 9"/>
     <w:basedOn w:val="Normal"/>
     <w:next w:val="BodyText"/>
-    <w:link w:val="Heading9Char"/>
     <w:uiPriority w:val="9"/>
-    <w:semiHidden/>
     <w:unhideWhenUsed/>
     <w:qFormat/>
-    <w:rsid w:val="00A10FD9"/>
     <w:pPr>
       <w:keepNext/>
       <w:keepLines/>
-      <w:spacing w:after="0"/>
+      <w:spacing w:after="0" w:before="200"/>
       <w:outlineLvl w:val="8"/>
     </w:pPr>
     <w:rPr>
-      <w:rFonts w:cstheme="majorBidi" w:eastAsiaTheme="majorEastAsia"/>
-      <w:color w:themeColor="text1" w:themeTint="D8" w:val="272727"/>
-    </w:rPr>
-  </w:style>
-  <w:style w:customStyle="1" w:styleId="Heading1Char" w:type="character">
-    <w:name w:val="Heading 1 Char"/>
-    <w:basedOn w:val="DefaultParagraphFont"/>
-    <w:link w:val="Heading1"/>
-    <w:uiPriority w:val="9"/>
-    <w:rsid w:val="00A10FD9"/>
-    <w:rPr>
       <w:rFonts w:asciiTheme="majorHAnsi" w:cstheme="majorBidi" w:eastAsiaTheme="majorEastAsia" w:hAnsiTheme="majorHAnsi"/>
-      <w:color w:themeColor="accent1" w:themeShade="BF" w:val="0F4761"/>
-      <w:sz w:val="40"/>
-      <w:szCs w:val="40"/>
-    </w:rPr>
-  </w:style>
-  <w:style w:customStyle="1" w:styleId="Heading2Char" w:type="character">
-    <w:name w:val="Heading 2 Char"/>
-    <w:basedOn w:val="DefaultParagraphFont"/>
-    <w:link w:val="Heading2"/>
-    <w:uiPriority w:val="9"/>
-    <w:semiHidden/>
-    <w:rsid w:val="00A10FD9"/>
-    <w:rPr>
-      <w:rFonts w:asciiTheme="majorHAnsi" w:cstheme="majorBidi" w:eastAsiaTheme="majorEastAsia" w:hAnsiTheme="majorHAnsi"/>
-      <w:color w:themeColor="accent1" w:themeShade="BF" w:val="0F4761"/>
-      <w:sz w:val="32"/>
-      <w:szCs w:val="32"/>
-    </w:rPr>
-  </w:style>
-  <w:style w:customStyle="1" w:styleId="Heading3Char" w:type="character">
-    <w:name w:val="Heading 3 Char"/>
-    <w:basedOn w:val="DefaultParagraphFont"/>
-    <w:link w:val="Heading3"/>
-    <w:uiPriority w:val="9"/>
-    <w:semiHidden/>
-    <w:rsid w:val="00A10FD9"/>
-    <w:rPr>
-      <w:rFonts w:cstheme="majorBidi" w:eastAsiaTheme="majorEastAsia"/>
-      <w:color w:themeColor="accent1" w:themeShade="BF" w:val="0F4761"/>
-      <w:sz w:val="28"/>
-      <w:szCs w:val="28"/>
-    </w:rPr>
-  </w:style>
-  <w:style w:customStyle="1" w:styleId="Heading4Char" w:type="character">
-    <w:name w:val="Heading 4 Char"/>
-    <w:basedOn w:val="DefaultParagraphFont"/>
-    <w:link w:val="Heading4"/>
-    <w:uiPriority w:val="9"/>
-    <w:semiHidden/>
-    <w:rsid w:val="00A10FD9"/>
-    <w:rPr>
-      <w:rFonts w:cstheme="majorBidi" w:eastAsiaTheme="majorEastAsia"/>
-      <w:i/>
-      <w:iCs/>
-      <w:color w:themeColor="accent1" w:themeShade="BF" w:val="0F4761"/>
-    </w:rPr>
-  </w:style>
-  <w:style w:customStyle="1" w:styleId="Heading5Char" w:type="character">
-    <w:name w:val="Heading 5 Char"/>
-    <w:basedOn w:val="DefaultParagraphFont"/>
-    <w:link w:val="Heading5"/>
-    <w:uiPriority w:val="9"/>
-    <w:semiHidden/>
-    <w:rsid w:val="00A10FD9"/>
-    <w:rPr>
-      <w:rFonts w:cstheme="majorBidi" w:eastAsiaTheme="majorEastAsia"/>
-      <w:color w:themeColor="accent1" w:themeShade="BF" w:val="0F4761"/>
-    </w:rPr>
-  </w:style>
-  <w:style w:customStyle="1" w:styleId="Heading6Char" w:type="character">
-    <w:name w:val="Heading 6 Char"/>
-    <w:basedOn w:val="DefaultParagraphFont"/>
-    <w:link w:val="Heading6"/>
-    <w:uiPriority w:val="9"/>
-    <w:semiHidden/>
-    <w:rsid w:val="00A10FD9"/>
-    <w:rPr>
-      <w:rFonts w:cstheme="majorBidi" w:eastAsiaTheme="majorEastAsia"/>
-      <w:i/>
-      <w:iCs/>
-      <w:color w:themeColor="text1" w:themeTint="A6" w:val="595959"/>
-    </w:rPr>
-  </w:style>
-  <w:style w:customStyle="1" w:styleId="Heading7Char" w:type="character">
-    <w:name w:val="Heading 7 Char"/>
-    <w:basedOn w:val="DefaultParagraphFont"/>
-    <w:link w:val="Heading7"/>
-    <w:uiPriority w:val="9"/>
-    <w:semiHidden/>
-    <w:rsid w:val="00A10FD9"/>
-    <w:rPr>
-      <w:rFonts w:cstheme="majorBidi" w:eastAsiaTheme="majorEastAsia"/>
-      <w:color w:themeColor="text1" w:themeTint="A6" w:val="595959"/>
-    </w:rPr>
-  </w:style>
-  <w:style w:customStyle="1" w:styleId="Heading8Char" w:type="character">
-    <w:name w:val="Heading 8 Char"/>
-    <w:basedOn w:val="DefaultParagraphFont"/>
-    <w:link w:val="Heading8"/>
-    <w:uiPriority w:val="9"/>
-    <w:semiHidden/>
-    <w:rsid w:val="00A10FD9"/>
-    <w:rPr>
-      <w:rFonts w:cstheme="majorBidi" w:eastAsiaTheme="majorEastAsia"/>
-      <w:i/>
-      <w:iCs/>
-      <w:color w:themeColor="text1" w:themeTint="D8" w:val="272727"/>
-    </w:rPr>
-  </w:style>
-  <w:style w:customStyle="1" w:styleId="Heading9Char" w:type="character">
-    <w:name w:val="Heading 9 Char"/>
-    <w:basedOn w:val="DefaultParagraphFont"/>
-    <w:link w:val="Heading9"/>
-    <w:uiPriority w:val="9"/>
-    <w:semiHidden/>
-    <w:rsid w:val="00A10FD9"/>
-    <w:rPr>
-      <w:rFonts w:cstheme="majorBidi" w:eastAsiaTheme="majorEastAsia"/>
-      <w:color w:themeColor="text1" w:themeTint="D8" w:val="272727"/>
+      <w:color w:themeColor="accent1" w:val="4F81BD"/>
+      <w:sz w:val="24"/>
+      <w:szCs w:val="24"/>
     </w:rPr>
   </w:style>
   <w:style w:styleId="BlockText" w:type="paragraph">
@@ -12133,18 +11967,6 @@
     <w:uiPriority w:val="9"/>
     <w:unhideWhenUsed/>
     <w:qFormat/>
-  </w:style>
-  <w:style w:styleId="FootnoteBlockText" w:type="paragraph">
-    <w:name w:val="Footnote Block Text"/>
-    <w:basedOn w:val="FootnoteText"/>
-    <w:next w:val="FootnoteText"/>
-    <w:uiPriority w:val="9"/>
-    <w:unhideWhenUsed/>
-    <w:qFormat/>
-    <w:pPr>
-      <w:spacing w:after="100" w:before="100"/>
-      <w:ind w:firstLine="0" w:left="480" w:right="480"/>
-    </w:pPr>
   </w:style>
   <w:style w:default="1" w:styleId="DefaultParagraphFont" w:type="character">
     <w:name w:val="Default Paragraph Font"/>
@@ -12175,10 +11997,10 @@
         <w:jc w:val="left"/>
       </w:trPr>
       <w:tcPr>
+        <w:vAlign w:val="bottom"/>
         <w:tcBorders>
           <w:bottom w:val="single"/>
         </w:tcBorders>
-        <w:vAlign w:val="bottom"/>
       </w:tcPr>
     </w:tblStylePr>
   </w:style>
@@ -12293,8 +12115,8 @@
     <w:name w:val="KeywordTok"/>
     <w:basedOn w:val="VerbatimChar"/>
     <w:rPr>
+      <w:color w:val="007020"/>
       <w:b/>
-      <w:color w:val="007020"/>
     </w:rPr>
   </w:style>
   <w:style w:type="character" w:customStyle="1" w:styleId="DataTypeTok">
@@ -12371,42 +12193,42 @@
     <w:name w:val="ImportTok"/>
     <w:basedOn w:val="VerbatimChar"/>
     <w:rPr>
+      <w:color w:val="008000"/>
       <w:b/>
-      <w:color w:val="008000"/>
     </w:rPr>
   </w:style>
   <w:style w:type="character" w:customStyle="1" w:styleId="CommentTok">
     <w:name w:val="CommentTok"/>
     <w:basedOn w:val="VerbatimChar"/>
     <w:rPr>
+      <w:color w:val="60a0b0"/>
       <w:i/>
-      <w:color w:val="60a0b0"/>
     </w:rPr>
   </w:style>
   <w:style w:type="character" w:customStyle="1" w:styleId="DocumentationTok">
     <w:name w:val="DocumentationTok"/>
     <w:basedOn w:val="VerbatimChar"/>
     <w:rPr>
+      <w:color w:val="ba2121"/>
       <w:i/>
-      <w:color w:val="ba2121"/>
     </w:rPr>
   </w:style>
   <w:style w:type="character" w:customStyle="1" w:styleId="AnnotationTok">
     <w:name w:val="AnnotationTok"/>
     <w:basedOn w:val="VerbatimChar"/>
     <w:rPr>
+      <w:color w:val="60a0b0"/>
       <w:b/>
       <w:i/>
-      <w:color w:val="60a0b0"/>
     </w:rPr>
   </w:style>
   <w:style w:type="character" w:customStyle="1" w:styleId="CommentVarTok">
     <w:name w:val="CommentVarTok"/>
     <w:basedOn w:val="VerbatimChar"/>
     <w:rPr>
+      <w:color w:val="60a0b0"/>
       <w:b/>
       <w:i/>
-      <w:color w:val="60a0b0"/>
     </w:rPr>
   </w:style>
   <w:style w:type="character" w:customStyle="1" w:styleId="OtherTok">
@@ -12434,8 +12256,8 @@
     <w:name w:val="ControlFlowTok"/>
     <w:basedOn w:val="VerbatimChar"/>
     <w:rPr>
+      <w:color w:val="007020"/>
       <w:b/>
-      <w:color w:val="007020"/>
     </w:rPr>
   </w:style>
   <w:style w:type="character" w:customStyle="1" w:styleId="OperatorTok">
@@ -12480,34 +12302,34 @@
     <w:name w:val="InformationTok"/>
     <w:basedOn w:val="VerbatimChar"/>
     <w:rPr>
+      <w:color w:val="60a0b0"/>
       <w:b/>
       <w:i/>
-      <w:color w:val="60a0b0"/>
     </w:rPr>
   </w:style>
   <w:style w:type="character" w:customStyle="1" w:styleId="WarningTok">
     <w:name w:val="WarningTok"/>
     <w:basedOn w:val="VerbatimChar"/>
     <w:rPr>
+      <w:color w:val="60a0b0"/>
       <w:b/>
       <w:i/>
-      <w:color w:val="60a0b0"/>
     </w:rPr>
   </w:style>
   <w:style w:type="character" w:customStyle="1" w:styleId="AlertTok">
     <w:name w:val="AlertTok"/>
     <w:basedOn w:val="VerbatimChar"/>
     <w:rPr>
+      <w:color w:val="ff0000"/>
       <w:b/>
-      <w:color w:val="ff0000"/>
     </w:rPr>
   </w:style>
   <w:style w:type="character" w:customStyle="1" w:styleId="ErrorTok">
     <w:name w:val="ErrorTok"/>
     <w:basedOn w:val="VerbatimChar"/>
     <w:rPr>
+      <w:color w:val="ff0000"/>
       <w:b/>
-      <w:color w:val="ff0000"/>
     </w:rPr>
   </w:style>
   <w:style w:type="character" w:customStyle="1" w:styleId="NormalTok">
@@ -12529,44 +12351,44 @@
         <a:sysClr val="window" lastClr="FFFFFF"/>
       </a:lt1>
       <a:dk2>
-        <a:srgbClr val="0E2841"/>
+        <a:srgbClr val="1F497D"/>
       </a:dk2>
       <a:lt2>
-        <a:srgbClr val="E8E8E8"/>
+        <a:srgbClr val="EEECE1"/>
       </a:lt2>
       <a:accent1>
-        <a:srgbClr val="156082"/>
+        <a:srgbClr val="4F81BD"/>
       </a:accent1>
       <a:accent2>
-        <a:srgbClr val="E97132"/>
+        <a:srgbClr val="C0504D"/>
       </a:accent2>
       <a:accent3>
-        <a:srgbClr val="196B24"/>
+        <a:srgbClr val="9BBB59"/>
       </a:accent3>
       <a:accent4>
-        <a:srgbClr val="0F9ED5"/>
+        <a:srgbClr val="8064A2"/>
       </a:accent4>
       <a:accent5>
-        <a:srgbClr val="A02B93"/>
+        <a:srgbClr val="4BACC6"/>
       </a:accent5>
       <a:accent6>
-        <a:srgbClr val="4EA72E"/>
+        <a:srgbClr val="F79646"/>
       </a:accent6>
       <a:hlink>
-        <a:srgbClr val="467886"/>
+        <a:srgbClr val="0000FF"/>
       </a:hlink>
       <a:folHlink>
-        <a:srgbClr val="96607D"/>
+        <a:srgbClr val="800080"/>
       </a:folHlink>
     </a:clrScheme>
     <a:fontScheme name="Office">
       <a:majorFont>
-        <a:latin typeface="Aptos Display" panose="02110004020202020204"/>
+        <a:latin typeface="Calibri"/>
         <a:ea typeface=""/>
         <a:cs typeface=""/>
-        <a:font script="Jpan" typeface="游ゴシック Light"/>
+        <a:font script="Jpan" typeface="ＭＳ ゴシック"/>
         <a:font script="Hang" typeface="맑은 고딕"/>
-        <a:font script="Hans" typeface="等线 Light"/>
+        <a:font script="Hans" typeface="宋体"/>
         <a:font script="Hant" typeface="新細明體"/>
         <a:font script="Arab" typeface="Times New Roman"/>
         <a:font script="Hebr" typeface="Times New Roman"/>
@@ -12593,32 +12415,14 @@
         <a:font script="Mong" typeface="Mongolian Baiti"/>
         <a:font script="Viet" typeface="Times New Roman"/>
         <a:font script="Uigh" typeface="Microsoft Uighur"/>
-        <a:font script="Geor" typeface="Sylfaen"/>
-        <a:font script="Armn" typeface="Arial"/>
-        <a:font script="Bugi" typeface="Leelawadee UI"/>
-        <a:font script="Bopo" typeface="Microsoft JhengHei"/>
-        <a:font script="Java" typeface="Javanese Text"/>
-        <a:font script="Lisu" typeface="Segoe UI"/>
-        <a:font script="Mymr" typeface="Myanmar Text"/>
-        <a:font script="Nkoo" typeface="Ebrima"/>
-        <a:font script="Olck" typeface="Nirmala UI"/>
-        <a:font script="Osma" typeface="Ebrima"/>
-        <a:font script="Phag" typeface="Phagspa"/>
-        <a:font script="Syrn" typeface="Estrangelo Edessa"/>
-        <a:font script="Syrj" typeface="Estrangelo Edessa"/>
-        <a:font script="Syre" typeface="Estrangelo Edessa"/>
-        <a:font script="Sora" typeface="Nirmala UI"/>
-        <a:font script="Tale" typeface="Microsoft Tai Le"/>
-        <a:font script="Talu" typeface="Microsoft New Tai Lue"/>
-        <a:font script="Tfng" typeface="Ebrima"/>
       </a:majorFont>
       <a:minorFont>
-        <a:latin typeface="Aptos" panose="02110004020202020204"/>
+        <a:latin typeface="Cambria"/>
         <a:ea typeface=""/>
         <a:cs typeface=""/>
-        <a:font script="Jpan" typeface="游明朝"/>
+        <a:font script="Jpan" typeface="ＭＳ 明朝"/>
         <a:font script="Hang" typeface="맑은 고딕"/>
-        <a:font script="Hans" typeface="等线"/>
+        <a:font script="Hans" typeface="宋体"/>
         <a:font script="Hant" typeface="新細明體"/>
         <a:font script="Arab" typeface="Arial"/>
         <a:font script="Hebr" typeface="Arial"/>
@@ -12645,24 +12449,6 @@
         <a:font script="Mong" typeface="Mongolian Baiti"/>
         <a:font script="Viet" typeface="Arial"/>
         <a:font script="Uigh" typeface="Microsoft Uighur"/>
-        <a:font script="Geor" typeface="Sylfaen"/>
-        <a:font script="Armn" typeface="Arial"/>
-        <a:font script="Bugi" typeface="Leelawadee UI"/>
-        <a:font script="Bopo" typeface="Microsoft JhengHei"/>
-        <a:font script="Java" typeface="Javanese Text"/>
-        <a:font script="Lisu" typeface="Segoe UI"/>
-        <a:font script="Mymr" typeface="Myanmar Text"/>
-        <a:font script="Nkoo" typeface="Ebrima"/>
-        <a:font script="Olck" typeface="Nirmala UI"/>
-        <a:font script="Osma" typeface="Ebrima"/>
-        <a:font script="Phag" typeface="Phagspa"/>
-        <a:font script="Syrn" typeface="Estrangelo Edessa"/>
-        <a:font script="Syrj" typeface="Estrangelo Edessa"/>
-        <a:font script="Syre" typeface="Estrangelo Edessa"/>
-        <a:font script="Sora" typeface="Nirmala UI"/>
-        <a:font script="Tale" typeface="Microsoft Tai Le"/>
-        <a:font script="Talu" typeface="Microsoft New Tai Lue"/>
-        <a:font script="Tfng" typeface="Ebrima"/>
       </a:minorFont>
     </a:fontScheme>
     <a:fmtScheme name="Office">
@@ -12674,141 +12460,200 @@
           <a:gsLst>
             <a:gs pos="0">
               <a:schemeClr val="phClr">
-                <a:lumMod val="110000"/>
-                <a:satMod val="105000"/>
-                <a:tint val="67000"/>
+                <a:tint val="50000"/>
+                <a:satMod val="300000"/>
               </a:schemeClr>
             </a:gs>
-            <a:gs pos="50000">
+            <a:gs pos="35000">
               <a:schemeClr val="phClr">
-                <a:lumMod val="105000"/>
-                <a:satMod val="103000"/>
-                <a:tint val="73000"/>
+                <a:tint val="37000"/>
+                <a:satMod val="300000"/>
               </a:schemeClr>
             </a:gs>
             <a:gs pos="100000">
               <a:schemeClr val="phClr">
-                <a:lumMod val="105000"/>
-                <a:satMod val="109000"/>
-                <a:tint val="81000"/>
+                <a:tint val="15000"/>
+                <a:satMod val="350000"/>
               </a:schemeClr>
             </a:gs>
           </a:gsLst>
-          <a:lin ang="5400000" scaled="0"/>
+          <a:lin ang="16200000" scaled="1"/>
         </a:gradFill>
         <a:gradFill rotWithShape="1">
           <a:gsLst>
             <a:gs pos="0">
               <a:schemeClr val="phClr">
-                <a:satMod val="103000"/>
-                <a:lumMod val="102000"/>
-                <a:tint val="94000"/>
-              </a:schemeClr>
-            </a:gs>
-            <a:gs pos="50000">
-              <a:schemeClr val="phClr">
-                <a:satMod val="110000"/>
-                <a:lumMod val="100000"/>
+                <a:tint val="100000"/>
                 <a:shade val="100000"/>
+                <a:satMod val="130000"/>
               </a:schemeClr>
             </a:gs>
             <a:gs pos="100000">
               <a:schemeClr val="phClr">
-                <a:lumMod val="99000"/>
-                <a:satMod val="120000"/>
-                <a:shade val="78000"/>
+                <a:tint val="50000"/>
+                <a:shade val="100000"/>
+                <a:satMod val="350000"/>
               </a:schemeClr>
             </a:gs>
           </a:gsLst>
-          <a:lin ang="5400000" scaled="0"/>
+          <a:lin ang="16200000" scaled="0"/>
         </a:gradFill>
       </a:fillStyleLst>
       <a:lnStyleLst>
-        <a:ln w="6350" cap="flat" cmpd="sng" algn="ctr">
+        <a:ln w="9525" cap="flat" cmpd="sng" algn="ctr">
+          <a:solidFill>
+            <a:schemeClr val="phClr">
+              <a:shade val="95000"/>
+              <a:satMod val="105000"/>
+            </a:schemeClr>
+          </a:solidFill>
+          <a:prstDash val="solid"/>
+        </a:ln>
+        <a:ln w="25400" cap="flat" cmpd="sng" algn="ctr">
           <a:solidFill>
             <a:schemeClr val="phClr"/>
           </a:solidFill>
           <a:prstDash val="solid"/>
-          <a:miter lim="800000"/>
         </a:ln>
-        <a:ln w="12700" cap="flat" cmpd="sng" algn="ctr">
+        <a:ln w="38100" cap="flat" cmpd="sng" algn="ctr">
           <a:solidFill>
             <a:schemeClr val="phClr"/>
           </a:solidFill>
           <a:prstDash val="solid"/>
-          <a:miter lim="800000"/>
-        </a:ln>
-        <a:ln w="19050" cap="flat" cmpd="sng" algn="ctr">
-          <a:solidFill>
-            <a:schemeClr val="phClr"/>
-          </a:solidFill>
-          <a:prstDash val="solid"/>
-          <a:miter lim="800000"/>
         </a:ln>
       </a:lnStyleLst>
       <a:effectStyleLst>
         <a:effectStyle>
-          <a:effectLst/>
-        </a:effectStyle>
-        <a:effectStyle>
-          <a:effectLst/>
+          <a:effectLst>
+            <a:outerShdw blurRad="40000" dist="20000" dir="5400000" rotWithShape="0">
+              <a:srgbClr val="000000">
+                <a:alpha val="38000"/>
+              </a:srgbClr>
+            </a:outerShdw>
+          </a:effectLst>
         </a:effectStyle>
         <a:effectStyle>
           <a:effectLst>
-            <a:outerShdw blurRad="57150" dist="19050" dir="5400000" algn="ctr" rotWithShape="0">
+            <a:outerShdw blurRad="40000" dist="23000" dir="5400000" rotWithShape="0">
               <a:srgbClr val="000000">
-                <a:alpha val="63000"/>
+                <a:alpha val="35000"/>
               </a:srgbClr>
             </a:outerShdw>
           </a:effectLst>
+        </a:effectStyle>
+        <a:effectStyle>
+          <a:effectLst>
+            <a:outerShdw blurRad="40000" dist="23000" dir="5400000" rotWithShape="0">
+              <a:srgbClr val="000000">
+                <a:alpha val="35000"/>
+              </a:srgbClr>
+            </a:outerShdw>
+          </a:effectLst>
+          <a:scene3d>
+            <a:camera prst="orthographicFront">
+              <a:rot lat="0" lon="0" rev="0"/>
+            </a:camera>
+            <a:lightRig rig="threePt" dir="t">
+              <a:rot lat="0" lon="0" rev="1200000"/>
+            </a:lightRig>
+          </a:scene3d>
+          <a:sp3d>
+            <a:bevelT w="63500" h="25400"/>
+          </a:sp3d>
         </a:effectStyle>
       </a:effectStyleLst>
       <a:bgFillStyleLst>
         <a:solidFill>
           <a:schemeClr val="phClr"/>
         </a:solidFill>
-        <a:solidFill>
-          <a:schemeClr val="phClr">
-            <a:tint val="95000"/>
-            <a:satMod val="170000"/>
-          </a:schemeClr>
-        </a:solidFill>
         <a:gradFill rotWithShape="1">
           <a:gsLst>
             <a:gs pos="0">
               <a:schemeClr val="phClr">
-                <a:tint val="93000"/>
-                <a:satMod val="150000"/>
-                <a:shade val="98000"/>
-                <a:lumMod val="102000"/>
+                <a:tint val="40000"/>
+                <a:satMod val="350000"/>
               </a:schemeClr>
             </a:gs>
-            <a:gs pos="50000">
+            <a:gs pos="40000">
               <a:schemeClr val="phClr">
-                <a:tint val="98000"/>
-                <a:satMod val="130000"/>
-                <a:shade val="90000"/>
-                <a:lumMod val="103000"/>
+                <a:tint val="45000"/>
+                <a:shade val="99000"/>
+                <a:satMod val="350000"/>
               </a:schemeClr>
             </a:gs>
             <a:gs pos="100000">
               <a:schemeClr val="phClr">
-                <a:shade val="63000"/>
-                <a:satMod val="120000"/>
+                <a:shade val="20000"/>
+                <a:satMod val="255000"/>
               </a:schemeClr>
             </a:gs>
           </a:gsLst>
-          <a:lin ang="5400000" scaled="0"/>
+          <a:path path="circle">
+            <a:fillToRect l="50000" t="-80000" r="50000" b="180000"/>
+          </a:path>
+        </a:gradFill>
+        <a:gradFill rotWithShape="1">
+          <a:gsLst>
+            <a:gs pos="0">
+              <a:schemeClr val="phClr">
+                <a:tint val="80000"/>
+                <a:satMod val="300000"/>
+              </a:schemeClr>
+            </a:gs>
+            <a:gs pos="100000">
+              <a:schemeClr val="phClr">
+                <a:shade val="30000"/>
+                <a:satMod val="200000"/>
+              </a:schemeClr>
+            </a:gs>
+          </a:gsLst>
+          <a:path path="circle">
+            <a:fillToRect l="50000" t="50000" r="50000" b="50000"/>
+          </a:path>
         </a:gradFill>
       </a:bgFillStyleLst>
     </a:fmtScheme>
   </a:themeElements>
-  <a:objectDefaults/>
+  <a:objectDefaults>
+    <a:spDef>
+      <a:spPr/>
+      <a:bodyPr/>
+      <a:lstStyle/>
+      <a:style>
+        <a:lnRef idx="1">
+          <a:schemeClr val="accent1"/>
+        </a:lnRef>
+        <a:fillRef idx="3">
+          <a:schemeClr val="accent1"/>
+        </a:fillRef>
+        <a:effectRef idx="2">
+          <a:schemeClr val="accent1"/>
+        </a:effectRef>
+        <a:fontRef idx="minor">
+          <a:schemeClr val="lt1"/>
+        </a:fontRef>
+      </a:style>
+    </a:spDef>
+    <a:lnDef>
+      <a:spPr/>
+      <a:bodyPr/>
+      <a:lstStyle/>
+      <a:style>
+        <a:lnRef idx="2">
+          <a:schemeClr val="accent1"/>
+        </a:lnRef>
+        <a:fillRef idx="0">
+          <a:schemeClr val="accent1"/>
+        </a:fillRef>
+        <a:effectRef idx="1">
+          <a:schemeClr val="accent1"/>
+        </a:effectRef>
+        <a:fontRef idx="minor">
+          <a:schemeClr val="tx1"/>
+        </a:fontRef>
+      </a:style>
+    </a:lnDef>
+  </a:objectDefaults>
   <a:extraClrSchemeLst/>
-  <a:extLst>
-    <a:ext uri="{05A4C25C-085E-4340-85A3-A5531E510DB2}">
-      <thm15:themeFamily xmlns:thm15="http://schemas.microsoft.com/office/thememl/2012/main" name="Office Theme" id="{2E142A2C-CD16-42D6-873A-C26D2A0506FA}" vid="{1BDDFF52-6CD6-40A5-AB3C-68EB2F1E4D0A}"/>
-    </a:ext>
-  </a:extLst>
 </a:theme>
 </file>